--- a/public/templates/warehouse_contract.docx
+++ b/public/templates/warehouse_contract.docx
@@ -18,46 +18,36 @@
           <w:color w:val="000000"/>
           <w:sz w:val="24"/>
           <w:szCs w:val="24"/>
+        </w:rPr>
+      </w:pPr>
+      <w:r>
+        <w:rPr>
+          <w:rFonts w:ascii="Times New Roman" w:eastAsia="Times New Roman" w:hAnsi="Times New Roman" w:cs="Times New Roman"/>
+          <w:b/>
+          <w:color w:val="000000"/>
+          <w:sz w:val="24"/>
+          <w:szCs w:val="24"/>
+        </w:rPr>
+        <w:t xml:space="preserve">ДОГОВОР </w:t>
+      </w:r>
+      <w:r>
+        <w:rPr>
+          <w:rFonts w:ascii="Times New Roman" w:eastAsia="Times New Roman" w:hAnsi="Times New Roman" w:cs="Times New Roman"/>
+          <w:color w:val="000000"/>
+          <w:sz w:val="24"/>
+          <w:szCs w:val="24"/>
+        </w:rPr>
+        <w:t>{</w:t>
+      </w:r>
+      <w:proofErr w:type="spellStart"/>
+      <w:r>
+        <w:rPr>
+          <w:rFonts w:ascii="Times New Roman" w:eastAsia="Times New Roman" w:hAnsi="Times New Roman" w:cs="Times New Roman"/>
+          <w:color w:val="000000"/>
+          <w:sz w:val="24"/>
+          <w:szCs w:val="24"/>
           <w:lang w:val="en-US"/>
         </w:rPr>
-      </w:pPr>
-      <w:r>
-        <w:rPr>
-          <w:rFonts w:ascii="Times New Roman" w:eastAsia="Times New Roman" w:hAnsi="Times New Roman" w:cs="Times New Roman"/>
-          <w:b/>
-          <w:color w:val="000000"/>
-          <w:sz w:val="24"/>
-          <w:szCs w:val="24"/>
-        </w:rPr>
-        <w:t xml:space="preserve">ДОГОВОР </w:t>
-      </w:r>
-      <w:r>
-        <w:rPr>
-          <w:rFonts w:ascii="Times New Roman" w:eastAsia="Times New Roman" w:hAnsi="Times New Roman" w:cs="Times New Roman"/>
-          <w:color w:val="000000"/>
-          <w:sz w:val="24"/>
-          <w:szCs w:val="24"/>
-        </w:rPr>
-        <w:t>№</w:t>
-      </w:r>
-      <w:r>
-        <w:rPr>
-          <w:rFonts w:ascii="Times New Roman" w:eastAsia="Times New Roman" w:hAnsi="Times New Roman" w:cs="Times New Roman"/>
-          <w:color w:val="000000"/>
-          <w:sz w:val="24"/>
-          <w:szCs w:val="24"/>
-        </w:rPr>
-        <w:t>{</w:t>
-      </w:r>
-      <w:proofErr w:type="spellStart"/>
-      <w:r>
-        <w:rPr>
-          <w:rFonts w:ascii="Times New Roman" w:eastAsia="Times New Roman" w:hAnsi="Times New Roman" w:cs="Times New Roman"/>
-          <w:color w:val="000000"/>
-          <w:sz w:val="24"/>
-          <w:szCs w:val="24"/>
-          <w:lang w:val="en-US"/>
-        </w:rPr>
         <w:t>contractNumberOnly</w:t>
       </w:r>
       <w:proofErr w:type="spellEnd"/>
@@ -67,7 +57,6 @@
           <w:color w:val="000000"/>
           <w:sz w:val="24"/>
           <w:szCs w:val="24"/>
-          <w:lang w:val="en-US"/>
         </w:rPr>
         <w:t>}</w:t>
       </w:r>
@@ -144,7 +133,17 @@
           <w:szCs w:val="24"/>
         </w:rPr>
         <w:tab/>
-        <w:t xml:space="preserve">                                                                            </w:t>
+        <w:t xml:space="preserve">                                                                         </w:t>
+      </w:r>
+      <w:proofErr w:type="gramStart"/>
+      <w:r>
+        <w:rPr>
+          <w:rFonts w:ascii="Times New Roman" w:eastAsia="Times New Roman" w:hAnsi="Times New Roman" w:cs="Times New Roman"/>
+          <w:color w:val="000000"/>
+          <w:sz w:val="24"/>
+          <w:szCs w:val="24"/>
+        </w:rPr>
+        <w:t xml:space="preserve">   </w:t>
       </w:r>
       <w:r>
         <w:rPr>
@@ -156,6 +155,7 @@
         <w:t>{</w:t>
       </w:r>
       <w:proofErr w:type="spellStart"/>
+      <w:proofErr w:type="gramEnd"/>
       <w:r>
         <w:rPr>
           <w:rFonts w:ascii="Times New Roman" w:eastAsia="Times New Roman" w:hAnsi="Times New Roman" w:cs="Times New Roman"/>
@@ -1359,7 +1359,27 @@
           <w:szCs w:val="24"/>
         </w:rPr>
         <w:tab/>
-        <w:t>Возврат Имущества третьим лицам, производится Исполнителем по распоряжению Клиента, которое оформляется в согласованной Сторонами форме, позволяющей Исполнителю идентифицировать Имущество в соответствии с номенклатурой Клиента и сопровождается подписанием «Акта о выдаче ТМЦ на сторону, по распоряжению Клиента»</w:t>
+        <w:t xml:space="preserve">Возврат Имущества третьим лицам, производится Исполнителем по распоряжению Клиента, которое оформляется в согласованной Сторонами форме, позволяющей Исполнителю идентифицировать Имущество в соответствии с номенклатурой </w:t>
+      </w:r>
+      <w:proofErr w:type="gramStart"/>
+      <w:r>
+        <w:rPr>
+          <w:rFonts w:ascii="Times New Roman" w:eastAsia="Times New Roman" w:hAnsi="Times New Roman" w:cs="Times New Roman"/>
+          <w:color w:val="000000"/>
+          <w:sz w:val="24"/>
+          <w:szCs w:val="24"/>
+        </w:rPr>
+        <w:t>Клиента</w:t>
+      </w:r>
+      <w:proofErr w:type="gramEnd"/>
+      <w:r>
+        <w:rPr>
+          <w:rFonts w:ascii="Times New Roman" w:eastAsia="Times New Roman" w:hAnsi="Times New Roman" w:cs="Times New Roman"/>
+          <w:color w:val="000000"/>
+          <w:sz w:val="24"/>
+          <w:szCs w:val="24"/>
+        </w:rPr>
+        <w:t xml:space="preserve"> и сопровождается подписанием «Акта о выдаче ТМЦ на сторону, по распоряжению Клиента»</w:t>
       </w:r>
     </w:p>
     <w:p>
@@ -2205,7 +2225,27 @@
           <w:sz w:val="24"/>
           <w:szCs w:val="24"/>
         </w:rPr>
-        <w:t>7.1. Стороны будут стремиться к тому, чтобы уладить возникший спор, разногласие или претензию, вытекающие из Договора или в связи с его исполнением, путем переговоров. Соблюдение претензионного порядка обязательно. Сторона, получившая претензию, обязана дать ответ по существу заявленного требования в течение 15 (пятнадцати) календарных дней с момента ее получения.</w:t>
+        <w:t xml:space="preserve">7.1. Стороны будут стремиться к тому, чтобы уладить возникший спор, разногласие или претензию, вытекающие из Договора или в связи с его исполнением, путем переговоров. Соблюдение претензионного порядка обязательно. Сторона, получившая претензию, обязана дать </w:t>
+      </w:r>
+      <w:proofErr w:type="gramStart"/>
+      <w:r>
+        <w:rPr>
+          <w:rFonts w:ascii="Times New Roman" w:eastAsia="Times New Roman" w:hAnsi="Times New Roman" w:cs="Times New Roman"/>
+          <w:color w:val="000000"/>
+          <w:sz w:val="24"/>
+          <w:szCs w:val="24"/>
+        </w:rPr>
+        <w:t>ответ по существу</w:t>
+      </w:r>
+      <w:proofErr w:type="gramEnd"/>
+      <w:r>
+        <w:rPr>
+          <w:rFonts w:ascii="Times New Roman" w:eastAsia="Times New Roman" w:hAnsi="Times New Roman" w:cs="Times New Roman"/>
+          <w:color w:val="000000"/>
+          <w:sz w:val="24"/>
+          <w:szCs w:val="24"/>
+        </w:rPr>
+        <w:t xml:space="preserve"> заявленного требования в течение 15 (пятнадцати) календарных дней с момента ее получения.</w:t>
       </w:r>
     </w:p>
     <w:p>
@@ -2310,6 +2350,7 @@
         <w:t xml:space="preserve">Настоящий Договор может быть расторгнут по требованию любой из Сторон в одностороннем порядке в случаях, установленных применимым </w:t>
       </w:r>
       <w:proofErr w:type="spellStart"/>
+      <w:proofErr w:type="gramStart"/>
       <w:r>
         <w:rPr>
           <w:rFonts w:ascii="Times New Roman" w:eastAsia="Times New Roman" w:hAnsi="Times New Roman" w:cs="Times New Roman"/>
@@ -2320,6 +2361,7 @@
         <w:t>правом,либо</w:t>
       </w:r>
       <w:proofErr w:type="spellEnd"/>
+      <w:proofErr w:type="gramEnd"/>
       <w:r>
         <w:rPr>
           <w:rFonts w:ascii="Times New Roman" w:eastAsia="Times New Roman" w:hAnsi="Times New Roman" w:cs="Times New Roman"/>
@@ -2576,6 +2618,7 @@
                 <w:sz w:val="22"/>
                 <w:szCs w:val="22"/>
                 <w:u w:val="single"/>
+                <w:lang w:val="en-US"/>
               </w:rPr>
             </w:pPr>
             <w:r>
@@ -2597,6 +2640,7 @@
                 <w:sz w:val="22"/>
                 <w:szCs w:val="22"/>
                 <w:u w:val="single"/>
+                <w:lang w:val="en-US"/>
               </w:rPr>
               <w:t>:</w:t>
             </w:r>
@@ -4668,7 +4712,17 @@
                 <w:szCs w:val="24"/>
                 <w:lang w:val="en-US"/>
               </w:rPr>
-              <w:t xml:space="preserve">_______________ </w:t>
+              <w:t>_______________</w:t>
+            </w:r>
+            <w:proofErr w:type="gramStart"/>
+            <w:r>
+              <w:rPr>
+                <w:rFonts w:ascii="Times New Roman" w:hAnsi="Times New Roman" w:cs="Times New Roman"/>
+                <w:sz w:val="24"/>
+                <w:szCs w:val="24"/>
+                <w:lang w:val="en-US"/>
+              </w:rPr>
+              <w:t xml:space="preserve"> </w:t>
             </w:r>
             <w:r>
               <w:rPr>
@@ -4698,6 +4752,7 @@
               <w:t>{</w:t>
             </w:r>
             <w:proofErr w:type="spellStart"/>
+            <w:proofErr w:type="gramEnd"/>
             <w:r>
               <w:rPr>
                 <w:rFonts w:ascii="Times New Roman" w:hAnsi="Times New Roman" w:cs="Times New Roman"/>
@@ -5051,7 +5106,7 @@
         <w:kern w:val="2"/>
         <w:sz w:val="24"/>
         <w:szCs w:val="24"/>
-        <w:lang w:eastAsia="en-US" w:bidi="ar-SA"/>
+        <w:lang w:val="ru-RU" w:eastAsia="en-US" w:bidi="ar-SA"/>
         <w14:ligatures w14:val="standardContextual"/>
       </w:rPr>
     </w:rPrDefault>
@@ -5450,7 +5505,7 @@
       <w:kern w:val="0"/>
       <w:sz w:val="20"/>
       <w:szCs w:val="20"/>
-      <w:lang w:val="ru-RU" w:eastAsia="ru-RU"/>
+      <w:lang w:eastAsia="ru-RU"/>
       <w14:ligatures w14:val="none"/>
     </w:rPr>
   </w:style>
@@ -5654,6 +5709,7 @@
   <w:style w:type="character" w:default="1" w:styleId="a0">
     <w:name w:val="Default Paragraph Font"/>
     <w:uiPriority w:val="1"/>
+    <w:semiHidden/>
     <w:unhideWhenUsed/>
   </w:style>
   <w:style w:type="table" w:default="1" w:styleId="a1">
@@ -5979,7 +6035,6 @@
       <w:kern w:val="0"/>
       <w:sz w:val="22"/>
       <w:szCs w:val="22"/>
-      <w:lang w:val="ru-RU"/>
       <w14:ligatures w14:val="none"/>
     </w:rPr>
   </w:style>

--- a/public/templates/warehouse_contract.docx
+++ b/public/templates/warehouse_contract.docx
@@ -39,7 +39,6 @@
         </w:rPr>
         <w:t>{</w:t>
       </w:r>
-      <w:proofErr w:type="spellStart"/>
       <w:r>
         <w:rPr>
           <w:rFonts w:ascii="Times New Roman" w:eastAsia="Times New Roman" w:hAnsi="Times New Roman" w:cs="Times New Roman"/>
@@ -50,7 +49,6 @@
         </w:rPr>
         <w:t>contractNumberOnly</w:t>
       </w:r>
-      <w:proofErr w:type="spellEnd"/>
       <w:r>
         <w:rPr>
           <w:rFonts w:ascii="Times New Roman" w:eastAsia="Times New Roman" w:hAnsi="Times New Roman" w:cs="Times New Roman"/>
@@ -89,6 +87,100 @@
         <w:t>на оказание складских услуг (кросс-докинг)</w:t>
       </w:r>
     </w:p>
+    <w:tbl>
+      <w:tblPr>
+        <w:tblStyle w:val="ae"/>
+        <w:tblW w:w="0" w:type="auto"/>
+        <w:tblBorders>
+          <w:top w:val="none" w:sz="0" w:space="0" w:color="auto"/>
+          <w:left w:val="none" w:sz="0" w:space="0" w:color="auto"/>
+          <w:bottom w:val="none" w:sz="0" w:space="0" w:color="auto"/>
+          <w:right w:val="none" w:sz="0" w:space="0" w:color="auto"/>
+          <w:insideH w:val="none" w:sz="0" w:space="0" w:color="auto"/>
+          <w:insideV w:val="none" w:sz="0" w:space="0" w:color="auto"/>
+        </w:tblBorders>
+        <w:tblLook w:val="04A0" w:firstRow="1" w:lastRow="0" w:firstColumn="1" w:lastColumn="0" w:noHBand="0" w:noVBand="1"/>
+      </w:tblPr>
+      <w:tblGrid>
+        <w:gridCol w:w="4508"/>
+        <w:gridCol w:w="4508"/>
+      </w:tblGrid>
+      <w:tr>
+        <w:tc>
+          <w:tcPr>
+            <w:tcW w:w="4508" w:type="dxa"/>
+          </w:tcPr>
+          <w:p>
+            <w:pPr>
+              <w:spacing w:after="240" w:line="276" w:lineRule="auto"/>
+              <w:jc w:val="both"/>
+              <w:rPr>
+                <w:rFonts w:ascii="Times New Roman" w:eastAsia="Times New Roman" w:hAnsi="Times New Roman" w:cs="Times New Roman"/>
+                <w:color w:val="000000"/>
+                <w:sz w:val="24"/>
+                <w:szCs w:val="24"/>
+                <w:lang w:val="kk-KZ"/>
+              </w:rPr>
+            </w:pPr>
+            <w:r>
+              <w:rPr>
+                <w:rFonts w:ascii="Times New Roman" w:eastAsia="Times New Roman" w:hAnsi="Times New Roman" w:cs="Times New Roman"/>
+                <w:color w:val="000000"/>
+                <w:sz w:val="24"/>
+                <w:szCs w:val="24"/>
+                <w:lang w:val="kk-KZ"/>
+              </w:rPr>
+              <w:t xml:space="preserve">г. Алматы </w:t>
+            </w:r>
+          </w:p>
+        </w:tc>
+        <w:tc>
+          <w:tcPr>
+            <w:tcW w:w="4508" w:type="dxa"/>
+          </w:tcPr>
+          <w:p>
+            <w:pPr>
+              <w:spacing w:after="240" w:line="276" w:lineRule="auto"/>
+              <w:jc w:val="right"/>
+              <w:rPr>
+                <w:rFonts w:ascii="Times New Roman" w:eastAsia="Times New Roman" w:hAnsi="Times New Roman" w:cs="Times New Roman"/>
+                <w:color w:val="000000"/>
+                <w:sz w:val="24"/>
+                <w:szCs w:val="24"/>
+              </w:rPr>
+            </w:pPr>
+            <w:r>
+              <w:rPr>
+                <w:rFonts w:ascii="Times New Roman" w:eastAsia="Times New Roman" w:hAnsi="Times New Roman" w:cs="Times New Roman"/>
+                <w:color w:val="000000"/>
+                <w:sz w:val="24"/>
+                <w:szCs w:val="24"/>
+              </w:rPr>
+              <w:t>{</w:t>
+            </w:r>
+            <w:r>
+              <w:rPr>
+                <w:rFonts w:ascii="Times New Roman" w:eastAsia="Times New Roman" w:hAnsi="Times New Roman" w:cs="Times New Roman"/>
+                <w:color w:val="000000"/>
+                <w:sz w:val="24"/>
+                <w:szCs w:val="24"/>
+                <w:lang w:val="en-US"/>
+              </w:rPr>
+              <w:t>contractDateQuotes</w:t>
+            </w:r>
+            <w:r>
+              <w:rPr>
+                <w:rFonts w:ascii="Times New Roman" w:eastAsia="Times New Roman" w:hAnsi="Times New Roman" w:cs="Times New Roman"/>
+                <w:color w:val="000000"/>
+                <w:sz w:val="24"/>
+                <w:szCs w:val="24"/>
+              </w:rPr>
+              <w:t>}</w:t>
+            </w:r>
+          </w:p>
+        </w:tc>
+      </w:tr>
+    </w:tbl>
     <w:p>
       <w:pPr>
         <w:pBdr>
@@ -107,80 +199,15 @@
           <w:szCs w:val="24"/>
         </w:rPr>
       </w:pPr>
-      <w:r>
-        <w:rPr>
-          <w:rFonts w:ascii="Times New Roman" w:eastAsia="Times New Roman" w:hAnsi="Times New Roman" w:cs="Times New Roman"/>
-          <w:color w:val="000000"/>
-          <w:sz w:val="24"/>
-          <w:szCs w:val="24"/>
-        </w:rPr>
-        <w:t>г. Алматы</w:t>
-      </w:r>
-      <w:r>
-        <w:rPr>
-          <w:rFonts w:ascii="Times New Roman" w:eastAsia="Times New Roman" w:hAnsi="Times New Roman" w:cs="Times New Roman"/>
-          <w:color w:val="000000"/>
-          <w:sz w:val="24"/>
-          <w:szCs w:val="24"/>
-        </w:rPr>
-        <w:tab/>
-      </w:r>
-      <w:r>
-        <w:rPr>
-          <w:rFonts w:ascii="Times New Roman" w:eastAsia="Times New Roman" w:hAnsi="Times New Roman" w:cs="Times New Roman"/>
-          <w:color w:val="000000"/>
-          <w:sz w:val="24"/>
-          <w:szCs w:val="24"/>
-        </w:rPr>
-        <w:tab/>
-        <w:t xml:space="preserve">                                                                         </w:t>
-      </w:r>
-      <w:proofErr w:type="gramStart"/>
-      <w:r>
-        <w:rPr>
-          <w:rFonts w:ascii="Times New Roman" w:eastAsia="Times New Roman" w:hAnsi="Times New Roman" w:cs="Times New Roman"/>
-          <w:color w:val="000000"/>
-          <w:sz w:val="24"/>
-          <w:szCs w:val="24"/>
-        </w:rPr>
-        <w:t xml:space="preserve">   </w:t>
-      </w:r>
-      <w:r>
-        <w:rPr>
-          <w:rFonts w:ascii="Times New Roman" w:eastAsia="Times New Roman" w:hAnsi="Times New Roman" w:cs="Times New Roman"/>
-          <w:color w:val="000000"/>
-          <w:sz w:val="24"/>
-          <w:szCs w:val="24"/>
-        </w:rPr>
-        <w:t>{</w:t>
-      </w:r>
-      <w:proofErr w:type="spellStart"/>
-      <w:proofErr w:type="gramEnd"/>
-      <w:r>
-        <w:rPr>
-          <w:rFonts w:ascii="Times New Roman" w:eastAsia="Times New Roman" w:hAnsi="Times New Roman" w:cs="Times New Roman"/>
-          <w:color w:val="000000"/>
-          <w:sz w:val="24"/>
-          <w:szCs w:val="24"/>
-          <w:lang w:val="en-US"/>
-        </w:rPr>
-        <w:t>contractDateQuotes</w:t>
-      </w:r>
-      <w:proofErr w:type="spellEnd"/>
-      <w:r>
-        <w:rPr>
-          <w:rFonts w:ascii="Times New Roman" w:eastAsia="Times New Roman" w:hAnsi="Times New Roman" w:cs="Times New Roman"/>
-          <w:color w:val="000000"/>
-          <w:sz w:val="24"/>
-          <w:szCs w:val="24"/>
-        </w:rPr>
-        <w:t>}</w:t>
-      </w:r>
-    </w:p>
-    <w:p>
-      <w:pPr>
-        <w:rPr>
-          <w:rFonts w:ascii="Times New Roman" w:hAnsi="Times New Roman" w:cs="Times New Roman"/>
+    </w:p>
+    <w:p>
+      <w:pPr>
+        <w:spacing w:before="240" w:after="240" w:line="276" w:lineRule="auto"/>
+        <w:jc w:val="both"/>
+        <w:rPr>
+          <w:rFonts w:ascii="Times New Roman" w:hAnsi="Times New Roman" w:cs="Times New Roman"/>
+          <w:sz w:val="24"/>
+          <w:szCs w:val="24"/>
         </w:rPr>
       </w:pPr>
       <w:r>
@@ -346,16 +373,7 @@
           <w:sz w:val="24"/>
           <w:szCs w:val="24"/>
         </w:rPr>
-        <w:t>}</w:t>
-      </w:r>
-      <w:r>
-        <w:rPr>
-          <w:rFonts w:ascii="Times New Roman" w:hAnsi="Times New Roman" w:cs="Times New Roman"/>
-          <w:bCs/>
-          <w:sz w:val="24"/>
-          <w:szCs w:val="24"/>
-        </w:rPr>
-        <w:t>,</w:t>
+        <w:t>},</w:t>
       </w:r>
       <w:r>
         <w:rPr>
@@ -717,22 +735,7 @@
           <w:rFonts w:ascii="Times New Roman" w:hAnsi="Times New Roman" w:cs="Times New Roman"/>
           <w:sz w:val="24"/>
         </w:rPr>
-        <w:t xml:space="preserve">ачи, по форме согласно </w:t>
-      </w:r>
-      <w:r>
-        <w:rPr>
-          <w:rFonts w:ascii="Times New Roman" w:hAnsi="Times New Roman" w:cs="Times New Roman"/>
-          <w:sz w:val="24"/>
-          <w:highlight w:val="red"/>
-        </w:rPr>
-        <w:t>Приложения №2</w:t>
-      </w:r>
-      <w:r>
-        <w:rPr>
-          <w:rFonts w:ascii="Times New Roman" w:hAnsi="Times New Roman" w:cs="Times New Roman"/>
-          <w:sz w:val="24"/>
-        </w:rPr>
-        <w:t>, настоящего Договора, заключаемом между Исполнителем и Клиентом. При этом Исполнитель</w:t>
+        <w:t>ачи, по форме согласно Приложения №2, настоящего Договора, заключаемом между Исполнителем и Клиентом. При этом Исполнитель</w:t>
       </w:r>
       <w:r>
         <w:rPr>
@@ -1106,6 +1109,7 @@
           <w:sz w:val="24"/>
           <w:szCs w:val="24"/>
         </w:rPr>
+        <w:lastRenderedPageBreak/>
         <w:t>2.1.5</w:t>
       </w:r>
       <w:r>
@@ -1139,41 +1143,16 @@
           <w:rFonts w:ascii="Times New Roman" w:hAnsi="Times New Roman" w:cs="Times New Roman"/>
           <w:sz w:val="24"/>
         </w:rPr>
-        <w:t xml:space="preserve">по форме согласно </w:t>
-      </w:r>
-      <w:r>
-        <w:rPr>
-          <w:rFonts w:ascii="Times New Roman" w:hAnsi="Times New Roman" w:cs="Times New Roman"/>
-          <w:sz w:val="24"/>
-          <w:highlight w:val="red"/>
-        </w:rPr>
-        <w:t>Приложения №1</w:t>
-      </w:r>
-      <w:r>
-        <w:rPr>
-          <w:rFonts w:ascii="Times New Roman" w:hAnsi="Times New Roman" w:cs="Times New Roman"/>
-          <w:sz w:val="24"/>
-        </w:rPr>
-        <w:t>, настоящего Договора</w:t>
-      </w:r>
-      <w:r>
-        <w:rPr>
-          <w:rFonts w:ascii="Times New Roman" w:eastAsia="Times New Roman" w:hAnsi="Times New Roman" w:cs="Times New Roman"/>
-          <w:color w:val="000000"/>
-          <w:sz w:val="24"/>
-          <w:szCs w:val="24"/>
-        </w:rPr>
-        <w:t xml:space="preserve"> </w:t>
-      </w:r>
-      <w:r>
-        <w:rPr>
-          <w:rFonts w:ascii="Times New Roman" w:eastAsia="Times New Roman" w:hAnsi="Times New Roman" w:cs="Times New Roman"/>
-          <w:color w:val="000000"/>
-          <w:sz w:val="24"/>
-          <w:szCs w:val="24"/>
-        </w:rPr>
-        <w:lastRenderedPageBreak/>
-        <w:t>высланной на электронную почту</w:t>
+        <w:t>по форме согласно Приложения №1, настоящего Договора</w:t>
+      </w:r>
+      <w:r>
+        <w:rPr>
+          <w:rFonts w:ascii="Times New Roman" w:eastAsia="Times New Roman" w:hAnsi="Times New Roman" w:cs="Times New Roman"/>
+          <w:color w:val="000000"/>
+          <w:sz w:val="24"/>
+          <w:szCs w:val="24"/>
+        </w:rPr>
+        <w:t xml:space="preserve"> высланной на электронную почту</w:t>
       </w:r>
       <w:r>
         <w:rPr>
@@ -1297,22 +1276,7 @@
           <w:rFonts w:ascii="Times New Roman" w:hAnsi="Times New Roman" w:cs="Times New Roman"/>
           <w:sz w:val="24"/>
         </w:rPr>
-        <w:t xml:space="preserve">по форме согласно </w:t>
-      </w:r>
-      <w:r>
-        <w:rPr>
-          <w:rFonts w:ascii="Times New Roman" w:hAnsi="Times New Roman" w:cs="Times New Roman"/>
-          <w:sz w:val="24"/>
-          <w:highlight w:val="red"/>
-        </w:rPr>
-        <w:t>Приложения №</w:t>
-      </w:r>
-      <w:r>
-        <w:rPr>
-          <w:rFonts w:ascii="Times New Roman" w:hAnsi="Times New Roman" w:cs="Times New Roman"/>
-          <w:sz w:val="24"/>
-        </w:rPr>
-        <w:t>3, настоящего Договора</w:t>
+        <w:t>по форме согласно Приложения №3, настоящего Договора</w:t>
       </w:r>
       <w:r>
         <w:rPr>
@@ -1359,27 +1323,7 @@
           <w:szCs w:val="24"/>
         </w:rPr>
         <w:tab/>
-        <w:t xml:space="preserve">Возврат Имущества третьим лицам, производится Исполнителем по распоряжению Клиента, которое оформляется в согласованной Сторонами форме, позволяющей Исполнителю идентифицировать Имущество в соответствии с номенклатурой </w:t>
-      </w:r>
-      <w:proofErr w:type="gramStart"/>
-      <w:r>
-        <w:rPr>
-          <w:rFonts w:ascii="Times New Roman" w:eastAsia="Times New Roman" w:hAnsi="Times New Roman" w:cs="Times New Roman"/>
-          <w:color w:val="000000"/>
-          <w:sz w:val="24"/>
-          <w:szCs w:val="24"/>
-        </w:rPr>
-        <w:t>Клиента</w:t>
-      </w:r>
-      <w:proofErr w:type="gramEnd"/>
-      <w:r>
-        <w:rPr>
-          <w:rFonts w:ascii="Times New Roman" w:eastAsia="Times New Roman" w:hAnsi="Times New Roman" w:cs="Times New Roman"/>
-          <w:color w:val="000000"/>
-          <w:sz w:val="24"/>
-          <w:szCs w:val="24"/>
-        </w:rPr>
-        <w:t xml:space="preserve"> и сопровождается подписанием «Акта о выдаче ТМЦ на сторону, по распоряжению Клиента»</w:t>
+        <w:t>Возврат Имущества третьим лицам, производится Исполнителем по распоряжению Клиента, которое оформляется в согласованной Сторонами форме, позволяющей Исполнителю идентифицировать Имущество в соответствии с номенклатурой Клиента и сопровождается подписанием «Акта о выдаче ТМЦ на сторону, по распоряжению Клиента»</w:t>
       </w:r>
     </w:p>
     <w:p>
@@ -1774,6 +1718,7 @@
           <w:sz w:val="24"/>
           <w:szCs w:val="24"/>
         </w:rPr>
+        <w:lastRenderedPageBreak/>
         <w:t>4.2. Исполнитель направляет оригиналы документов (счет, счет-фактура, акт выполнения услуг) Клиенту по почте. Клиент обязан в течение 3 рабочих дней с даты получения Акта выполнения услуг подписать его и вернуть Исполнителю или направить Исполнителю свои возражения в письменном виде.</w:t>
       </w:r>
     </w:p>
@@ -2017,7 +1962,25 @@
           <w:sz w:val="24"/>
           <w:szCs w:val="24"/>
         </w:rPr>
-        <w:t>5.6. Исполнитель не несет ответственности за состояние внутренних вложений мест (коробов), в случае приема Исполнителем груза от Клиента или третьих лиц в транспортной таре по количеству принятых мест (коробов), и переданных получателям при отсутствии внешних повреждений транспортной тары.</w:t>
+        <w:t>5.</w:t>
+      </w:r>
+      <w:r>
+        <w:rPr>
+          <w:rFonts w:ascii="Times New Roman" w:eastAsia="Times New Roman" w:hAnsi="Times New Roman" w:cs="Times New Roman"/>
+          <w:color w:val="000000"/>
+          <w:sz w:val="24"/>
+          <w:szCs w:val="24"/>
+        </w:rPr>
+        <w:t>5</w:t>
+      </w:r>
+      <w:r>
+        <w:rPr>
+          <w:rFonts w:ascii="Times New Roman" w:eastAsia="Times New Roman" w:hAnsi="Times New Roman" w:cs="Times New Roman"/>
+          <w:color w:val="000000"/>
+          <w:sz w:val="24"/>
+          <w:szCs w:val="24"/>
+        </w:rPr>
+        <w:t>. Исполнитель не несет ответственности за состояние внутренних вложений мест (коробов), в случае приема Исполнителем груза от Клиента или третьих лиц в транспортной таре по количеству принятых мест (коробов), и переданных получателям при отсутствии внешних повреждений транспортной тары.</w:t>
       </w:r>
     </w:p>
     <w:p>
@@ -2093,7 +2056,25 @@
           <w:sz w:val="24"/>
           <w:szCs w:val="24"/>
         </w:rPr>
-        <w:t>6.1. Договор вступает в силу с момента подписания и продолжает действовать до 31.12.2026 года, с возможностью пролонгации.</w:t>
+        <w:t>6.1. Договор вступает в силу с момента подписания и продолжает действовать до 31.12.20</w:t>
+      </w:r>
+      <w:r>
+        <w:rPr>
+          <w:rFonts w:ascii="Times New Roman" w:eastAsia="Times New Roman" w:hAnsi="Times New Roman" w:cs="Times New Roman"/>
+          <w:color w:val="000000"/>
+          <w:sz w:val="24"/>
+          <w:szCs w:val="24"/>
+        </w:rPr>
+        <w:t>___</w:t>
+      </w:r>
+      <w:r>
+        <w:rPr>
+          <w:rFonts w:ascii="Times New Roman" w:eastAsia="Times New Roman" w:hAnsi="Times New Roman" w:cs="Times New Roman"/>
+          <w:color w:val="000000"/>
+          <w:sz w:val="24"/>
+          <w:szCs w:val="24"/>
+        </w:rPr>
+        <w:t xml:space="preserve"> года, с возможностью пролонгации.</w:t>
       </w:r>
     </w:p>
     <w:p>
@@ -2225,27 +2206,7 @@
           <w:sz w:val="24"/>
           <w:szCs w:val="24"/>
         </w:rPr>
-        <w:t xml:space="preserve">7.1. Стороны будут стремиться к тому, чтобы уладить возникший спор, разногласие или претензию, вытекающие из Договора или в связи с его исполнением, путем переговоров. Соблюдение претензионного порядка обязательно. Сторона, получившая претензию, обязана дать </w:t>
-      </w:r>
-      <w:proofErr w:type="gramStart"/>
-      <w:r>
-        <w:rPr>
-          <w:rFonts w:ascii="Times New Roman" w:eastAsia="Times New Roman" w:hAnsi="Times New Roman" w:cs="Times New Roman"/>
-          <w:color w:val="000000"/>
-          <w:sz w:val="24"/>
-          <w:szCs w:val="24"/>
-        </w:rPr>
-        <w:t>ответ по существу</w:t>
-      </w:r>
-      <w:proofErr w:type="gramEnd"/>
-      <w:r>
-        <w:rPr>
-          <w:rFonts w:ascii="Times New Roman" w:eastAsia="Times New Roman" w:hAnsi="Times New Roman" w:cs="Times New Roman"/>
-          <w:color w:val="000000"/>
-          <w:sz w:val="24"/>
-          <w:szCs w:val="24"/>
-        </w:rPr>
-        <w:t xml:space="preserve"> заявленного требования в течение 15 (пятнадцати) календарных дней с момента ее получения.</w:t>
+        <w:t>7.1. Стороны будут стремиться к тому, чтобы уладить возникший спор, разногласие или претензию, вытекающие из Договора или в связи с его исполнением, путем переговоров. Соблюдение претензионного порядка обязательно. Сторона, получившая претензию, обязана дать ответ по существу заявленного требования, в течение 15 (пятнадцати) календарных дней с момента ее получения.</w:t>
       </w:r>
     </w:p>
     <w:p>
@@ -2273,7 +2234,8 @@
           <w:sz w:val="24"/>
           <w:szCs w:val="24"/>
         </w:rPr>
-        <w:t>7.5. Сторона, получившая уведомление о расторжении, обязана в течение 3 (три) рабочих дней, от даты получения уведомления, направить другой стороне письменный ответ.</w:t>
+        <w:lastRenderedPageBreak/>
+        <w:t>7.2. В случае невозможности достижения согласия между Сторонами путем переговоров спор будет передан на рассмотрение в Специализированный межрайонный суд по экономическим делам по месту нахождения истца.</w:t>
       </w:r>
     </w:p>
     <w:p>
@@ -2301,8 +2263,24 @@
           <w:sz w:val="24"/>
           <w:szCs w:val="24"/>
         </w:rPr>
-        <w:lastRenderedPageBreak/>
-        <w:t>7.2. В случае невозможности достижения согласия между Сторонами путем переговоров спор будет передан на рассмотрение в Специализированный межрайонный суд по экономическим делам по месту нахождения истца.</w:t>
+        <w:t>7.3.</w:t>
+      </w:r>
+      <w:r>
+        <w:rPr>
+          <w:color w:val="000000"/>
+          <w:sz w:val="22"/>
+          <w:szCs w:val="22"/>
+        </w:rPr>
+        <w:t xml:space="preserve"> </w:t>
+      </w:r>
+      <w:r>
+        <w:rPr>
+          <w:rFonts w:ascii="Times New Roman" w:eastAsia="Times New Roman" w:hAnsi="Times New Roman" w:cs="Times New Roman"/>
+          <w:color w:val="000000"/>
+          <w:sz w:val="24"/>
+          <w:szCs w:val="24"/>
+        </w:rPr>
+        <w:t>Настоящий Договор может быть расторгнут по требованию любой из Сторон в одностороннем порядке в случаях, установленных применимым правом, либо по взаимному соглашению Сторон. Требование о расторжении договора должно быть заявлено инициативной стороной другой стороне в письменной форме в срок, не позднее 30 (тридцати) календарных дней до предполагаемой даты расторжения.</w:t>
       </w:r>
     </w:p>
     <w:p>
@@ -2330,46 +2308,7 @@
           <w:sz w:val="24"/>
           <w:szCs w:val="24"/>
         </w:rPr>
-        <w:t>7.3.</w:t>
-      </w:r>
-      <w:r>
-        <w:rPr>
-          <w:color w:val="000000"/>
-          <w:sz w:val="22"/>
-          <w:szCs w:val="22"/>
-        </w:rPr>
-        <w:t xml:space="preserve"> </w:t>
-      </w:r>
-      <w:r>
-        <w:rPr>
-          <w:rFonts w:ascii="Times New Roman" w:eastAsia="Times New Roman" w:hAnsi="Times New Roman" w:cs="Times New Roman"/>
-          <w:color w:val="000000"/>
-          <w:sz w:val="24"/>
-          <w:szCs w:val="24"/>
-        </w:rPr>
-        <w:t xml:space="preserve">Настоящий Договор может быть расторгнут по требованию любой из Сторон в одностороннем порядке в случаях, установленных применимым </w:t>
-      </w:r>
-      <w:proofErr w:type="spellStart"/>
-      <w:proofErr w:type="gramStart"/>
-      <w:r>
-        <w:rPr>
-          <w:rFonts w:ascii="Times New Roman" w:eastAsia="Times New Roman" w:hAnsi="Times New Roman" w:cs="Times New Roman"/>
-          <w:color w:val="000000"/>
-          <w:sz w:val="24"/>
-          <w:szCs w:val="24"/>
-        </w:rPr>
-        <w:t>правом,либо</w:t>
-      </w:r>
-      <w:proofErr w:type="spellEnd"/>
-      <w:proofErr w:type="gramEnd"/>
-      <w:r>
-        <w:rPr>
-          <w:rFonts w:ascii="Times New Roman" w:eastAsia="Times New Roman" w:hAnsi="Times New Roman" w:cs="Times New Roman"/>
-          <w:color w:val="000000"/>
-          <w:sz w:val="24"/>
-          <w:szCs w:val="24"/>
-        </w:rPr>
-        <w:t xml:space="preserve"> по взаимному соглашению Сторон. Требование о расторжении договора должно быть заявлено инициативной стороной другой стороне в письменной форме в срок, не позднее 30 (тридцати) календарных дней до предполагаемой даты расторжения.</w:t>
+        <w:t>7.4. Письменное уведомление о расторжении направляется курьерской службой, либо посредством технических средств связи.</w:t>
       </w:r>
     </w:p>
     <w:p>
@@ -2397,7 +2336,7 @@
           <w:sz w:val="24"/>
           <w:szCs w:val="24"/>
         </w:rPr>
-        <w:t>7.4. Письменное уведомление о расторжении направляется курьерской службой, либо посредством технических средств связи.</w:t>
+        <w:t>7.5. Сторона, получившая уведомление о расторжении, обязана в течение 3 (три) рабочих дней, от даты получения уведомления, направить другой стороне письменный ответ.</w:t>
       </w:r>
     </w:p>
     <w:p>
@@ -2425,47 +2364,7 @@
           <w:sz w:val="24"/>
           <w:szCs w:val="24"/>
         </w:rPr>
-        <w:t xml:space="preserve">7.6. Стороны вправе осуществлять оперативное взаимодействие посредством технических средств связи (телефон, факс, электронная почта, Skype, </w:t>
-      </w:r>
-      <w:proofErr w:type="spellStart"/>
-      <w:r>
-        <w:rPr>
-          <w:rFonts w:ascii="Times New Roman" w:eastAsia="Times New Roman" w:hAnsi="Times New Roman" w:cs="Times New Roman"/>
-          <w:color w:val="000000"/>
-          <w:sz w:val="24"/>
-          <w:szCs w:val="24"/>
-        </w:rPr>
-        <w:t>WhatsApp</w:t>
-      </w:r>
-      <w:proofErr w:type="spellEnd"/>
-      <w:r>
-        <w:rPr>
-          <w:rFonts w:ascii="Times New Roman" w:eastAsia="Times New Roman" w:hAnsi="Times New Roman" w:cs="Times New Roman"/>
-          <w:color w:val="000000"/>
-          <w:sz w:val="24"/>
-          <w:szCs w:val="24"/>
-        </w:rPr>
-        <w:t xml:space="preserve">, </w:t>
-      </w:r>
-      <w:proofErr w:type="spellStart"/>
-      <w:r>
-        <w:rPr>
-          <w:rFonts w:ascii="Times New Roman" w:eastAsia="Times New Roman" w:hAnsi="Times New Roman" w:cs="Times New Roman"/>
-          <w:color w:val="000000"/>
-          <w:sz w:val="24"/>
-          <w:szCs w:val="24"/>
-        </w:rPr>
-        <w:t>Viber</w:t>
-      </w:r>
-      <w:proofErr w:type="spellEnd"/>
-      <w:r>
-        <w:rPr>
-          <w:rFonts w:ascii="Times New Roman" w:eastAsia="Times New Roman" w:hAnsi="Times New Roman" w:cs="Times New Roman"/>
-          <w:color w:val="000000"/>
-          <w:sz w:val="24"/>
-          <w:szCs w:val="24"/>
-        </w:rPr>
-        <w:t xml:space="preserve"> и другие средства мгновенного обмена текстовыми сообщениями и файлами). Документы, переданные посредством технических средств связи, будут иметь юридическую силу, при условии, что ни направлены уполномоченным лицом Стороны. Так же, Стороны признают равную юридическую силу собственноручной подписи и факсимиле подписи (воспроизведенное механическим способом с использованием клише) (за исключением первичных учетных документов). Стороны должны обменяться оригиналами документов в течение 10 дней после направления документов вышеуказанными способами.</w:t>
+        <w:t>7.6. Стороны вправе осуществлять оперативное взаимодействие посредством технических средств связи (телефон, факс, электронная почта, Skype, WhatsApp, Viber и другие средства мгновенного обмена текстовыми сообщениями и файлами). Документы, переданные посредством технических средств связи, будут иметь юридическую силу, при условии, что ни направлены уполномоченным лицом Стороны. Так же, Стороны признают равную юридическую силу собственноручной подписи и факсимиле подписи (воспроизведенное механическим способом с использованием клише) (за исключением первичных учетных документов). Стороны должны обменяться оригиналами документов в течение 10 дней после направления документов вышеуказанными способами.</w:t>
       </w:r>
     </w:p>
     <w:p>
@@ -2493,7 +2392,7 @@
           <w:sz w:val="24"/>
           <w:szCs w:val="24"/>
         </w:rPr>
-        <w:t>7.3. Настоящий Договор составлен на русском языке, в двух экземплярах, имеющих одинаковую юридическую силу, по одному экземпляру для каждой из сторон.</w:t>
+        <w:t>7.7. Настоящий Договор составлен на русском языке, в двух экземплярах, имеющих одинаковую юридическую силу, по одному экземпляру для каждой из сторон.</w:t>
       </w:r>
     </w:p>
     <w:p>
@@ -2549,21 +2448,41 @@
               <w:jc w:val="center"/>
               <w:rPr>
                 <w:rFonts w:ascii="Times New Roman" w:eastAsia="Times New Roman" w:hAnsi="Times New Roman" w:cs="Times New Roman"/>
+                <w:b/>
+                <w:color w:val="000000"/>
+                <w:sz w:val="24"/>
+                <w:szCs w:val="24"/>
+              </w:rPr>
+            </w:pPr>
+            <w:r>
+              <w:rPr>
+                <w:rFonts w:ascii="Times New Roman" w:eastAsia="Times New Roman" w:hAnsi="Times New Roman" w:cs="Times New Roman"/>
+                <w:b/>
+                <w:color w:val="000000"/>
+                <w:sz w:val="24"/>
+                <w:szCs w:val="24"/>
+              </w:rPr>
+              <w:t>8. РЕКВИЗИТЫ СТОРОН:</w:t>
+            </w:r>
+          </w:p>
+          <w:p>
+            <w:pPr>
+              <w:keepNext/>
+              <w:pBdr>
+                <w:top w:val="nil"/>
+                <w:left w:val="nil"/>
+                <w:bottom w:val="nil"/>
+                <w:right w:val="nil"/>
+                <w:between w:val="nil"/>
+              </w:pBdr>
+              <w:spacing w:after="240" w:line="276" w:lineRule="auto"/>
+              <w:rPr>
+                <w:rFonts w:ascii="Times New Roman" w:eastAsia="Times New Roman" w:hAnsi="Times New Roman" w:cs="Times New Roman"/>
                 <w:color w:val="000000"/>
                 <w:sz w:val="22"/>
                 <w:szCs w:val="22"/>
               </w:rPr>
             </w:pPr>
-            <w:r>
-              <w:rPr>
-                <w:rFonts w:ascii="Times New Roman" w:eastAsia="Times New Roman" w:hAnsi="Times New Roman" w:cs="Times New Roman"/>
-                <w:b/>
-                <w:color w:val="000000"/>
-                <w:sz w:val="24"/>
-                <w:szCs w:val="24"/>
-              </w:rPr>
-              <w:t>8. РЕКВИЗИТЫ СТОРОН:</w:t>
-            </w:r>
           </w:p>
         </w:tc>
         <w:tc>
@@ -2618,7 +2537,6 @@
                 <w:sz w:val="22"/>
                 <w:szCs w:val="22"/>
                 <w:u w:val="single"/>
-                <w:lang w:val="en-US"/>
               </w:rPr>
             </w:pPr>
             <w:r>
@@ -2640,7 +2558,6 @@
                 <w:sz w:val="22"/>
                 <w:szCs w:val="22"/>
                 <w:u w:val="single"/>
-                <w:lang w:val="en-US"/>
               </w:rPr>
               <w:t>:</w:t>
             </w:r>
@@ -2667,392 +2584,7 @@
                 <w:u w:val="single"/>
                 <w:lang w:val="en-US"/>
               </w:rPr>
-              <w:t>{</w:t>
-            </w:r>
-            <w:proofErr w:type="spellStart"/>
-            <w:r>
-              <w:rPr>
-                <w:rFonts w:ascii="Times New Roman" w:hAnsi="Times New Roman" w:cs="Times New Roman"/>
-                <w:b/>
-                <w:bCs/>
-                <w:sz w:val="24"/>
-                <w:szCs w:val="24"/>
-                <w:u w:val="single"/>
-                <w:lang w:val="en-US"/>
-              </w:rPr>
-              <w:t>expeditor_name</w:t>
-            </w:r>
-            <w:proofErr w:type="spellEnd"/>
-            <w:r>
-              <w:rPr>
-                <w:rFonts w:ascii="Times New Roman" w:hAnsi="Times New Roman" w:cs="Times New Roman"/>
-                <w:b/>
-                <w:bCs/>
-                <w:sz w:val="24"/>
-                <w:szCs w:val="24"/>
-                <w:u w:val="single"/>
-                <w:lang w:val="en-US"/>
-              </w:rPr>
-              <w:t>}</w:t>
-            </w:r>
-          </w:p>
-          <w:p>
-            <w:pPr>
-              <w:rPr>
-                <w:rFonts w:ascii="Times New Roman" w:hAnsi="Times New Roman" w:cs="Times New Roman"/>
-                <w:b/>
-                <w:bCs/>
-                <w:sz w:val="24"/>
-                <w:szCs w:val="24"/>
-                <w:u w:val="single"/>
-                <w:lang w:val="en-US"/>
-              </w:rPr>
-            </w:pPr>
-          </w:p>
-          <w:p>
-            <w:pPr>
-              <w:rPr>
-                <w:rFonts w:ascii="Times New Roman" w:hAnsi="Times New Roman" w:cs="Times New Roman"/>
-                <w:sz w:val="24"/>
-                <w:szCs w:val="24"/>
-                <w:lang w:val="en-US"/>
-              </w:rPr>
-            </w:pPr>
-            <w:r>
-              <w:rPr>
-                <w:rFonts w:ascii="Times New Roman" w:hAnsi="Times New Roman" w:cs="Times New Roman"/>
-                <w:sz w:val="24"/>
-                <w:szCs w:val="24"/>
-              </w:rPr>
-              <w:t>Адрес</w:t>
-            </w:r>
-            <w:r>
-              <w:rPr>
-                <w:rFonts w:ascii="Times New Roman" w:hAnsi="Times New Roman" w:cs="Times New Roman"/>
-                <w:sz w:val="24"/>
-                <w:szCs w:val="24"/>
-                <w:lang w:val="en-US"/>
-              </w:rPr>
-              <w:t xml:space="preserve">: </w:t>
-            </w:r>
-            <w:r>
-              <w:rPr>
-                <w:rFonts w:ascii="Times New Roman" w:hAnsi="Times New Roman" w:cs="Times New Roman"/>
-                <w:sz w:val="24"/>
-                <w:szCs w:val="24"/>
-                <w:lang w:val="en-US"/>
-              </w:rPr>
-              <w:t>{</w:t>
-            </w:r>
-            <w:proofErr w:type="spellStart"/>
-            <w:r>
-              <w:rPr>
-                <w:rFonts w:ascii="Times New Roman" w:hAnsi="Times New Roman" w:cs="Times New Roman"/>
-                <w:sz w:val="24"/>
-                <w:szCs w:val="24"/>
-                <w:lang w:val="en-US"/>
-              </w:rPr>
-              <w:t>expeditor_address</w:t>
-            </w:r>
-            <w:proofErr w:type="spellEnd"/>
-            <w:r>
-              <w:rPr>
-                <w:rFonts w:ascii="Times New Roman" w:hAnsi="Times New Roman" w:cs="Times New Roman"/>
-                <w:sz w:val="24"/>
-                <w:szCs w:val="24"/>
-                <w:lang w:val="en-US"/>
-              </w:rPr>
-              <w:t>}</w:t>
-            </w:r>
-          </w:p>
-          <w:p>
-            <w:pPr>
-              <w:rPr>
-                <w:rFonts w:ascii="Times New Roman" w:hAnsi="Times New Roman" w:cs="Times New Roman"/>
-                <w:sz w:val="24"/>
-                <w:szCs w:val="24"/>
-                <w:lang w:val="en-US"/>
-              </w:rPr>
-            </w:pPr>
-            <w:r>
-              <w:rPr>
-                <w:rFonts w:ascii="Times New Roman" w:hAnsi="Times New Roman" w:cs="Times New Roman"/>
-                <w:sz w:val="24"/>
-                <w:szCs w:val="24"/>
-              </w:rPr>
-              <w:t>БИН</w:t>
-            </w:r>
-            <w:r>
-              <w:rPr>
-                <w:rFonts w:ascii="Times New Roman" w:hAnsi="Times New Roman" w:cs="Times New Roman"/>
-                <w:sz w:val="24"/>
-                <w:szCs w:val="24"/>
-                <w:lang w:val="en-US"/>
-              </w:rPr>
-              <w:t xml:space="preserve"> (</w:t>
-            </w:r>
-            <w:r>
-              <w:rPr>
-                <w:rFonts w:ascii="Times New Roman" w:hAnsi="Times New Roman" w:cs="Times New Roman"/>
-                <w:sz w:val="24"/>
-                <w:szCs w:val="24"/>
-              </w:rPr>
-              <w:t>ИИН</w:t>
-            </w:r>
-            <w:r>
-              <w:rPr>
-                <w:rFonts w:ascii="Times New Roman" w:hAnsi="Times New Roman" w:cs="Times New Roman"/>
-                <w:sz w:val="24"/>
-                <w:szCs w:val="24"/>
-                <w:lang w:val="en-US"/>
-              </w:rPr>
-              <w:t xml:space="preserve">): </w:t>
-            </w:r>
-            <w:r>
-              <w:rPr>
-                <w:rFonts w:ascii="Times New Roman" w:hAnsi="Times New Roman" w:cs="Times New Roman"/>
-                <w:sz w:val="24"/>
-                <w:szCs w:val="24"/>
-                <w:lang w:val="en-US"/>
-              </w:rPr>
-              <w:t>{</w:t>
-            </w:r>
-            <w:proofErr w:type="spellStart"/>
-            <w:r>
-              <w:rPr>
-                <w:rFonts w:ascii="Times New Roman" w:hAnsi="Times New Roman" w:cs="Times New Roman"/>
-                <w:sz w:val="24"/>
-                <w:szCs w:val="24"/>
-                <w:lang w:val="en-US"/>
-              </w:rPr>
-              <w:t>expeditor_bin</w:t>
-            </w:r>
-            <w:proofErr w:type="spellEnd"/>
-            <w:r>
-              <w:rPr>
-                <w:rFonts w:ascii="Times New Roman" w:hAnsi="Times New Roman" w:cs="Times New Roman"/>
-                <w:sz w:val="24"/>
-                <w:szCs w:val="24"/>
-                <w:lang w:val="en-US"/>
-              </w:rPr>
-              <w:t>}</w:t>
-            </w:r>
-          </w:p>
-          <w:p>
-            <w:pPr>
-              <w:rPr>
-                <w:rFonts w:ascii="Times New Roman" w:hAnsi="Times New Roman" w:cs="Times New Roman"/>
-                <w:sz w:val="24"/>
-                <w:szCs w:val="24"/>
-                <w:lang w:val="en-US"/>
-              </w:rPr>
-            </w:pPr>
-            <w:r>
-              <w:rPr>
-                <w:rFonts w:ascii="Times New Roman" w:hAnsi="Times New Roman" w:cs="Times New Roman"/>
-                <w:sz w:val="24"/>
-                <w:szCs w:val="24"/>
-              </w:rPr>
-              <w:t>Банк</w:t>
-            </w:r>
-            <w:r>
-              <w:rPr>
-                <w:rFonts w:ascii="Times New Roman" w:hAnsi="Times New Roman" w:cs="Times New Roman"/>
-                <w:sz w:val="24"/>
-                <w:szCs w:val="24"/>
-                <w:lang w:val="en-US"/>
-              </w:rPr>
-              <w:t xml:space="preserve">: </w:t>
-            </w:r>
-            <w:r>
-              <w:rPr>
-                <w:rFonts w:ascii="Times New Roman" w:hAnsi="Times New Roman" w:cs="Times New Roman"/>
-                <w:sz w:val="24"/>
-                <w:szCs w:val="24"/>
-                <w:lang w:val="en-US"/>
-              </w:rPr>
-              <w:t>{</w:t>
-            </w:r>
-            <w:proofErr w:type="spellStart"/>
-            <w:r>
-              <w:rPr>
-                <w:rFonts w:ascii="Times New Roman" w:hAnsi="Times New Roman" w:cs="Times New Roman"/>
-                <w:sz w:val="24"/>
-                <w:szCs w:val="24"/>
-                <w:lang w:val="en-US"/>
-              </w:rPr>
-              <w:t>expeditor_bank</w:t>
-            </w:r>
-            <w:proofErr w:type="spellEnd"/>
-            <w:r>
-              <w:rPr>
-                <w:rFonts w:ascii="Times New Roman" w:hAnsi="Times New Roman" w:cs="Times New Roman"/>
-                <w:sz w:val="24"/>
-                <w:szCs w:val="24"/>
-                <w:lang w:val="en-US"/>
-              </w:rPr>
-              <w:t>}</w:t>
-            </w:r>
-          </w:p>
-          <w:p>
-            <w:pPr>
-              <w:rPr>
-                <w:rFonts w:ascii="Times New Roman" w:hAnsi="Times New Roman" w:cs="Times New Roman"/>
-                <w:sz w:val="24"/>
-                <w:szCs w:val="24"/>
-                <w:lang w:val="en-US"/>
-              </w:rPr>
-            </w:pPr>
-            <w:proofErr w:type="spellStart"/>
-            <w:r>
-              <w:rPr>
-                <w:rFonts w:ascii="Times New Roman" w:hAnsi="Times New Roman" w:cs="Times New Roman"/>
-                <w:sz w:val="24"/>
-                <w:szCs w:val="24"/>
-              </w:rPr>
-              <w:t>КБе</w:t>
-            </w:r>
-            <w:proofErr w:type="spellEnd"/>
-            <w:r>
-              <w:rPr>
-                <w:rFonts w:ascii="Times New Roman" w:hAnsi="Times New Roman" w:cs="Times New Roman"/>
-                <w:sz w:val="24"/>
-                <w:szCs w:val="24"/>
-                <w:lang w:val="en-US"/>
-              </w:rPr>
-              <w:t xml:space="preserve">: </w:t>
-            </w:r>
-            <w:r>
-              <w:rPr>
-                <w:rFonts w:ascii="Times New Roman" w:hAnsi="Times New Roman" w:cs="Times New Roman"/>
-                <w:sz w:val="24"/>
-                <w:szCs w:val="24"/>
-                <w:lang w:val="en-US"/>
-              </w:rPr>
-              <w:t>{</w:t>
-            </w:r>
-            <w:proofErr w:type="spellStart"/>
-            <w:r>
-              <w:rPr>
-                <w:rFonts w:ascii="Times New Roman" w:hAnsi="Times New Roman" w:cs="Times New Roman"/>
-                <w:sz w:val="24"/>
-                <w:szCs w:val="24"/>
-                <w:lang w:val="en-US"/>
-              </w:rPr>
-              <w:t>expeditor_kbe</w:t>
-            </w:r>
-            <w:proofErr w:type="spellEnd"/>
-            <w:r>
-              <w:rPr>
-                <w:rFonts w:ascii="Times New Roman" w:hAnsi="Times New Roman" w:cs="Times New Roman"/>
-                <w:sz w:val="24"/>
-                <w:szCs w:val="24"/>
-                <w:lang w:val="en-US"/>
-              </w:rPr>
-              <w:t>}</w:t>
-            </w:r>
-          </w:p>
-          <w:p>
-            <w:pPr>
-              <w:rPr>
-                <w:rFonts w:ascii="Times New Roman" w:hAnsi="Times New Roman" w:cs="Times New Roman"/>
-                <w:sz w:val="24"/>
-                <w:szCs w:val="24"/>
-                <w:lang w:val="en-US"/>
-              </w:rPr>
-            </w:pPr>
-            <w:r>
-              <w:rPr>
-                <w:rFonts w:ascii="Times New Roman" w:hAnsi="Times New Roman" w:cs="Times New Roman"/>
-                <w:sz w:val="24"/>
-                <w:szCs w:val="24"/>
-              </w:rPr>
-              <w:t>БИК</w:t>
-            </w:r>
-            <w:r>
-              <w:rPr>
-                <w:rFonts w:ascii="Times New Roman" w:hAnsi="Times New Roman" w:cs="Times New Roman"/>
-                <w:sz w:val="24"/>
-                <w:szCs w:val="24"/>
-                <w:lang w:val="en-US"/>
-              </w:rPr>
-              <w:t xml:space="preserve">: </w:t>
-            </w:r>
-            <w:r>
-              <w:rPr>
-                <w:rFonts w:ascii="Times New Roman" w:hAnsi="Times New Roman" w:cs="Times New Roman"/>
-                <w:sz w:val="24"/>
-                <w:szCs w:val="24"/>
-                <w:lang w:val="en-US"/>
-              </w:rPr>
-              <w:t>{</w:t>
-            </w:r>
-            <w:proofErr w:type="spellStart"/>
-            <w:r>
-              <w:rPr>
-                <w:rFonts w:ascii="Times New Roman" w:hAnsi="Times New Roman" w:cs="Times New Roman"/>
-                <w:sz w:val="24"/>
-                <w:szCs w:val="24"/>
-                <w:lang w:val="en-US"/>
-              </w:rPr>
-              <w:t>expeditor_bik</w:t>
-            </w:r>
-            <w:proofErr w:type="spellEnd"/>
-            <w:r>
-              <w:rPr>
-                <w:rFonts w:ascii="Times New Roman" w:hAnsi="Times New Roman" w:cs="Times New Roman"/>
-                <w:sz w:val="24"/>
-                <w:szCs w:val="24"/>
-                <w:lang w:val="en-US"/>
-              </w:rPr>
-              <w:t>}</w:t>
-            </w:r>
-          </w:p>
-          <w:p>
-            <w:pPr>
-              <w:rPr>
-                <w:rFonts w:ascii="Times New Roman" w:hAnsi="Times New Roman" w:cs="Times New Roman"/>
-                <w:sz w:val="24"/>
-                <w:szCs w:val="24"/>
-                <w:lang w:val="en-US"/>
-              </w:rPr>
-            </w:pPr>
-            <w:r>
-              <w:rPr>
-                <w:rFonts w:ascii="Times New Roman" w:hAnsi="Times New Roman" w:cs="Times New Roman"/>
-                <w:sz w:val="24"/>
-                <w:szCs w:val="24"/>
-              </w:rPr>
-              <w:t xml:space="preserve">Номер счёта: </w:t>
-            </w:r>
-            <w:r>
-              <w:rPr>
-                <w:rFonts w:ascii="Times New Roman" w:hAnsi="Times New Roman" w:cs="Times New Roman"/>
-                <w:sz w:val="24"/>
-                <w:szCs w:val="24"/>
-                <w:lang w:val="en-US"/>
-              </w:rPr>
-              <w:t>{</w:t>
-            </w:r>
-            <w:proofErr w:type="spellStart"/>
-            <w:r>
-              <w:rPr>
-                <w:rFonts w:ascii="Times New Roman" w:hAnsi="Times New Roman" w:cs="Times New Roman"/>
-                <w:sz w:val="24"/>
-                <w:szCs w:val="24"/>
-                <w:lang w:val="en-US"/>
-              </w:rPr>
-              <w:t>expeditor_account</w:t>
-            </w:r>
-            <w:proofErr w:type="spellEnd"/>
-            <w:r>
-              <w:rPr>
-                <w:rFonts w:ascii="Times New Roman" w:hAnsi="Times New Roman" w:cs="Times New Roman"/>
-                <w:sz w:val="24"/>
-                <w:szCs w:val="24"/>
-                <w:lang w:val="en-US"/>
-              </w:rPr>
-              <w:t>}</w:t>
+              <w:t>{expeditor_name}</w:t>
             </w:r>
           </w:p>
           <w:p>
@@ -3063,8 +2595,192 @@
                 <w:rFonts w:ascii="Times New Roman" w:hAnsi="Times New Roman" w:cs="Times New Roman"/>
                 <w:sz w:val="24"/>
                 <w:szCs w:val="24"/>
+                <w:lang w:val="en-US"/>
               </w:rPr>
             </w:pPr>
+            <w:r>
+              <w:rPr>
+                <w:rFonts w:ascii="Times New Roman" w:hAnsi="Times New Roman" w:cs="Times New Roman"/>
+                <w:b/>
+                <w:sz w:val="24"/>
+                <w:szCs w:val="28"/>
+                <w:lang w:val="kk-KZ"/>
+              </w:rPr>
+              <w:t xml:space="preserve">Адрес  </w:t>
+            </w:r>
+            <w:r>
+              <w:rPr>
+                <w:rFonts w:ascii="Times New Roman" w:hAnsi="Times New Roman" w:cs="Times New Roman"/>
+                <w:b/>
+                <w:sz w:val="24"/>
+                <w:szCs w:val="28"/>
+                <w:lang w:val="kk-KZ"/>
+              </w:rPr>
+              <w:t>:</w:t>
+            </w:r>
+            <w:r>
+              <w:rPr>
+                <w:rFonts w:ascii="Times New Roman" w:hAnsi="Times New Roman" w:cs="Times New Roman"/>
+                <w:b/>
+                <w:sz w:val="24"/>
+                <w:szCs w:val="28"/>
+                <w:lang w:val="kk-KZ"/>
+              </w:rPr>
+              <w:t xml:space="preserve"> </w:t>
+            </w:r>
+            <w:r>
+              <w:rPr>
+                <w:rFonts w:ascii="Times New Roman" w:hAnsi="Times New Roman" w:cs="Times New Roman"/>
+                <w:sz w:val="24"/>
+                <w:szCs w:val="24"/>
+                <w:u w:val="single"/>
+                <w:lang w:val="en-US"/>
+              </w:rPr>
+              <w:t>{expeditor_address}</w:t>
+            </w:r>
+          </w:p>
+          <w:p>
+            <w:pPr>
+              <w:pStyle w:val="ac"/>
+              <w:spacing w:line="276" w:lineRule="auto"/>
+              <w:rPr>
+                <w:rFonts w:ascii="Times New Roman" w:hAnsi="Times New Roman" w:cs="Times New Roman"/>
+                <w:sz w:val="24"/>
+                <w:szCs w:val="24"/>
+                <w:lang w:val="en-US"/>
+              </w:rPr>
+            </w:pPr>
+            <w:r>
+              <w:rPr>
+                <w:rFonts w:ascii="Times New Roman" w:hAnsi="Times New Roman" w:cs="Times New Roman"/>
+                <w:b/>
+                <w:sz w:val="24"/>
+                <w:szCs w:val="24"/>
+              </w:rPr>
+              <w:t>БИН</w:t>
+            </w:r>
+            <w:r>
+              <w:rPr>
+                <w:rFonts w:ascii="Times New Roman" w:hAnsi="Times New Roman" w:cs="Times New Roman"/>
+                <w:sz w:val="24"/>
+                <w:szCs w:val="24"/>
+                <w:lang w:val="en-US"/>
+              </w:rPr>
+              <w:t xml:space="preserve"> </w:t>
+            </w:r>
+            <w:r>
+              <w:rPr>
+                <w:rFonts w:ascii="Times New Roman" w:hAnsi="Times New Roman" w:cs="Times New Roman"/>
+                <w:sz w:val="24"/>
+                <w:szCs w:val="24"/>
+                <w:lang w:val="en-US"/>
+              </w:rPr>
+              <w:t xml:space="preserve">: </w:t>
+            </w:r>
+            <w:r>
+              <w:rPr>
+                <w:rFonts w:ascii="Times New Roman" w:hAnsi="Times New Roman" w:cs="Times New Roman"/>
+                <w:sz w:val="24"/>
+                <w:szCs w:val="24"/>
+                <w:u w:val="single"/>
+                <w:lang w:val="en-US"/>
+              </w:rPr>
+              <w:t>{expeditor_bin}</w:t>
+            </w:r>
+          </w:p>
+          <w:p>
+            <w:pPr>
+              <w:pStyle w:val="ac"/>
+              <w:spacing w:line="276" w:lineRule="auto"/>
+              <w:rPr>
+                <w:rFonts w:ascii="Times New Roman" w:hAnsi="Times New Roman" w:cs="Times New Roman"/>
+                <w:sz w:val="24"/>
+                <w:szCs w:val="24"/>
+                <w:lang w:val="en-US"/>
+              </w:rPr>
+            </w:pPr>
+            <w:r>
+              <w:rPr>
+                <w:rFonts w:ascii="Times New Roman" w:hAnsi="Times New Roman" w:cs="Times New Roman"/>
+                <w:b/>
+                <w:bCs/>
+                <w:sz w:val="24"/>
+                <w:szCs w:val="24"/>
+              </w:rPr>
+              <w:t>ИИК</w:t>
+            </w:r>
+            <w:r>
+              <w:rPr>
+                <w:rFonts w:ascii="Times New Roman" w:hAnsi="Times New Roman" w:cs="Times New Roman"/>
+                <w:b/>
+                <w:bCs/>
+                <w:sz w:val="24"/>
+                <w:szCs w:val="24"/>
+                <w:lang w:val="en-US"/>
+              </w:rPr>
+              <w:t>:</w:t>
+            </w:r>
+            <w:r>
+              <w:rPr>
+                <w:rFonts w:ascii="Times New Roman" w:hAnsi="Times New Roman" w:cs="Times New Roman"/>
+                <w:b/>
+                <w:bCs/>
+                <w:sz w:val="24"/>
+                <w:szCs w:val="24"/>
+                <w:lang w:val="en-US"/>
+              </w:rPr>
+              <w:t xml:space="preserve"> </w:t>
+            </w:r>
+            <w:r>
+              <w:rPr>
+                <w:rFonts w:ascii="Times New Roman" w:hAnsi="Times New Roman" w:cs="Times New Roman"/>
+                <w:sz w:val="24"/>
+                <w:szCs w:val="24"/>
+                <w:u w:val="single"/>
+                <w:lang w:val="en-US"/>
+              </w:rPr>
+              <w:t>{expeditor_account}</w:t>
+            </w:r>
+          </w:p>
+          <w:p>
+            <w:pPr>
+              <w:pStyle w:val="ac"/>
+              <w:spacing w:line="276" w:lineRule="auto"/>
+              <w:rPr>
+                <w:rFonts w:ascii="Times New Roman" w:hAnsi="Times New Roman" w:cs="Times New Roman"/>
+                <w:sz w:val="24"/>
+                <w:szCs w:val="24"/>
+                <w:lang w:val="en-US"/>
+              </w:rPr>
+            </w:pPr>
+            <w:r>
+              <w:rPr>
+                <w:rFonts w:ascii="Times New Roman" w:hAnsi="Times New Roman" w:cs="Times New Roman"/>
+                <w:b/>
+                <w:sz w:val="24"/>
+                <w:szCs w:val="24"/>
+              </w:rPr>
+              <w:t>БИК</w:t>
+            </w:r>
+            <w:r>
+              <w:rPr>
+                <w:rFonts w:ascii="Times New Roman" w:hAnsi="Times New Roman" w:cs="Times New Roman"/>
+                <w:sz w:val="24"/>
+                <w:szCs w:val="24"/>
+                <w:lang w:val="en-US"/>
+              </w:rPr>
+              <w:t xml:space="preserve"> </w:t>
+            </w:r>
+            <w:r>
+              <w:rPr>
+                <w:rFonts w:ascii="Times New Roman" w:hAnsi="Times New Roman" w:cs="Times New Roman"/>
+                <w:sz w:val="24"/>
+                <w:szCs w:val="24"/>
+                <w:u w:val="single"/>
+                <w:lang w:val="en-US"/>
+              </w:rPr>
+              <w:t>{expeditor_bik}</w:t>
+            </w:r>
           </w:p>
         </w:tc>
         <w:tc>
@@ -3100,6 +2816,7 @@
                       <w:sz w:val="24"/>
                       <w:szCs w:val="24"/>
                       <w:u w:val="single"/>
+                      <w:lang w:val="en-US"/>
                     </w:rPr>
                   </w:pPr>
                   <w:r>
@@ -3112,7 +2829,20 @@
                       <w:szCs w:val="24"/>
                       <w:u w:val="single"/>
                     </w:rPr>
-                    <w:t>ЗАКАЗЧИК:</w:t>
+                    <w:t>ЗАКАЗЧИК</w:t>
+                  </w:r>
+                  <w:r>
+                    <w:rPr>
+                      <w:rFonts w:ascii="Times New Roman" w:hAnsi="Times New Roman" w:cs="Times New Roman"/>
+                      <w:b/>
+                      <w:color w:val="000000"/>
+                      <w:spacing w:val="-5"/>
+                      <w:sz w:val="24"/>
+                      <w:szCs w:val="24"/>
+                      <w:u w:val="single"/>
+                      <w:lang w:val="en-US"/>
+                    </w:rPr>
+                    <w:t>:</w:t>
                   </w:r>
                 </w:p>
                 <w:p>
@@ -3124,6 +2854,7 @@
                       <w:spacing w:val="-5"/>
                       <w:sz w:val="24"/>
                       <w:szCs w:val="24"/>
+                      <w:lang w:val="en-US"/>
                     </w:rPr>
                   </w:pPr>
                 </w:p>
@@ -3132,71 +2863,23 @@
                     <w:rPr>
                       <w:rFonts w:ascii="Times New Roman" w:hAnsi="Times New Roman" w:cs="Times New Roman"/>
                       <w:b/>
-                      <w:bCs/>
                       <w:sz w:val="24"/>
                       <w:szCs w:val="24"/>
                       <w:u w:val="single"/>
+                      <w:lang w:val="en-US"/>
                     </w:rPr>
                   </w:pPr>
                   <w:r>
                     <w:rPr>
                       <w:rFonts w:ascii="Times New Roman" w:hAnsi="Times New Roman" w:cs="Times New Roman"/>
                       <w:b/>
-                      <w:bCs/>
                       <w:sz w:val="24"/>
                       <w:szCs w:val="24"/>
                       <w:u w:val="single"/>
                       <w:lang w:val="en-US"/>
                     </w:rPr>
-                    <w:t>{</w:t>
+                    <w:t>{customer_name}</w:t>
                   </w:r>
-                  <w:proofErr w:type="spellStart"/>
-                  <w:r>
-                    <w:rPr>
-                      <w:rFonts w:ascii="Times New Roman" w:hAnsi="Times New Roman" w:cs="Times New Roman"/>
-                      <w:b/>
-                      <w:bCs/>
-                      <w:sz w:val="24"/>
-                      <w:szCs w:val="24"/>
-                      <w:u w:val="single"/>
-                      <w:lang w:val="en-US"/>
-                    </w:rPr>
-                    <w:t>customer_name</w:t>
-                  </w:r>
-                  <w:proofErr w:type="spellEnd"/>
-                  <w:r>
-                    <w:rPr>
-                      <w:rFonts w:ascii="Times New Roman" w:hAnsi="Times New Roman" w:cs="Times New Roman"/>
-                      <w:b/>
-                      <w:bCs/>
-                      <w:sz w:val="24"/>
-                      <w:szCs w:val="24"/>
-                      <w:u w:val="single"/>
-                      <w:lang w:val="en-US"/>
-                    </w:rPr>
-                    <w:t>}</w:t>
-                  </w:r>
-                  <w:r>
-                    <w:rPr>
-                      <w:rFonts w:ascii="Times New Roman" w:hAnsi="Times New Roman" w:cs="Times New Roman"/>
-                      <w:b/>
-                      <w:bCs/>
-                      <w:sz w:val="24"/>
-                      <w:szCs w:val="24"/>
-                      <w:u w:val="single"/>
-                    </w:rPr>
-                    <w:t xml:space="preserve">  </w:t>
-                  </w:r>
-                </w:p>
-                <w:p>
-                  <w:pPr>
-                    <w:rPr>
-                      <w:rFonts w:ascii="Times New Roman" w:hAnsi="Times New Roman" w:cs="Times New Roman"/>
-                      <w:b/>
-                      <w:sz w:val="24"/>
-                      <w:szCs w:val="24"/>
-                    </w:rPr>
-                  </w:pPr>
                 </w:p>
               </w:tc>
             </w:tr>
@@ -3210,16 +2893,16 @@
                 </w:tcPr>
                 <w:p>
                   <w:pPr>
+                    <w:spacing w:after="57"/>
                     <w:rPr>
-                      <w:rFonts w:ascii="Times New Roman" w:hAnsi="Times New Roman" w:cs="Times New Roman"/>
-                      <w:sz w:val="24"/>
-                      <w:szCs w:val="24"/>
                       <w:lang w:val="en-US"/>
                     </w:rPr>
                   </w:pPr>
                   <w:r>
                     <w:rPr>
-                      <w:rFonts w:ascii="Times New Roman" w:hAnsi="Times New Roman" w:cs="Times New Roman"/>
+                      <w:rFonts w:ascii="Times New Roman" w:hAnsi="Times New Roman"/>
+                      <w:b/>
+                      <w:bCs/>
                       <w:sz w:val="24"/>
                       <w:szCs w:val="24"/>
                     </w:rPr>
@@ -3227,41 +2910,142 @@
                   </w:r>
                   <w:r>
                     <w:rPr>
-                      <w:rFonts w:ascii="Times New Roman" w:hAnsi="Times New Roman" w:cs="Times New Roman"/>
+                      <w:rFonts w:ascii="Times New Roman" w:hAnsi="Times New Roman"/>
+                      <w:b/>
+                      <w:bCs/>
                       <w:sz w:val="24"/>
                       <w:szCs w:val="24"/>
                       <w:lang w:val="en-US"/>
                     </w:rPr>
-                    <w:t xml:space="preserve">: </w:t>
+                    <w:t>:</w:t>
+                  </w:r>
+                  <w:r>
+                    <w:rPr>
+                      <w:rFonts w:ascii="Times New Roman" w:hAnsi="Times New Roman"/>
+                      <w:sz w:val="24"/>
+                      <w:szCs w:val="24"/>
+                      <w:lang w:val="en-US"/>
+                    </w:rPr>
+                    <w:t xml:space="preserve"> </w:t>
+                  </w:r>
+                  <w:r>
+                    <w:rPr>
+                      <w:rFonts w:ascii="Times New Roman" w:hAnsi="Times New Roman"/>
+                      <w:sz w:val="24"/>
+                      <w:szCs w:val="24"/>
+                      <w:u w:val="single"/>
+                      <w:lang w:val="en-US"/>
+                    </w:rPr>
+                    <w:t>{customer_address}</w:t>
+                  </w:r>
+                </w:p>
+                <w:p>
+                  <w:pPr>
+                    <w:rPr>
+                      <w:rFonts w:ascii="Times New Roman" w:hAnsi="Times New Roman" w:cs="Times New Roman"/>
+                      <w:sz w:val="24"/>
+                      <w:szCs w:val="24"/>
+                      <w:u w:val="single"/>
+                      <w:lang w:val="en-US"/>
+                    </w:rPr>
+                  </w:pPr>
+                  <w:r>
+                    <w:rPr>
+                      <w:rFonts w:ascii="Times New Roman" w:hAnsi="Times New Roman"/>
+                      <w:b/>
+                      <w:bCs/>
+                      <w:sz w:val="24"/>
+                      <w:szCs w:val="24"/>
+                    </w:rPr>
+                    <w:t>Почтовый</w:t>
+                  </w:r>
+                  <w:r>
+                    <w:rPr>
+                      <w:rFonts w:ascii="Times New Roman" w:hAnsi="Times New Roman"/>
+                      <w:b/>
+                      <w:bCs/>
+                      <w:sz w:val="24"/>
+                      <w:szCs w:val="24"/>
+                      <w:lang w:val="en-US"/>
+                    </w:rPr>
+                    <w:t xml:space="preserve"> </w:t>
+                  </w:r>
+                  <w:r>
+                    <w:rPr>
+                      <w:rFonts w:ascii="Times New Roman" w:hAnsi="Times New Roman"/>
+                      <w:b/>
+                      <w:bCs/>
+                      <w:sz w:val="24"/>
+                      <w:szCs w:val="24"/>
+                    </w:rPr>
+                    <w:t>адрес</w:t>
+                  </w:r>
+                  <w:r>
+                    <w:rPr>
+                      <w:rFonts w:ascii="Times New Roman" w:hAnsi="Times New Roman"/>
+                      <w:b/>
+                      <w:bCs/>
+                      <w:sz w:val="24"/>
+                      <w:szCs w:val="24"/>
+                      <w:lang w:val="en-US"/>
+                    </w:rPr>
+                    <w:t>:</w:t>
+                  </w:r>
+                  <w:r>
+                    <w:rPr>
+                      <w:rFonts w:ascii="Times New Roman" w:hAnsi="Times New Roman"/>
+                      <w:sz w:val="24"/>
+                      <w:szCs w:val="24"/>
+                      <w:lang w:val="en-US"/>
+                    </w:rPr>
+                    <w:t xml:space="preserve"> </w:t>
                   </w:r>
                   <w:r>
                     <w:rPr>
                       <w:rFonts w:ascii="Times New Roman" w:hAnsi="Times New Roman" w:cs="Times New Roman"/>
                       <w:sz w:val="24"/>
                       <w:szCs w:val="24"/>
+                      <w:u w:val="single"/>
                       <w:lang w:val="en-US"/>
                     </w:rPr>
-                    <w:t>{</w:t>
+                    <w:t>{customer_address}</w:t>
                   </w:r>
-                  <w:proofErr w:type="spellStart"/>
+                </w:p>
+                <w:p>
+                  <w:pPr>
+                    <w:spacing w:after="57"/>
+                    <w:rPr>
+                      <w:lang w:val="en-US" w:eastAsia="ar-SA"/>
+                    </w:rPr>
+                  </w:pPr>
                   <w:r>
                     <w:rPr>
-                      <w:rFonts w:ascii="Times New Roman" w:hAnsi="Times New Roman" w:cs="Times New Roman"/>
+                      <w:rFonts w:ascii="Times New Roman" w:hAnsi="Times New Roman"/>
+                      <w:b/>
+                      <w:bCs/>
+                      <w:sz w:val="24"/>
+                      <w:szCs w:val="24"/>
+                    </w:rPr>
+                    <w:t>БИН</w:t>
+                  </w:r>
+                  <w:r>
+                    <w:rPr>
+                      <w:rFonts w:ascii="Times New Roman" w:hAnsi="Times New Roman"/>
                       <w:sz w:val="24"/>
                       <w:szCs w:val="24"/>
                       <w:lang w:val="en-US"/>
                     </w:rPr>
-                    <w:t>customer_address</w:t>
+                    <w:t xml:space="preserve"> </w:t>
                   </w:r>
-                  <w:proofErr w:type="spellEnd"/>
                   <w:r>
                     <w:rPr>
-                      <w:rFonts w:ascii="Times New Roman" w:hAnsi="Times New Roman" w:cs="Times New Roman"/>
+                      <w:rFonts w:ascii="Times New Roman" w:eastAsia="Times New Roman" w:hAnsi="Times New Roman" w:cs="Times New Roman"/>
                       <w:sz w:val="24"/>
                       <w:szCs w:val="24"/>
-                      <w:lang w:val="en-US"/>
+                      <w:u w:val="single"/>
+                      <w:lang w:val="en-US" w:eastAsia="ar-SA"/>
                     </w:rPr>
-                    <w:t>}</w:t>
+                    <w:t>{customer_bin}</w:t>
                   </w:r>
                 </w:p>
                 <w:p>
@@ -3275,15 +3059,17 @@
                   </w:pPr>
                   <w:r>
                     <w:rPr>
-                      <w:rFonts w:ascii="Times New Roman" w:hAnsi="Times New Roman" w:cs="Times New Roman"/>
+                      <w:rFonts w:ascii="Times New Roman" w:hAnsi="Times New Roman"/>
+                      <w:b/>
+                      <w:bCs/>
                       <w:sz w:val="24"/>
                       <w:szCs w:val="24"/>
                     </w:rPr>
-                    <w:t>БИН</w:t>
+                    <w:t>ИИК</w:t>
                   </w:r>
                   <w:r>
                     <w:rPr>
-                      <w:rFonts w:ascii="Times New Roman" w:hAnsi="Times New Roman" w:cs="Times New Roman"/>
+                      <w:rFonts w:ascii="Times New Roman" w:hAnsi="Times New Roman"/>
                       <w:sz w:val="24"/>
                       <w:szCs w:val="24"/>
                       <w:lang w:val="en-US"/>
@@ -3297,75 +3083,7 @@
                       <w:szCs w:val="24"/>
                       <w:lang w:val="en-US"/>
                     </w:rPr>
-                    <w:t>{</w:t>
-                  </w:r>
-                  <w:proofErr w:type="spellStart"/>
-                  <w:r>
-                    <w:rPr>
-                      <w:rFonts w:ascii="Times New Roman" w:hAnsi="Times New Roman" w:cs="Times New Roman"/>
-                      <w:sz w:val="24"/>
-                      <w:szCs w:val="24"/>
-                      <w:lang w:val="en-US"/>
-                    </w:rPr>
-                    <w:t>customer_bin</w:t>
-                  </w:r>
-                  <w:proofErr w:type="spellEnd"/>
-                  <w:r>
-                    <w:rPr>
-                      <w:rFonts w:ascii="Times New Roman" w:hAnsi="Times New Roman" w:cs="Times New Roman"/>
-                      <w:sz w:val="24"/>
-                      <w:szCs w:val="24"/>
-                      <w:lang w:val="en-US"/>
-                    </w:rPr>
-                    <w:t>}</w:t>
-                  </w:r>
-                </w:p>
-                <w:p>
-                  <w:pPr>
-                    <w:rPr>
-                      <w:rFonts w:ascii="Times New Roman" w:hAnsi="Times New Roman" w:cs="Times New Roman"/>
-                      <w:sz w:val="24"/>
-                      <w:szCs w:val="24"/>
-                      <w:lang w:val="en-US"/>
-                    </w:rPr>
-                  </w:pPr>
-                  <w:r>
-                    <w:rPr>
-                      <w:rFonts w:ascii="Times New Roman" w:hAnsi="Times New Roman" w:cs="Times New Roman"/>
-                      <w:sz w:val="24"/>
-                      <w:szCs w:val="24"/>
-                      <w:lang w:val="en-US"/>
-                    </w:rPr>
-                    <w:t>{</w:t>
-                  </w:r>
-                  <w:proofErr w:type="spellStart"/>
-                  <w:r>
-                    <w:rPr>
-                      <w:rFonts w:ascii="Times New Roman" w:hAnsi="Times New Roman" w:cs="Times New Roman"/>
-                      <w:sz w:val="24"/>
-                      <w:szCs w:val="24"/>
-                      <w:lang w:val="en-US"/>
-                    </w:rPr>
-                    <w:t>customer_account</w:t>
-                  </w:r>
-                  <w:proofErr w:type="spellEnd"/>
-                  <w:r>
-                    <w:rPr>
-                      <w:rFonts w:ascii="Times New Roman" w:hAnsi="Times New Roman" w:cs="Times New Roman"/>
-                      <w:sz w:val="24"/>
-                      <w:szCs w:val="24"/>
-                      <w:lang w:val="en-US"/>
-                    </w:rPr>
-                    <w:t>}</w:t>
-                  </w:r>
-                  <w:r>
-                    <w:rPr>
-                      <w:rFonts w:ascii="Times New Roman" w:hAnsi="Times New Roman" w:cs="Times New Roman"/>
-                      <w:sz w:val="24"/>
-                      <w:szCs w:val="24"/>
-                      <w:lang w:val="en-US"/>
-                    </w:rPr>
-                    <w:t xml:space="preserve"> </w:t>
+                    <w:t xml:space="preserve">{customer_account} </w:t>
                   </w:r>
                   <w:r>
                     <w:rPr>
@@ -3387,11 +3105,9 @@
                 </w:p>
                 <w:p>
                   <w:pPr>
+                    <w:spacing w:after="57"/>
                     <w:rPr>
-                      <w:rFonts w:ascii="Times New Roman" w:hAnsi="Times New Roman" w:cs="Times New Roman"/>
-                      <w:sz w:val="24"/>
-                      <w:szCs w:val="24"/>
-                      <w:lang w:val="en-US"/>
+                      <w:lang w:eastAsia="ar-SA"/>
                     </w:rPr>
                   </w:pPr>
                   <w:r>
@@ -3401,59 +3117,23 @@
                       <w:szCs w:val="24"/>
                       <w:lang w:val="en-US"/>
                     </w:rPr>
-                    <w:t>{</w:t>
-                  </w:r>
-                  <w:proofErr w:type="spellStart"/>
-                  <w:r>
-                    <w:rPr>
-                      <w:rFonts w:ascii="Times New Roman" w:hAnsi="Times New Roman" w:cs="Times New Roman"/>
-                      <w:sz w:val="24"/>
-                      <w:szCs w:val="24"/>
-                      <w:lang w:val="en-US"/>
-                    </w:rPr>
-                    <w:t>customer_bank</w:t>
-                  </w:r>
-                  <w:proofErr w:type="spellEnd"/>
-                  <w:r>
-                    <w:rPr>
-                      <w:rFonts w:ascii="Times New Roman" w:hAnsi="Times New Roman" w:cs="Times New Roman"/>
-                      <w:sz w:val="24"/>
-                      <w:szCs w:val="24"/>
-                      <w:lang w:val="en-US"/>
-                    </w:rPr>
-                    <w:t>}</w:t>
-                  </w:r>
-                  <w:r>
-                    <w:rPr>
-                      <w:rFonts w:ascii="Times New Roman" w:hAnsi="Times New Roman" w:cs="Times New Roman"/>
-                      <w:sz w:val="24"/>
-                      <w:szCs w:val="24"/>
-                      <w:lang w:val="en-US"/>
-                    </w:rPr>
-                    <w:t>,</w:t>
+                    <w:t>{customer_bank}</w:t>
                   </w:r>
                 </w:p>
                 <w:p>
                   <w:pPr>
+                    <w:spacing w:after="57"/>
                     <w:rPr>
-                      <w:rFonts w:ascii="Times New Roman" w:hAnsi="Times New Roman" w:cs="Times New Roman"/>
-                      <w:sz w:val="24"/>
-                      <w:szCs w:val="24"/>
-                      <w:lang w:val="en-US"/>
+                      <w:bCs/>
+                      <w:color w:val="000000"/>
+                      <w:lang w:eastAsia="ar-SA"/>
                     </w:rPr>
                   </w:pPr>
                   <w:r>
                     <w:rPr>
-                      <w:rFonts w:ascii="Times New Roman" w:hAnsi="Times New Roman" w:cs="Times New Roman"/>
-                      <w:sz w:val="24"/>
-                      <w:szCs w:val="24"/>
-                      <w:lang w:val="en-US"/>
-                    </w:rPr>
-                    <w:t xml:space="preserve"> </w:t>
-                  </w:r>
-                  <w:r>
-                    <w:rPr>
-                      <w:rFonts w:ascii="Times New Roman" w:hAnsi="Times New Roman" w:cs="Times New Roman"/>
+                      <w:rFonts w:ascii="Times New Roman" w:hAnsi="Times New Roman"/>
+                      <w:b/>
+                      <w:bCs/>
                       <w:sz w:val="24"/>
                       <w:szCs w:val="24"/>
                     </w:rPr>
@@ -3461,10 +3141,12 @@
                   </w:r>
                   <w:r>
                     <w:rPr>
-                      <w:rFonts w:ascii="Times New Roman" w:hAnsi="Times New Roman" w:cs="Times New Roman"/>
+                      <w:rFonts w:ascii="Times New Roman" w:eastAsia="Times New Roman" w:hAnsi="Times New Roman" w:cs="Times New Roman"/>
+                      <w:bCs/>
+                      <w:color w:val="000000"/>
                       <w:sz w:val="24"/>
                       <w:szCs w:val="24"/>
-                      <w:lang w:val="en-US"/>
+                      <w:lang w:eastAsia="ar-SA"/>
                     </w:rPr>
                     <w:t xml:space="preserve"> </w:t>
                   </w:r>
@@ -3475,36 +3157,8 @@
                       <w:szCs w:val="24"/>
                       <w:lang w:val="en-US"/>
                     </w:rPr>
-                    <w:t>{</w:t>
+                    <w:t>{customer_bik}</w:t>
                   </w:r>
-                  <w:proofErr w:type="spellStart"/>
-                  <w:r>
-                    <w:rPr>
-                      <w:rFonts w:ascii="Times New Roman" w:hAnsi="Times New Roman" w:cs="Times New Roman"/>
-                      <w:sz w:val="24"/>
-                      <w:szCs w:val="24"/>
-                      <w:lang w:val="en-US"/>
-                    </w:rPr>
-                    <w:t>customer_bik</w:t>
-                  </w:r>
-                  <w:proofErr w:type="spellEnd"/>
-                  <w:r>
-                    <w:rPr>
-                      <w:rFonts w:ascii="Times New Roman" w:hAnsi="Times New Roman" w:cs="Times New Roman"/>
-                      <w:sz w:val="24"/>
-                      <w:szCs w:val="24"/>
-                      <w:lang w:val="en-US"/>
-                    </w:rPr>
-                    <w:t>}</w:t>
-                  </w:r>
-                </w:p>
-                <w:p>
-                  <w:pPr>
-                    <w:rPr>
-                      <w:b/>
-                      <w:sz w:val="22"/>
-                    </w:rPr>
-                  </w:pPr>
                 </w:p>
               </w:tc>
             </w:tr>
@@ -3516,13 +3170,6 @@
                 <w:tcPr>
                   <w:tcW w:w="9320" w:type="dxa"/>
                 </w:tcPr>
-                <w:p>
-                  <w:pPr>
-                    <w:rPr>
-                      <w:b/>
-                    </w:rPr>
-                  </w:pPr>
-                </w:p>
                 <w:p>
                   <w:pPr>
                     <w:pStyle w:val="ad"/>
@@ -3547,6 +3194,7 @@
                 <w:color w:val="000000"/>
                 <w:sz w:val="22"/>
                 <w:szCs w:val="22"/>
+                <w:lang w:val="en-US"/>
               </w:rPr>
             </w:pPr>
           </w:p>
@@ -3587,17 +3235,7 @@
                 <w:sz w:val="22"/>
                 <w:szCs w:val="22"/>
               </w:rPr>
-              <w:t xml:space="preserve">___________________ </w:t>
-            </w:r>
-            <w:r>
-              <w:rPr>
-                <w:rFonts w:ascii="Times New Roman" w:eastAsia="Times New Roman" w:hAnsi="Times New Roman" w:cs="Times New Roman"/>
-                <w:b/>
-                <w:color w:val="000000"/>
-                <w:sz w:val="22"/>
-                <w:szCs w:val="22"/>
-              </w:rPr>
-              <w:t xml:space="preserve">/ </w:t>
+              <w:t xml:space="preserve">___________________ / </w:t>
             </w:r>
             <w:r>
               <w:rPr>
@@ -3606,11 +3244,9 @@
                 <w:color w:val="000000"/>
                 <w:sz w:val="24"/>
                 <w:szCs w:val="24"/>
-                <w:lang w:val="en-US"/>
-              </w:rPr>
-              <w:t>{</w:t>
+              </w:rPr>
+              <w:t>_________________/</w:t>
             </w:r>
-            <w:proofErr w:type="spellStart"/>
             <w:r>
               <w:rPr>
                 <w:rFonts w:ascii="Times New Roman" w:eastAsia="Times New Roman" w:hAnsi="Times New Roman" w:cs="Times New Roman"/>
@@ -3618,9 +3254,8 @@
                 <w:color w:val="000000"/>
                 <w:sz w:val="24"/>
                 <w:szCs w:val="24"/>
-                <w:lang w:val="en-US"/>
-              </w:rPr>
-              <w:t>expeditor_</w:t>
+              </w:rPr>
+              <w:br/>
             </w:r>
             <w:r>
               <w:rPr>
@@ -3631,7 +3266,7 @@
                 <w:szCs w:val="24"/>
                 <w:lang w:val="en-US"/>
               </w:rPr>
-              <w:t>director_</w:t>
+              <w:t>{expeditor_</w:t>
             </w:r>
             <w:r>
               <w:rPr>
@@ -3642,9 +3277,8 @@
                 <w:szCs w:val="24"/>
                 <w:lang w:val="en-US"/>
               </w:rPr>
-              <w:t>name</w:t>
+              <w:t>director_name</w:t>
             </w:r>
-            <w:proofErr w:type="spellEnd"/>
             <w:r>
               <w:rPr>
                 <w:rFonts w:ascii="Times New Roman" w:eastAsia="Times New Roman" w:hAnsi="Times New Roman" w:cs="Times New Roman"/>
@@ -3656,35 +3290,6 @@
               </w:rPr>
               <w:t>}</w:t>
             </w:r>
-            <w:r>
-              <w:rPr>
-                <w:rFonts w:ascii="Times New Roman" w:eastAsia="Times New Roman" w:hAnsi="Times New Roman" w:cs="Times New Roman"/>
-                <w:bCs/>
-                <w:color w:val="000000"/>
-                <w:sz w:val="24"/>
-                <w:szCs w:val="24"/>
-              </w:rPr>
-              <w:t>/</w:t>
-            </w:r>
-          </w:p>
-          <w:p>
-            <w:pPr>
-              <w:pBdr>
-                <w:top w:val="nil"/>
-                <w:left w:val="nil"/>
-                <w:bottom w:val="nil"/>
-                <w:right w:val="nil"/>
-                <w:between w:val="nil"/>
-              </w:pBdr>
-              <w:spacing w:after="240" w:line="276" w:lineRule="auto"/>
-              <w:jc w:val="both"/>
-              <w:rPr>
-                <w:rFonts w:ascii="Times New Roman" w:eastAsia="Times New Roman" w:hAnsi="Times New Roman" w:cs="Times New Roman"/>
-                <w:color w:val="000000"/>
-                <w:sz w:val="22"/>
-                <w:szCs w:val="22"/>
-              </w:rPr>
-            </w:pPr>
           </w:p>
         </w:tc>
         <w:tc>
@@ -3718,18 +3323,27 @@
                 <w:sz w:val="22"/>
                 <w:szCs w:val="22"/>
               </w:rPr>
-              <w:t>________________/</w:t>
+              <w:t xml:space="preserve">____________________ / </w:t>
             </w:r>
             <w:r>
               <w:rPr>
-                <w:rFonts w:ascii="Times New Roman" w:hAnsi="Times New Roman" w:cs="Times New Roman"/>
-                <w:sz w:val="24"/>
-                <w:szCs w:val="24"/>
-                <w:lang w:val="en-US"/>
-              </w:rPr>
+                <w:rFonts w:ascii="Times New Roman" w:eastAsia="Times New Roman" w:hAnsi="Times New Roman" w:cs="Times New Roman"/>
+                <w:sz w:val="24"/>
+                <w:szCs w:val="24"/>
+                <w:lang w:val="en-US" w:eastAsia="ar-SA"/>
+              </w:rPr>
+              <w:t>_______________/</w:t>
+            </w:r>
+            <w:r>
+              <w:rPr>
+                <w:rFonts w:ascii="Times New Roman" w:eastAsia="Times New Roman" w:hAnsi="Times New Roman" w:cs="Times New Roman"/>
+                <w:sz w:val="24"/>
+                <w:szCs w:val="24"/>
+                <w:lang w:val="en-US" w:eastAsia="ar-SA"/>
+              </w:rPr>
+              <w:br/>
               <w:t>{</w:t>
             </w:r>
-            <w:proofErr w:type="spellStart"/>
             <w:r>
               <w:rPr>
                 <w:rFonts w:ascii="Times New Roman" w:hAnsi="Times New Roman" w:cs="Times New Roman"/>
@@ -3737,38 +3351,8 @@
                 <w:szCs w:val="24"/>
                 <w:lang w:val="en-US"/>
               </w:rPr>
-              <w:t>customer_director_name</w:t>
+              <w:t>customer_director_name}</w:t>
             </w:r>
-            <w:proofErr w:type="spellEnd"/>
-            <w:r>
-              <w:rPr>
-                <w:rFonts w:ascii="Times New Roman" w:hAnsi="Times New Roman" w:cs="Times New Roman"/>
-                <w:sz w:val="24"/>
-                <w:szCs w:val="24"/>
-                <w:lang w:val="en-US"/>
-              </w:rPr>
-              <w:t>}</w:t>
-            </w:r>
-          </w:p>
-          <w:p>
-            <w:pPr>
-              <w:pBdr>
-                <w:top w:val="nil"/>
-                <w:left w:val="nil"/>
-                <w:bottom w:val="nil"/>
-                <w:right w:val="nil"/>
-                <w:between w:val="nil"/>
-              </w:pBdr>
-              <w:spacing w:after="240" w:line="276" w:lineRule="auto"/>
-              <w:jc w:val="both"/>
-              <w:rPr>
-                <w:rFonts w:ascii="Times New Roman" w:eastAsia="Times New Roman" w:hAnsi="Times New Roman" w:cs="Times New Roman"/>
-                <w:color w:val="000000"/>
-                <w:sz w:val="22"/>
-                <w:szCs w:val="22"/>
-                <w:highlight w:val="yellow"/>
-              </w:rPr>
-            </w:pPr>
           </w:p>
         </w:tc>
       </w:tr>
@@ -3794,25 +3378,6 @@
     </w:p>
     <w:p>
       <w:pPr>
-        <w:pBdr>
-          <w:top w:val="nil"/>
-          <w:left w:val="nil"/>
-          <w:bottom w:val="nil"/>
-          <w:right w:val="nil"/>
-          <w:between w:val="nil"/>
-        </w:pBdr>
-        <w:spacing w:after="240" w:line="276" w:lineRule="auto"/>
-        <w:jc w:val="both"/>
-        <w:rPr>
-          <w:rFonts w:ascii="Times New Roman" w:eastAsia="Times New Roman" w:hAnsi="Times New Roman" w:cs="Times New Roman"/>
-          <w:color w:val="000000"/>
-          <w:sz w:val="24"/>
-          <w:szCs w:val="24"/>
-        </w:rPr>
-      </w:pPr>
-    </w:p>
-    <w:p>
-      <w:pPr>
         <w:tabs>
           <w:tab w:val="center" w:pos="4677"/>
         </w:tabs>
@@ -3849,26 +3414,89 @@
           <w:sz w:val="24"/>
           <w:szCs w:val="24"/>
         </w:rPr>
-        <w:t xml:space="preserve">К Договору </w:t>
-      </w:r>
-      <w:r>
-        <w:rPr>
-          <w:rFonts w:ascii="Times New Roman" w:hAnsi="Times New Roman" w:cs="Times New Roman"/>
-          <w:sz w:val="24"/>
-          <w:szCs w:val="24"/>
-          <w:highlight w:val="yellow"/>
-        </w:rPr>
-        <w:t>№ 9 от 01.01.2026 г</w:t>
-      </w:r>
-      <w:r>
-        <w:rPr>
-          <w:rFonts w:ascii="Times New Roman" w:hAnsi="Times New Roman" w:cs="Times New Roman"/>
-          <w:b/>
-          <w:sz w:val="24"/>
-          <w:szCs w:val="24"/>
-          <w:highlight w:val="yellow"/>
-        </w:rPr>
-        <w:t>.</w:t>
+        <w:t>К</w:t>
+      </w:r>
+      <w:r>
+        <w:rPr>
+          <w:rFonts w:ascii="Times New Roman" w:hAnsi="Times New Roman" w:cs="Times New Roman"/>
+          <w:sz w:val="24"/>
+          <w:szCs w:val="24"/>
+        </w:rPr>
+        <w:t xml:space="preserve"> </w:t>
+      </w:r>
+      <w:r>
+        <w:rPr>
+          <w:rFonts w:ascii="Times New Roman" w:hAnsi="Times New Roman" w:cs="Times New Roman"/>
+          <w:sz w:val="24"/>
+          <w:szCs w:val="24"/>
+        </w:rPr>
+        <w:t>Договору</w:t>
+      </w:r>
+      <w:r>
+        <w:rPr>
+          <w:rFonts w:ascii="Times New Roman" w:hAnsi="Times New Roman" w:cs="Times New Roman"/>
+          <w:sz w:val="24"/>
+          <w:szCs w:val="24"/>
+        </w:rPr>
+        <w:t xml:space="preserve"> </w:t>
+      </w:r>
+      <w:r>
+        <w:rPr>
+          <w:rFonts w:ascii="Times New Roman" w:hAnsi="Times New Roman" w:cs="Times New Roman"/>
+          <w:sz w:val="24"/>
+          <w:szCs w:val="24"/>
+        </w:rPr>
+        <w:t>{</w:t>
+      </w:r>
+      <w:r>
+        <w:rPr>
+          <w:rFonts w:ascii="Times New Roman" w:hAnsi="Times New Roman" w:cs="Times New Roman"/>
+          <w:sz w:val="24"/>
+          <w:szCs w:val="24"/>
+          <w:lang w:val="en-US"/>
+        </w:rPr>
+        <w:t>contractNumber</w:t>
+      </w:r>
+      <w:r>
+        <w:rPr>
+          <w:rFonts w:ascii="Times New Roman" w:hAnsi="Times New Roman" w:cs="Times New Roman"/>
+          <w:sz w:val="24"/>
+          <w:szCs w:val="24"/>
+        </w:rPr>
+        <w:t xml:space="preserve">} </w:t>
+      </w:r>
+      <w:r>
+        <w:rPr>
+          <w:rFonts w:ascii="Times New Roman" w:hAnsi="Times New Roman" w:cs="Times New Roman"/>
+          <w:sz w:val="24"/>
+          <w:szCs w:val="24"/>
+        </w:rPr>
+        <w:t xml:space="preserve">от </w:t>
+      </w:r>
+      <w:r>
+        <w:rPr>
+          <w:rFonts w:ascii="Times New Roman" w:hAnsi="Times New Roman" w:cs="Times New Roman"/>
+          <w:sz w:val="24"/>
+          <w:szCs w:val="24"/>
+        </w:rPr>
+        <w:t>{</w:t>
+      </w:r>
+      <w:r>
+        <w:rPr>
+          <w:rFonts w:ascii="Times New Roman" w:hAnsi="Times New Roman" w:cs="Times New Roman"/>
+          <w:sz w:val="24"/>
+          <w:szCs w:val="24"/>
+          <w:lang w:val="en-US"/>
+        </w:rPr>
+        <w:t>contractDateQuotes</w:t>
+      </w:r>
+      <w:r>
+        <w:rPr>
+          <w:rFonts w:ascii="Times New Roman" w:hAnsi="Times New Roman" w:cs="Times New Roman"/>
+          <w:sz w:val="24"/>
+          <w:szCs w:val="24"/>
+        </w:rPr>
+        <w:t>}</w:t>
       </w:r>
     </w:p>
     <w:p>
@@ -4004,25 +3632,7 @@
                 <w:sz w:val="24"/>
                 <w:szCs w:val="24"/>
               </w:rPr>
-              <w:t xml:space="preserve">5 </w:t>
-            </w:r>
-            <w:proofErr w:type="spellStart"/>
-            <w:r>
-              <w:rPr>
-                <w:rFonts w:ascii="Times New Roman" w:hAnsi="Times New Roman" w:cs="Times New Roman"/>
-                <w:sz w:val="24"/>
-                <w:szCs w:val="24"/>
-              </w:rPr>
-              <w:t>тг</w:t>
-            </w:r>
-            <w:proofErr w:type="spellEnd"/>
-            <w:r>
-              <w:rPr>
-                <w:rFonts w:ascii="Times New Roman" w:hAnsi="Times New Roman" w:cs="Times New Roman"/>
-                <w:sz w:val="24"/>
-                <w:szCs w:val="24"/>
-              </w:rPr>
-              <w:t>.</w:t>
+              <w:t>5 тг.</w:t>
             </w:r>
           </w:p>
         </w:tc>
@@ -4045,23 +3655,13 @@
                 <w:szCs w:val="24"/>
               </w:rPr>
             </w:pPr>
-            <w:proofErr w:type="spellStart"/>
             <w:r>
               <w:rPr>
                 <w:rFonts w:ascii="Times New Roman" w:hAnsi="Times New Roman" w:cs="Times New Roman"/>
                 <w:sz w:val="24"/>
                 <w:szCs w:val="24"/>
               </w:rPr>
-              <w:t>Разгрузо</w:t>
-            </w:r>
-            <w:proofErr w:type="spellEnd"/>
-            <w:r>
-              <w:rPr>
-                <w:rFonts w:ascii="Times New Roman" w:hAnsi="Times New Roman" w:cs="Times New Roman"/>
-                <w:sz w:val="24"/>
-                <w:szCs w:val="24"/>
-              </w:rPr>
-              <w:t xml:space="preserve">-погрузочные работы </w:t>
+              <w:t xml:space="preserve">Разгрузо-погрузочные работы </w:t>
             </w:r>
           </w:p>
         </w:tc>
@@ -4135,23 +3735,13 @@
               </w:rPr>
               <w:t xml:space="preserve"> </w:t>
             </w:r>
-            <w:proofErr w:type="spellStart"/>
             <w:r>
               <w:rPr>
                 <w:rFonts w:ascii="Times New Roman" w:hAnsi="Times New Roman" w:cs="Times New Roman"/>
                 <w:sz w:val="24"/>
                 <w:szCs w:val="24"/>
               </w:rPr>
-              <w:t>тг</w:t>
-            </w:r>
-            <w:proofErr w:type="spellEnd"/>
-            <w:r>
-              <w:rPr>
-                <w:rFonts w:ascii="Times New Roman" w:hAnsi="Times New Roman" w:cs="Times New Roman"/>
-                <w:sz w:val="24"/>
-                <w:szCs w:val="24"/>
-              </w:rPr>
-              <w:t>.</w:t>
+              <w:t>тг.</w:t>
             </w:r>
           </w:p>
           <w:p>
@@ -4178,25 +3768,7 @@
                 <w:sz w:val="24"/>
                 <w:szCs w:val="24"/>
               </w:rPr>
-              <w:t xml:space="preserve">20 </w:t>
-            </w:r>
-            <w:proofErr w:type="spellStart"/>
-            <w:r>
-              <w:rPr>
-                <w:rFonts w:ascii="Times New Roman" w:hAnsi="Times New Roman" w:cs="Times New Roman"/>
-                <w:sz w:val="24"/>
-                <w:szCs w:val="24"/>
-              </w:rPr>
-              <w:t>тг</w:t>
-            </w:r>
-            <w:proofErr w:type="spellEnd"/>
-            <w:r>
-              <w:rPr>
-                <w:rFonts w:ascii="Times New Roman" w:hAnsi="Times New Roman" w:cs="Times New Roman"/>
-                <w:sz w:val="24"/>
-                <w:szCs w:val="24"/>
-              </w:rPr>
-              <w:t>.</w:t>
+              <w:t>20 тг.</w:t>
             </w:r>
           </w:p>
         </w:tc>
@@ -4271,18 +3843,8 @@
                 <w:sz w:val="24"/>
                 <w:szCs w:val="24"/>
               </w:rPr>
-              <w:t xml:space="preserve">От 10000 </w:t>
+              <w:t>От 10000 тг</w:t>
             </w:r>
-            <w:proofErr w:type="spellStart"/>
-            <w:r>
-              <w:rPr>
-                <w:rFonts w:ascii="Times New Roman" w:hAnsi="Times New Roman" w:cs="Times New Roman"/>
-                <w:sz w:val="24"/>
-                <w:szCs w:val="24"/>
-              </w:rPr>
-              <w:t>тг</w:t>
-            </w:r>
-            <w:proofErr w:type="spellEnd"/>
           </w:p>
         </w:tc>
       </w:tr>
@@ -4364,7 +3926,6 @@
                 <w:b/>
                 <w:sz w:val="24"/>
                 <w:szCs w:val="24"/>
-                <w:lang w:val="en-US"/>
               </w:rPr>
             </w:pPr>
             <w:r>
@@ -4374,17 +3935,7 @@
                 <w:sz w:val="24"/>
                 <w:szCs w:val="24"/>
               </w:rPr>
-              <w:t>Исполнитель</w:t>
-            </w:r>
-            <w:r>
-              <w:rPr>
-                <w:rFonts w:ascii="Times New Roman" w:hAnsi="Times New Roman" w:cs="Times New Roman"/>
-                <w:b/>
-                <w:sz w:val="24"/>
-                <w:szCs w:val="24"/>
-                <w:lang w:val="en-US"/>
-              </w:rPr>
-              <w:t xml:space="preserve"> </w:t>
+              <w:t xml:space="preserve">Исполнитель </w:t>
             </w:r>
           </w:p>
           <w:p>
@@ -4392,43 +3943,19 @@
               <w:pStyle w:val="ac"/>
               <w:rPr>
                 <w:rFonts w:ascii="Times New Roman" w:hAnsi="Times New Roman" w:cs="Times New Roman"/>
-                <w:b/>
-                <w:sz w:val="24"/>
-                <w:szCs w:val="24"/>
-                <w:lang w:val="en-US"/>
+                <w:sz w:val="24"/>
+                <w:szCs w:val="24"/>
               </w:rPr>
             </w:pPr>
             <w:r>
               <w:rPr>
                 <w:rFonts w:ascii="Times New Roman" w:hAnsi="Times New Roman" w:cs="Times New Roman"/>
-                <w:b/>
-                <w:sz w:val="24"/>
-                <w:szCs w:val="24"/>
+                <w:sz w:val="24"/>
+                <w:szCs w:val="24"/>
+                <w:u w:val="single"/>
                 <w:lang w:val="en-US"/>
               </w:rPr>
-              <w:t>{</w:t>
-            </w:r>
-            <w:proofErr w:type="spellStart"/>
-            <w:r>
-              <w:rPr>
-                <w:rFonts w:ascii="Times New Roman" w:hAnsi="Times New Roman" w:cs="Times New Roman"/>
-                <w:b/>
-                <w:sz w:val="24"/>
-                <w:szCs w:val="24"/>
-                <w:lang w:val="en-US"/>
-              </w:rPr>
-              <w:t>expeditor_name</w:t>
-            </w:r>
-            <w:proofErr w:type="spellEnd"/>
-            <w:r>
-              <w:rPr>
-                <w:rFonts w:ascii="Times New Roman" w:hAnsi="Times New Roman" w:cs="Times New Roman"/>
-                <w:b/>
-                <w:sz w:val="24"/>
-                <w:szCs w:val="24"/>
-                <w:lang w:val="en-US"/>
-              </w:rPr>
-              <w:t>}.</w:t>
+              <w:t>{expeditor_name}</w:t>
             </w:r>
           </w:p>
           <w:p>
@@ -4439,19 +3966,15 @@
                 <w:b/>
                 <w:sz w:val="24"/>
                 <w:szCs w:val="24"/>
-                <w:lang w:val="en-US"/>
               </w:rPr>
             </w:pPr>
           </w:p>
           <w:p>
             <w:pPr>
-              <w:pStyle w:val="ac"/>
-              <w:rPr>
-                <w:rFonts w:ascii="Times New Roman" w:hAnsi="Times New Roman" w:cs="Times New Roman"/>
-                <w:b/>
-                <w:sz w:val="24"/>
-                <w:szCs w:val="24"/>
-                <w:lang w:val="en-US"/>
+              <w:rPr>
+                <w:rFonts w:ascii="Times New Roman" w:hAnsi="Times New Roman" w:cs="Times New Roman"/>
+                <w:sz w:val="24"/>
+                <w:szCs w:val="24"/>
               </w:rPr>
             </w:pPr>
           </w:p>
@@ -4461,17 +3984,6 @@
                 <w:rFonts w:ascii="Times New Roman" w:hAnsi="Times New Roman" w:cs="Times New Roman"/>
                 <w:sz w:val="24"/>
                 <w:szCs w:val="24"/>
-                <w:lang w:val="en-US"/>
-              </w:rPr>
-            </w:pPr>
-          </w:p>
-          <w:p>
-            <w:pPr>
-              <w:rPr>
-                <w:rFonts w:ascii="Times New Roman" w:hAnsi="Times New Roman" w:cs="Times New Roman"/>
-                <w:sz w:val="24"/>
-                <w:szCs w:val="24"/>
-                <w:lang w:val="en-US"/>
               </w:rPr>
             </w:pPr>
             <w:r>
@@ -4480,7 +3992,6 @@
                 <w:bCs/>
                 <w:sz w:val="24"/>
                 <w:szCs w:val="24"/>
-                <w:lang w:val="en-US"/>
               </w:rPr>
               <w:t>_____________</w:t>
             </w:r>
@@ -4490,51 +4001,8 @@
                 <w:bCs/>
                 <w:sz w:val="24"/>
                 <w:szCs w:val="24"/>
-                <w:lang w:val="en-US"/>
-              </w:rPr>
-              <w:t>{</w:t>
-            </w:r>
-            <w:proofErr w:type="spellStart"/>
-            <w:r>
-              <w:rPr>
-                <w:rFonts w:ascii="Times New Roman" w:hAnsi="Times New Roman" w:cs="Times New Roman"/>
-                <w:bCs/>
-                <w:sz w:val="24"/>
-                <w:szCs w:val="24"/>
-                <w:lang w:val="en-US"/>
-              </w:rPr>
-              <w:t>expeditor_</w:t>
-            </w:r>
-            <w:r>
-              <w:rPr>
-                <w:rFonts w:ascii="Times New Roman" w:hAnsi="Times New Roman" w:cs="Times New Roman"/>
-                <w:bCs/>
-                <w:sz w:val="24"/>
-                <w:szCs w:val="24"/>
-                <w:lang w:val="en-US"/>
-              </w:rPr>
-              <w:t>director_</w:t>
-            </w:r>
-            <w:r>
-              <w:rPr>
-                <w:rFonts w:ascii="Times New Roman" w:hAnsi="Times New Roman" w:cs="Times New Roman"/>
-                <w:bCs/>
-                <w:sz w:val="24"/>
-                <w:szCs w:val="24"/>
-                <w:lang w:val="en-US"/>
-              </w:rPr>
-              <w:t>name</w:t>
-            </w:r>
-            <w:proofErr w:type="spellEnd"/>
-            <w:r>
-              <w:rPr>
-                <w:rFonts w:ascii="Times New Roman" w:hAnsi="Times New Roman" w:cs="Times New Roman"/>
-                <w:bCs/>
-                <w:sz w:val="24"/>
-                <w:szCs w:val="24"/>
-                <w:lang w:val="en-US"/>
-              </w:rPr>
-              <w:t>}</w:t>
+              </w:rPr>
+              <w:t>_  _______________</w:t>
             </w:r>
           </w:p>
         </w:tc>
@@ -4552,18 +4020,8 @@
                 <w:b/>
                 <w:sz w:val="24"/>
                 <w:szCs w:val="24"/>
-                <w:lang w:val="en-US"/>
               </w:rPr>
             </w:pPr>
-            <w:r>
-              <w:rPr>
-                <w:rFonts w:ascii="Times New Roman" w:hAnsi="Times New Roman" w:cs="Times New Roman"/>
-                <w:sz w:val="24"/>
-                <w:szCs w:val="24"/>
-                <w:lang w:val="en-US"/>
-              </w:rPr>
-              <w:t xml:space="preserve">       </w:t>
-            </w:r>
             <w:r>
               <w:rPr>
                 <w:rFonts w:ascii="Times New Roman" w:hAnsi="Times New Roman" w:cs="Times New Roman"/>
@@ -4579,78 +4037,31 @@
                 <w:b/>
                 <w:sz w:val="24"/>
                 <w:szCs w:val="24"/>
-                <w:lang w:val="en-US"/>
               </w:rPr>
               <w:t xml:space="preserve"> </w:t>
             </w:r>
           </w:p>
           <w:p>
             <w:pPr>
+              <w:keepNext/>
+              <w:keepLines/>
               <w:rPr>
                 <w:rFonts w:ascii="Times New Roman" w:hAnsi="Times New Roman" w:cs="Times New Roman"/>
                 <w:b/>
-                <w:bCs/>
-                <w:sz w:val="24"/>
-                <w:szCs w:val="24"/>
-                <w:lang w:val="en-US"/>
+                <w:sz w:val="24"/>
+                <w:szCs w:val="24"/>
               </w:rPr>
             </w:pPr>
             <w:r>
               <w:rPr>
                 <w:rFonts w:ascii="Times New Roman" w:hAnsi="Times New Roman" w:cs="Times New Roman"/>
                 <w:b/>
-                <w:bCs/>
-                <w:sz w:val="24"/>
-                <w:szCs w:val="24"/>
+                <w:sz w:val="24"/>
+                <w:szCs w:val="24"/>
+                <w:u w:val="single"/>
                 <w:lang w:val="en-US"/>
               </w:rPr>
-              <w:t xml:space="preserve">       </w:t>
-            </w:r>
-            <w:r>
-              <w:rPr>
-                <w:rFonts w:ascii="Times New Roman" w:hAnsi="Times New Roman" w:cs="Times New Roman"/>
-                <w:b/>
-                <w:bCs/>
-                <w:sz w:val="24"/>
-                <w:szCs w:val="24"/>
-                <w:lang w:val="en-US"/>
-              </w:rPr>
-              <w:t>{</w:t>
-            </w:r>
-            <w:proofErr w:type="spellStart"/>
-            <w:r>
-              <w:rPr>
-                <w:rFonts w:ascii="Times New Roman" w:hAnsi="Times New Roman" w:cs="Times New Roman"/>
-                <w:b/>
-                <w:bCs/>
-                <w:sz w:val="24"/>
-                <w:szCs w:val="24"/>
-                <w:lang w:val="en-US"/>
-              </w:rPr>
-              <w:t>customer_name</w:t>
-            </w:r>
-            <w:proofErr w:type="spellEnd"/>
-            <w:r>
-              <w:rPr>
-                <w:rFonts w:ascii="Times New Roman" w:hAnsi="Times New Roman" w:cs="Times New Roman"/>
-                <w:b/>
-                <w:bCs/>
-                <w:sz w:val="24"/>
-                <w:szCs w:val="24"/>
-                <w:lang w:val="en-US"/>
-              </w:rPr>
-              <w:t>}</w:t>
-            </w:r>
-            <w:r>
-              <w:rPr>
-                <w:rFonts w:ascii="Times New Roman" w:hAnsi="Times New Roman" w:cs="Times New Roman"/>
-                <w:b/>
-                <w:bCs/>
-                <w:sz w:val="24"/>
-                <w:szCs w:val="24"/>
-                <w:lang w:val="en-US"/>
-              </w:rPr>
-              <w:t xml:space="preserve">  </w:t>
+              <w:t>{customer_name}</w:t>
             </w:r>
           </w:p>
           <w:p>
@@ -4660,7 +4071,6 @@
                 <w:rFonts w:ascii="Times New Roman" w:hAnsi="Times New Roman" w:cs="Times New Roman"/>
                 <w:sz w:val="24"/>
                 <w:szCs w:val="24"/>
-                <w:lang w:val="en-US"/>
               </w:rPr>
             </w:pPr>
           </w:p>
@@ -4671,7 +4081,6 @@
                 <w:rFonts w:ascii="Times New Roman" w:hAnsi="Times New Roman" w:cs="Times New Roman"/>
                 <w:sz w:val="24"/>
                 <w:szCs w:val="24"/>
-                <w:lang w:val="en-US"/>
               </w:rPr>
             </w:pPr>
           </w:p>
@@ -4685,42 +4094,20 @@
                 <w:lang w:val="en-US"/>
               </w:rPr>
             </w:pPr>
-          </w:p>
-          <w:p>
-            <w:pPr>
-              <w:pStyle w:val="ac"/>
-              <w:rPr>
-                <w:rFonts w:ascii="Times New Roman" w:hAnsi="Times New Roman" w:cs="Times New Roman"/>
-                <w:sz w:val="24"/>
-                <w:szCs w:val="24"/>
-                <w:lang w:val="en-US"/>
-              </w:rPr>
-            </w:pPr>
             <w:r>
               <w:rPr>
                 <w:rFonts w:ascii="Times New Roman" w:hAnsi="Times New Roman" w:cs="Times New Roman"/>
                 <w:sz w:val="24"/>
                 <w:szCs w:val="24"/>
-                <w:lang w:val="en-US"/>
-              </w:rPr>
-              <w:t xml:space="preserve">       </w:t>
+              </w:rPr>
+              <w:t xml:space="preserve">________________ </w:t>
             </w:r>
             <w:r>
               <w:rPr>
-                <w:rFonts w:ascii="Times New Roman" w:hAnsi="Times New Roman" w:cs="Times New Roman"/>
-                <w:sz w:val="24"/>
-                <w:szCs w:val="24"/>
-                <w:lang w:val="en-US"/>
-              </w:rPr>
-              <w:t>_______________</w:t>
-            </w:r>
-            <w:proofErr w:type="gramStart"/>
-            <w:r>
-              <w:rPr>
-                <w:rFonts w:ascii="Times New Roman" w:hAnsi="Times New Roman" w:cs="Times New Roman"/>
-                <w:sz w:val="24"/>
-                <w:szCs w:val="24"/>
-                <w:lang w:val="en-US"/>
+                <w:rFonts w:ascii="Times New Roman" w:eastAsia="Times New Roman" w:hAnsi="Times New Roman" w:cs="Times New Roman"/>
+                <w:sz w:val="24"/>
+                <w:szCs w:val="24"/>
+                <w:lang w:eastAsia="ar-SA"/>
               </w:rPr>
               <w:t xml:space="preserve"> </w:t>
             </w:r>
@@ -4731,46 +4118,7 @@
                 <w:szCs w:val="24"/>
                 <w:lang w:val="en-US" w:eastAsia="ar-SA"/>
               </w:rPr>
-              <w:t xml:space="preserve"> </w:t>
-            </w:r>
-            <w:r>
-              <w:rPr>
-                <w:rFonts w:ascii="Times New Roman" w:hAnsi="Times New Roman" w:cs="Times New Roman"/>
-                <w:sz w:val="24"/>
-                <w:szCs w:val="24"/>
-                <w:lang w:val="en-US"/>
-              </w:rPr>
-              <w:t xml:space="preserve"> </w:t>
-            </w:r>
-            <w:r>
-              <w:rPr>
-                <w:rFonts w:ascii="Times New Roman" w:hAnsi="Times New Roman" w:cs="Times New Roman"/>
-                <w:sz w:val="24"/>
-                <w:szCs w:val="24"/>
-                <w:lang w:val="en-US"/>
-              </w:rPr>
-              <w:t>{</w:t>
-            </w:r>
-            <w:proofErr w:type="spellStart"/>
-            <w:proofErr w:type="gramEnd"/>
-            <w:r>
-              <w:rPr>
-                <w:rFonts w:ascii="Times New Roman" w:hAnsi="Times New Roman" w:cs="Times New Roman"/>
-                <w:sz w:val="24"/>
-                <w:szCs w:val="24"/>
-                <w:lang w:val="en-US"/>
-              </w:rPr>
-              <w:t>customer_director_name</w:t>
-            </w:r>
-            <w:proofErr w:type="spellEnd"/>
-            <w:r>
-              <w:rPr>
-                <w:rFonts w:ascii="Times New Roman" w:hAnsi="Times New Roman" w:cs="Times New Roman"/>
-                <w:sz w:val="24"/>
-                <w:szCs w:val="24"/>
-                <w:lang w:val="en-US"/>
-              </w:rPr>
-              <w:t>}</w:t>
+              <w:t>_______________</w:t>
             </w:r>
           </w:p>
         </w:tc>
@@ -4782,6 +4130,74 @@
           <w:rFonts w:ascii="Times New Roman" w:hAnsi="Times New Roman" w:cs="Times New Roman"/>
           <w:sz w:val="24"/>
           <w:szCs w:val="24"/>
+        </w:rPr>
+      </w:pPr>
+    </w:p>
+    <w:p>
+      <w:pPr>
+        <w:rPr>
+          <w:rFonts w:ascii="Times New Roman" w:hAnsi="Times New Roman" w:cs="Times New Roman"/>
+          <w:sz w:val="24"/>
+          <w:szCs w:val="24"/>
+        </w:rPr>
+      </w:pPr>
+    </w:p>
+    <w:p>
+      <w:pPr>
+        <w:rPr>
+          <w:rFonts w:ascii="Times New Roman" w:hAnsi="Times New Roman" w:cs="Times New Roman"/>
+          <w:sz w:val="24"/>
+          <w:szCs w:val="24"/>
+        </w:rPr>
+      </w:pPr>
+    </w:p>
+    <w:p>
+      <w:pPr>
+        <w:rPr>
+          <w:rFonts w:ascii="Times New Roman" w:hAnsi="Times New Roman" w:cs="Times New Roman"/>
+          <w:sz w:val="24"/>
+          <w:szCs w:val="24"/>
+        </w:rPr>
+      </w:pPr>
+    </w:p>
+    <w:p>
+      <w:pPr>
+        <w:rPr>
+          <w:rFonts w:ascii="Times New Roman" w:hAnsi="Times New Roman" w:cs="Times New Roman"/>
+          <w:sz w:val="24"/>
+          <w:szCs w:val="24"/>
+        </w:rPr>
+      </w:pPr>
+    </w:p>
+    <w:p>
+      <w:pPr>
+        <w:rPr>
+          <w:rFonts w:ascii="Times New Roman" w:hAnsi="Times New Roman" w:cs="Times New Roman"/>
+          <w:sz w:val="24"/>
+          <w:szCs w:val="24"/>
+        </w:rPr>
+      </w:pPr>
+    </w:p>
+    <w:p/>
+    <w:p/>
+    <w:p/>
+    <w:p/>
+    <w:p/>
+    <w:p/>
+    <w:p/>
+    <w:p/>
+    <w:p/>
+    <w:p/>
+    <w:p/>
+    <w:p/>
+    <w:p/>
+    <w:p/>
+    <w:p/>
+    <w:p/>
+    <w:p/>
+    <w:p>
+      <w:pPr>
+        <w:rPr>
           <w:lang w:val="en-US"/>
         </w:rPr>
       </w:pPr>
@@ -4789,57 +4205,2294 @@
     <w:p>
       <w:pPr>
         <w:rPr>
-          <w:rFonts w:ascii="Times New Roman" w:hAnsi="Times New Roman" w:cs="Times New Roman"/>
-          <w:sz w:val="24"/>
-          <w:szCs w:val="24"/>
           <w:lang w:val="en-US"/>
         </w:rPr>
       </w:pPr>
     </w:p>
-    <w:p>
-      <w:pPr>
-        <w:rPr>
-          <w:rFonts w:ascii="Times New Roman" w:hAnsi="Times New Roman" w:cs="Times New Roman"/>
-          <w:sz w:val="24"/>
-          <w:szCs w:val="24"/>
+    <w:p/>
+    <w:p/>
+    <w:p/>
+    <w:p/>
+    <w:p>
+      <w:pPr>
+        <w:jc w:val="right"/>
+        <w:rPr>
+          <w:rFonts w:ascii="Times New Roman" w:eastAsia="Times New Roman" w:hAnsi="Times New Roman" w:cs="Times New Roman"/>
+          <w:color w:val="000000"/>
+          <w:sz w:val="24"/>
+          <w:szCs w:val="24"/>
+          <w:lang/>
+        </w:rPr>
+      </w:pPr>
+      <w:r>
+        <w:rPr>
+          <w:rFonts w:ascii="-webkit-standard" w:eastAsia="Times New Roman" w:hAnsi="-webkit-standard" w:cs="Times New Roman"/>
+          <w:color w:val="000000"/>
+          <w:sz w:val="12"/>
+          <w:szCs w:val="12"/>
+          <w:lang/>
+        </w:rPr>
+        <w:lastRenderedPageBreak/>
+        <w:t> </w:t>
+      </w:r>
+      <w:r>
+        <w:rPr>
+          <w:rFonts w:ascii="Times New Roman" w:eastAsia="Times New Roman" w:hAnsi="Times New Roman" w:cs="Times New Roman"/>
+          <w:color w:val="000000"/>
+          <w:sz w:val="24"/>
+          <w:szCs w:val="24"/>
+          <w:lang/>
+        </w:rPr>
+        <w:t>Приложение № 2</w:t>
+      </w:r>
+    </w:p>
+    <w:p>
+      <w:pPr>
+        <w:ind w:firstLine="708"/>
+        <w:jc w:val="right"/>
+        <w:rPr>
+          <w:rFonts w:ascii="Times New Roman" w:hAnsi="Times New Roman" w:cs="Times New Roman"/>
+          <w:b/>
           <w:lang w:val="en-US"/>
         </w:rPr>
       </w:pPr>
-    </w:p>
-    <w:p>
-      <w:pPr>
-        <w:rPr>
-          <w:rFonts w:ascii="Times New Roman" w:hAnsi="Times New Roman" w:cs="Times New Roman"/>
-          <w:sz w:val="24"/>
-          <w:szCs w:val="24"/>
+      <w:r>
+        <w:rPr>
+          <w:rFonts w:ascii="Times New Roman" w:hAnsi="Times New Roman" w:cs="Times New Roman"/>
+        </w:rPr>
+        <w:t>К</w:t>
+      </w:r>
+      <w:r>
+        <w:rPr>
+          <w:rFonts w:ascii="Times New Roman" w:hAnsi="Times New Roman" w:cs="Times New Roman"/>
           <w:lang w:val="en-US"/>
         </w:rPr>
-      </w:pPr>
-    </w:p>
-    <w:p>
-      <w:pPr>
-        <w:rPr>
-          <w:rFonts w:ascii="Times New Roman" w:hAnsi="Times New Roman" w:cs="Times New Roman"/>
-          <w:sz w:val="24"/>
-          <w:szCs w:val="24"/>
+        <w:t xml:space="preserve"> </w:t>
+      </w:r>
+      <w:r>
+        <w:rPr>
+          <w:rFonts w:ascii="Times New Roman" w:hAnsi="Times New Roman" w:cs="Times New Roman"/>
+        </w:rPr>
+        <w:t>Договору</w:t>
+      </w:r>
+      <w:r>
+        <w:rPr>
+          <w:rFonts w:ascii="Times New Roman" w:hAnsi="Times New Roman" w:cs="Times New Roman"/>
           <w:lang w:val="en-US"/>
         </w:rPr>
-      </w:pPr>
-    </w:p>
-    <w:p>
-      <w:pPr>
-        <w:rPr>
-          <w:rFonts w:ascii="Times New Roman" w:hAnsi="Times New Roman" w:cs="Times New Roman"/>
-          <w:sz w:val="24"/>
-          <w:szCs w:val="24"/>
+        <w:t xml:space="preserve"> №</w:t>
+      </w:r>
+      <w:r>
+        <w:rPr>
+          <w:rFonts w:ascii="Times New Roman" w:hAnsi="Times New Roman" w:cs="Times New Roman"/>
           <w:lang w:val="en-US"/>
         </w:rPr>
-      </w:pPr>
-    </w:p>
-    <w:p>
-      <w:pPr>
-        <w:rPr>
+        <w:t>{</w:t>
+      </w:r>
+      <w:r>
+        <w:rPr>
+          <w:rFonts w:ascii="Times New Roman" w:hAnsi="Times New Roman" w:cs="Times New Roman"/>
           <w:lang w:val="en-US"/>
+        </w:rPr>
+        <w:t>contractNumber</w:t>
+      </w:r>
+      <w:r>
+        <w:rPr>
+          <w:rFonts w:ascii="Times New Roman" w:hAnsi="Times New Roman" w:cs="Times New Roman"/>
+          <w:lang w:val="en-US"/>
+        </w:rPr>
+        <w:t>}</w:t>
+      </w:r>
+      <w:r>
+        <w:rPr>
+          <w:rFonts w:ascii="Times New Roman" w:hAnsi="Times New Roman" w:cs="Times New Roman"/>
+          <w:lang w:val="en-US"/>
+        </w:rPr>
+        <w:t xml:space="preserve"> </w:t>
+      </w:r>
+      <w:r>
+        <w:rPr>
+          <w:rFonts w:ascii="Times New Roman" w:hAnsi="Times New Roman" w:cs="Times New Roman"/>
+        </w:rPr>
+        <w:t>от</w:t>
+      </w:r>
+      <w:r>
+        <w:rPr>
+          <w:rFonts w:ascii="Times New Roman" w:hAnsi="Times New Roman" w:cs="Times New Roman"/>
+          <w:lang w:val="en-US"/>
+        </w:rPr>
+        <w:t xml:space="preserve"> </w:t>
+      </w:r>
+      <w:r>
+        <w:rPr>
+          <w:rFonts w:ascii="Times New Roman" w:hAnsi="Times New Roman" w:cs="Times New Roman"/>
+          <w:lang w:val="en-US"/>
+        </w:rPr>
+        <w:t>{contractDateLong}</w:t>
+      </w:r>
+    </w:p>
+    <w:p>
+      <w:pPr>
+        <w:jc w:val="right"/>
+        <w:rPr>
+          <w:rFonts w:ascii="Times New Roman" w:eastAsia="Times New Roman" w:hAnsi="Times New Roman" w:cs="Times New Roman"/>
+          <w:color w:val="000000"/>
+          <w:sz w:val="24"/>
+          <w:szCs w:val="24"/>
+          <w:lang/>
+        </w:rPr>
+      </w:pPr>
+      <w:r>
+        <w:rPr>
+          <w:rFonts w:ascii="Times New Roman" w:eastAsia="Times New Roman" w:hAnsi="Times New Roman" w:cs="Times New Roman"/>
+          <w:color w:val="000000"/>
+          <w:sz w:val="24"/>
+          <w:szCs w:val="24"/>
+          <w:lang/>
+        </w:rPr>
+        <w:t>Адрес: г.Алматы; Турксибский, р-н,  8 771 500 05 07</w:t>
+      </w:r>
+    </w:p>
+    <w:p>
+      <w:pPr>
+        <w:jc w:val="right"/>
+        <w:rPr>
+          <w:rFonts w:ascii="Times New Roman" w:eastAsia="Times New Roman" w:hAnsi="Times New Roman" w:cs="Times New Roman"/>
+          <w:color w:val="000000"/>
+          <w:sz w:val="24"/>
+          <w:szCs w:val="24"/>
+          <w:lang/>
+        </w:rPr>
+      </w:pPr>
+      <w:r>
+        <w:rPr>
+          <w:rFonts w:ascii="Times New Roman" w:eastAsia="Times New Roman" w:hAnsi="Times New Roman" w:cs="Times New Roman"/>
+          <w:color w:val="000000"/>
+          <w:sz w:val="24"/>
+          <w:szCs w:val="24"/>
+          <w:lang/>
+        </w:rPr>
+        <w:t>ул.Закарпатская/Ахметова, 162. 8 777 499 02 22</w:t>
+      </w:r>
+    </w:p>
+    <w:p>
+      <w:pPr>
+        <w:jc w:val="center"/>
+        <w:rPr>
+          <w:rFonts w:ascii="Times New Roman" w:eastAsia="Times New Roman" w:hAnsi="Times New Roman" w:cs="Times New Roman"/>
+          <w:color w:val="000000"/>
+          <w:sz w:val="24"/>
+          <w:szCs w:val="24"/>
+          <w:lang/>
+        </w:rPr>
+      </w:pPr>
+      <w:r>
+        <w:rPr>
+          <w:rFonts w:ascii="Times New Roman" w:eastAsia="Times New Roman" w:hAnsi="Times New Roman" w:cs="Times New Roman"/>
+          <w:color w:val="000000"/>
+          <w:sz w:val="24"/>
+          <w:szCs w:val="24"/>
+          <w:lang/>
+        </w:rPr>
+        <w:t> </w:t>
+      </w:r>
+    </w:p>
+    <w:p>
+      <w:pPr>
+        <w:rPr>
+          <w:rFonts w:ascii="Times New Roman" w:eastAsia="Times New Roman" w:hAnsi="Times New Roman" w:cs="Times New Roman"/>
+          <w:color w:val="000000"/>
+          <w:sz w:val="24"/>
+          <w:szCs w:val="24"/>
+          <w:lang/>
+        </w:rPr>
+      </w:pPr>
+      <w:r>
+        <w:rPr>
+          <w:rFonts w:ascii="Times New Roman" w:eastAsia="Times New Roman" w:hAnsi="Times New Roman" w:cs="Times New Roman"/>
+          <w:color w:val="000000"/>
+          <w:sz w:val="24"/>
+          <w:szCs w:val="24"/>
+          <w:lang/>
+        </w:rPr>
+        <w:t> </w:t>
+      </w:r>
+    </w:p>
+    <w:p>
+      <w:pPr>
+        <w:jc w:val="center"/>
+        <w:rPr>
+          <w:rFonts w:ascii="Times New Roman" w:eastAsia="Times New Roman" w:hAnsi="Times New Roman" w:cs="Times New Roman"/>
+          <w:b/>
+          <w:bCs/>
+          <w:color w:val="000000"/>
+          <w:sz w:val="24"/>
+          <w:szCs w:val="24"/>
+          <w:lang w:val="en-US"/>
+        </w:rPr>
+      </w:pPr>
+      <w:r>
+        <w:rPr>
+          <w:rFonts w:ascii="Times New Roman" w:eastAsia="Times New Roman" w:hAnsi="Times New Roman" w:cs="Times New Roman"/>
+          <w:b/>
+          <w:bCs/>
+          <w:color w:val="000000"/>
+          <w:sz w:val="24"/>
+          <w:szCs w:val="24"/>
+          <w:lang/>
+        </w:rPr>
+        <w:t xml:space="preserve">Акт № </w:t>
+      </w:r>
+      <w:r>
+        <w:rPr>
+          <w:rFonts w:ascii="Times New Roman" w:eastAsia="Times New Roman" w:hAnsi="Times New Roman" w:cs="Times New Roman"/>
+          <w:b/>
+          <w:bCs/>
+          <w:color w:val="000000"/>
+          <w:sz w:val="24"/>
+          <w:szCs w:val="24"/>
+          <w:lang w:val="en-US"/>
+        </w:rPr>
+        <w:t>{number}</w:t>
+      </w:r>
+    </w:p>
+    <w:p>
+      <w:pPr>
+        <w:jc w:val="center"/>
+        <w:rPr>
+          <w:rFonts w:ascii="Times New Roman" w:eastAsia="Times New Roman" w:hAnsi="Times New Roman" w:cs="Times New Roman"/>
+          <w:b/>
+          <w:bCs/>
+          <w:color w:val="000000"/>
+          <w:sz w:val="24"/>
+          <w:szCs w:val="24"/>
+          <w:lang/>
+        </w:rPr>
+      </w:pPr>
+      <w:r>
+        <w:rPr>
+          <w:rFonts w:ascii="Times New Roman" w:eastAsia="Times New Roman" w:hAnsi="Times New Roman" w:cs="Times New Roman"/>
+          <w:b/>
+          <w:bCs/>
+          <w:color w:val="000000"/>
+          <w:sz w:val="24"/>
+          <w:szCs w:val="24"/>
+          <w:lang/>
+        </w:rPr>
+        <w:t>Приема-передачи товарно-материальных ценностей</w:t>
+      </w:r>
+    </w:p>
+    <w:p>
+      <w:pPr>
+        <w:rPr>
+          <w:rFonts w:ascii="Times New Roman" w:eastAsia="Times New Roman" w:hAnsi="Times New Roman" w:cs="Times New Roman"/>
+          <w:color w:val="000000"/>
+          <w:sz w:val="24"/>
+          <w:szCs w:val="24"/>
+          <w:lang/>
+        </w:rPr>
+      </w:pPr>
+      <w:r>
+        <w:rPr>
+          <w:rFonts w:ascii="Times New Roman" w:eastAsia="Times New Roman" w:hAnsi="Times New Roman" w:cs="Times New Roman"/>
+          <w:color w:val="000000"/>
+          <w:sz w:val="24"/>
+          <w:szCs w:val="24"/>
+          <w:lang/>
+        </w:rPr>
+        <w:t> </w:t>
+      </w:r>
+    </w:p>
+    <w:p>
+      <w:pPr>
+        <w:rPr>
+          <w:rFonts w:ascii="Times New Roman" w:eastAsia="Times New Roman" w:hAnsi="Times New Roman" w:cs="Times New Roman"/>
+          <w:color w:val="000000"/>
+          <w:sz w:val="24"/>
+          <w:szCs w:val="24"/>
+        </w:rPr>
+      </w:pPr>
+      <w:r>
+        <w:rPr>
+          <w:rFonts w:ascii="Times New Roman" w:eastAsia="Times New Roman" w:hAnsi="Times New Roman" w:cs="Times New Roman"/>
+          <w:color w:val="000000"/>
+          <w:sz w:val="24"/>
+          <w:szCs w:val="24"/>
+          <w:lang/>
+        </w:rPr>
+        <w:t>г. Алматы                                                                                                             </w:t>
+      </w:r>
+      <w:r>
+        <w:rPr>
+          <w:rFonts w:ascii="Times New Roman" w:eastAsia="Times New Roman" w:hAnsi="Times New Roman" w:cs="Times New Roman"/>
+          <w:color w:val="000000"/>
+          <w:sz w:val="24"/>
+          <w:szCs w:val="24"/>
+        </w:rPr>
+        <w:t>{</w:t>
+      </w:r>
+      <w:r>
+        <w:rPr>
+          <w:rFonts w:ascii="Times New Roman" w:eastAsia="Times New Roman" w:hAnsi="Times New Roman" w:cs="Times New Roman"/>
+          <w:color w:val="000000"/>
+          <w:sz w:val="24"/>
+          <w:szCs w:val="24"/>
+          <w:lang w:val="en-US"/>
+        </w:rPr>
+        <w:t>dateLong</w:t>
+      </w:r>
+      <w:r>
+        <w:rPr>
+          <w:rFonts w:ascii="Times New Roman" w:eastAsia="Times New Roman" w:hAnsi="Times New Roman" w:cs="Times New Roman"/>
+          <w:color w:val="000000"/>
+          <w:sz w:val="24"/>
+          <w:szCs w:val="24"/>
+        </w:rPr>
+        <w:t>}</w:t>
+      </w:r>
+    </w:p>
+    <w:p>
+      <w:pPr>
+        <w:rPr>
+          <w:rFonts w:ascii="Times New Roman" w:eastAsia="Times New Roman" w:hAnsi="Times New Roman" w:cs="Times New Roman"/>
+          <w:i/>
+          <w:iCs/>
+          <w:color w:val="000000"/>
+          <w:sz w:val="24"/>
+          <w:szCs w:val="24"/>
+          <w:lang/>
+        </w:rPr>
+      </w:pPr>
+      <w:r>
+        <w:rPr>
+          <w:rFonts w:ascii="Times New Roman" w:eastAsia="Times New Roman" w:hAnsi="Times New Roman" w:cs="Times New Roman"/>
+          <w:i/>
+          <w:iCs/>
+          <w:color w:val="000000"/>
+          <w:sz w:val="24"/>
+          <w:szCs w:val="24"/>
+          <w:lang/>
+        </w:rPr>
+        <w:t> </w:t>
+      </w:r>
+    </w:p>
+    <w:p>
+      <w:pPr>
+        <w:rPr>
+          <w:rFonts w:ascii="Times New Roman" w:eastAsia="Times New Roman" w:hAnsi="Times New Roman" w:cs="Times New Roman"/>
+          <w:color w:val="000000"/>
+          <w:sz w:val="24"/>
+          <w:szCs w:val="24"/>
+          <w:lang w:val="en-US"/>
+        </w:rPr>
+      </w:pPr>
+      <w:r>
+        <w:rPr>
+          <w:rFonts w:ascii="Times New Roman" w:eastAsia="Times New Roman" w:hAnsi="Times New Roman" w:cs="Times New Roman"/>
+          <w:color w:val="000000"/>
+          <w:sz w:val="24"/>
+          <w:szCs w:val="24"/>
+          <w:lang/>
+        </w:rPr>
+        <w:t>Клиента</w:t>
+      </w:r>
+      <w:r>
+        <w:rPr>
+          <w:rFonts w:ascii="Times New Roman" w:eastAsia="Times New Roman" w:hAnsi="Times New Roman" w:cs="Times New Roman"/>
+          <w:color w:val="000000"/>
+          <w:sz w:val="24"/>
+          <w:szCs w:val="24"/>
+        </w:rPr>
+        <w:t xml:space="preserve"> </w:t>
+      </w:r>
+      <w:r>
+        <w:rPr>
+          <w:rFonts w:ascii="Times New Roman" w:eastAsia="Times New Roman" w:hAnsi="Times New Roman" w:cs="Times New Roman"/>
+          <w:color w:val="000000"/>
+          <w:sz w:val="24"/>
+          <w:szCs w:val="24"/>
+          <w:u w:val="single"/>
+          <w:lang w:val="en-US"/>
+        </w:rPr>
+        <w:t>{customer_company}</w:t>
+      </w:r>
+    </w:p>
+    <w:p>
+      <w:pPr>
+        <w:jc w:val="center"/>
+        <w:rPr>
+          <w:rFonts w:ascii="Times New Roman" w:eastAsia="Times New Roman" w:hAnsi="Times New Roman" w:cs="Times New Roman"/>
+          <w:color w:val="000000"/>
+          <w:sz w:val="24"/>
+          <w:szCs w:val="24"/>
+          <w:lang/>
+        </w:rPr>
+      </w:pPr>
+      <w:r>
+        <w:rPr>
+          <w:rFonts w:ascii="Times New Roman" w:eastAsia="Times New Roman" w:hAnsi="Times New Roman" w:cs="Times New Roman"/>
+          <w:color w:val="000000"/>
+          <w:sz w:val="24"/>
+          <w:szCs w:val="24"/>
+          <w:lang/>
+        </w:rPr>
+        <w:t>(Ф.И.О. и наименование организации)</w:t>
+      </w:r>
+    </w:p>
+    <w:p>
+      <w:pPr>
+        <w:rPr>
+          <w:rFonts w:ascii="Times New Roman" w:eastAsia="Times New Roman" w:hAnsi="Times New Roman" w:cs="Times New Roman"/>
+          <w:color w:val="000000"/>
+          <w:sz w:val="24"/>
+          <w:szCs w:val="24"/>
+          <w:lang w:val="en-US"/>
+        </w:rPr>
+      </w:pPr>
+      <w:r>
+        <w:rPr>
+          <w:rFonts w:ascii="Times New Roman" w:eastAsia="Times New Roman" w:hAnsi="Times New Roman" w:cs="Times New Roman"/>
+          <w:color w:val="000000"/>
+          <w:sz w:val="24"/>
+          <w:szCs w:val="24"/>
+          <w:lang/>
+        </w:rPr>
+        <w:t>Исполнителя</w:t>
+      </w:r>
+      <w:r>
+        <w:rPr>
+          <w:rFonts w:ascii="Times New Roman" w:eastAsia="Times New Roman" w:hAnsi="Times New Roman" w:cs="Times New Roman"/>
+          <w:color w:val="000000"/>
+          <w:sz w:val="24"/>
+          <w:szCs w:val="24"/>
+        </w:rPr>
+        <w:t xml:space="preserve"> </w:t>
+      </w:r>
+      <w:r>
+        <w:rPr>
+          <w:rFonts w:ascii="Times New Roman" w:eastAsia="Times New Roman" w:hAnsi="Times New Roman" w:cs="Times New Roman"/>
+          <w:color w:val="000000"/>
+          <w:sz w:val="24"/>
+          <w:szCs w:val="24"/>
+          <w:u w:val="single"/>
+          <w:lang w:val="en-US"/>
+        </w:rPr>
+        <w:t>{expeditor_name}</w:t>
+      </w:r>
+    </w:p>
+    <w:p>
+      <w:pPr>
+        <w:jc w:val="center"/>
+        <w:rPr>
+          <w:rFonts w:ascii="Times New Roman" w:eastAsia="Times New Roman" w:hAnsi="Times New Roman" w:cs="Times New Roman"/>
+          <w:color w:val="000000"/>
+          <w:sz w:val="24"/>
+          <w:szCs w:val="24"/>
+          <w:lang/>
+        </w:rPr>
+      </w:pPr>
+      <w:r>
+        <w:rPr>
+          <w:rFonts w:ascii="Times New Roman" w:eastAsia="Times New Roman" w:hAnsi="Times New Roman" w:cs="Times New Roman"/>
+          <w:color w:val="000000"/>
+          <w:sz w:val="24"/>
+          <w:szCs w:val="24"/>
+          <w:lang/>
+        </w:rPr>
+        <w:t>(Ф.И.О. и наименование организации)</w:t>
+      </w:r>
+    </w:p>
+    <w:p>
+      <w:pPr>
+        <w:rPr>
+          <w:rFonts w:ascii="Times New Roman" w:eastAsia="Times New Roman" w:hAnsi="Times New Roman" w:cs="Times New Roman"/>
+          <w:color w:val="000000"/>
+          <w:sz w:val="24"/>
+          <w:szCs w:val="24"/>
+          <w:lang w:val="en-US"/>
+        </w:rPr>
+      </w:pPr>
+      <w:r>
+        <w:rPr>
+          <w:rFonts w:ascii="Times New Roman" w:eastAsia="Times New Roman" w:hAnsi="Times New Roman" w:cs="Times New Roman"/>
+          <w:color w:val="000000"/>
+          <w:sz w:val="24"/>
+          <w:szCs w:val="24"/>
+          <w:lang/>
+        </w:rPr>
+        <w:t xml:space="preserve">Место </w:t>
+      </w:r>
+      <w:r>
+        <w:rPr>
+          <w:rFonts w:ascii="Times New Roman" w:eastAsia="Times New Roman" w:hAnsi="Times New Roman" w:cs="Times New Roman"/>
+          <w:color w:val="000000"/>
+          <w:sz w:val="24"/>
+          <w:szCs w:val="24"/>
+          <w:u w:val="single"/>
+          <w:lang w:val="en-US"/>
+        </w:rPr>
+        <w:t>{total_seats}</w:t>
+      </w:r>
+      <w:r>
+        <w:rPr>
+          <w:rFonts w:ascii="Times New Roman" w:eastAsia="Times New Roman" w:hAnsi="Times New Roman" w:cs="Times New Roman"/>
+          <w:color w:val="000000"/>
+          <w:sz w:val="24"/>
+          <w:szCs w:val="24"/>
+          <w:lang w:val="en-US"/>
+        </w:rPr>
+        <w:t xml:space="preserve"> </w:t>
+      </w:r>
+      <w:r>
+        <w:rPr>
+          <w:rFonts w:ascii="Times New Roman" w:eastAsia="Times New Roman" w:hAnsi="Times New Roman" w:cs="Times New Roman"/>
+          <w:color w:val="000000"/>
+          <w:sz w:val="24"/>
+          <w:szCs w:val="24"/>
+          <w:lang/>
+        </w:rPr>
+        <w:t>Вес</w:t>
+      </w:r>
+      <w:r>
+        <w:rPr>
+          <w:rFonts w:ascii="Times New Roman" w:eastAsia="Times New Roman" w:hAnsi="Times New Roman" w:cs="Times New Roman"/>
+          <w:color w:val="000000"/>
+          <w:sz w:val="24"/>
+          <w:szCs w:val="24"/>
+          <w:u w:val="single"/>
+          <w:lang w:val="en-US"/>
+        </w:rPr>
+        <w:t>{total_weight}</w:t>
+      </w:r>
+      <w:r>
+        <w:rPr>
+          <w:rFonts w:ascii="Times New Roman" w:eastAsia="Times New Roman" w:hAnsi="Times New Roman" w:cs="Times New Roman"/>
+          <w:color w:val="000000"/>
+          <w:sz w:val="24"/>
+          <w:szCs w:val="24"/>
+          <w:lang w:val="en-US"/>
+        </w:rPr>
+        <w:t xml:space="preserve"> </w:t>
+      </w:r>
+      <w:r>
+        <w:rPr>
+          <w:rFonts w:ascii="Times New Roman" w:eastAsia="Times New Roman" w:hAnsi="Times New Roman" w:cs="Times New Roman"/>
+          <w:color w:val="000000"/>
+          <w:sz w:val="24"/>
+          <w:szCs w:val="24"/>
+          <w:lang/>
+        </w:rPr>
+        <w:t>Куб</w:t>
+      </w:r>
+      <w:r>
+        <w:rPr>
+          <w:rFonts w:ascii="Times New Roman" w:eastAsia="Times New Roman" w:hAnsi="Times New Roman" w:cs="Times New Roman"/>
+          <w:color w:val="000000"/>
+          <w:sz w:val="24"/>
+          <w:szCs w:val="24"/>
+          <w:lang w:val="en-US"/>
+        </w:rPr>
+        <w:t>{total_volume_m3}</w:t>
+      </w:r>
+    </w:p>
+    <w:p>
+      <w:pPr>
+        <w:rPr>
+          <w:rFonts w:ascii="Times New Roman" w:eastAsia="Times New Roman" w:hAnsi="Times New Roman" w:cs="Times New Roman"/>
+          <w:color w:val="000000"/>
+          <w:sz w:val="24"/>
+          <w:szCs w:val="24"/>
+          <w:lang/>
+        </w:rPr>
+      </w:pPr>
+      <w:r>
+        <w:rPr>
+          <w:rFonts w:ascii="Times New Roman" w:eastAsia="Times New Roman" w:hAnsi="Times New Roman" w:cs="Times New Roman"/>
+          <w:color w:val="000000"/>
+          <w:sz w:val="24"/>
+          <w:szCs w:val="24"/>
+          <w:lang/>
+        </w:rPr>
+        <w:t> </w:t>
+      </w:r>
+    </w:p>
+    <w:p>
+      <w:pPr>
+        <w:rPr>
+          <w:rFonts w:ascii="Times New Roman" w:eastAsia="Times New Roman" w:hAnsi="Times New Roman" w:cs="Times New Roman"/>
+          <w:color w:val="000000"/>
+          <w:sz w:val="24"/>
+          <w:szCs w:val="24"/>
+        </w:rPr>
+      </w:pPr>
+      <w:r>
+        <w:rPr>
+          <w:rFonts w:ascii="Times New Roman" w:eastAsia="Times New Roman" w:hAnsi="Times New Roman" w:cs="Times New Roman"/>
+          <w:color w:val="000000"/>
+          <w:sz w:val="24"/>
+          <w:szCs w:val="24"/>
+          <w:lang/>
+        </w:rPr>
+        <w:t xml:space="preserve">Дата поступление на склад: </w:t>
+      </w:r>
+      <w:r>
+        <w:rPr>
+          <w:rFonts w:ascii="Times New Roman" w:eastAsia="Times New Roman" w:hAnsi="Times New Roman" w:cs="Times New Roman"/>
+          <w:color w:val="000000"/>
+          <w:sz w:val="24"/>
+          <w:szCs w:val="24"/>
+        </w:rPr>
+        <w:t>{</w:t>
+      </w:r>
+      <w:r>
+        <w:rPr>
+          <w:rFonts w:ascii="Times New Roman" w:eastAsia="Times New Roman" w:hAnsi="Times New Roman" w:cs="Times New Roman"/>
+          <w:color w:val="000000"/>
+          <w:sz w:val="24"/>
+          <w:szCs w:val="24"/>
+          <w:lang w:val="en-US"/>
+        </w:rPr>
+        <w:t>dateLong</w:t>
+      </w:r>
+      <w:r>
+        <w:rPr>
+          <w:rFonts w:ascii="Times New Roman" w:eastAsia="Times New Roman" w:hAnsi="Times New Roman" w:cs="Times New Roman"/>
+          <w:color w:val="000000"/>
+          <w:sz w:val="24"/>
+          <w:szCs w:val="24"/>
+        </w:rPr>
+        <w:t>}</w:t>
+      </w:r>
+    </w:p>
+    <w:p>
+      <w:pPr>
+        <w:ind w:left="210"/>
+        <w:jc w:val="center"/>
+        <w:rPr>
+          <w:rFonts w:ascii="Times New Roman" w:eastAsia="Times New Roman" w:hAnsi="Times New Roman" w:cs="Times New Roman"/>
+          <w:color w:val="000000"/>
+          <w:sz w:val="24"/>
+          <w:szCs w:val="24"/>
+          <w:lang/>
+        </w:rPr>
+      </w:pPr>
+      <w:r>
+        <w:rPr>
+          <w:rFonts w:ascii="Times New Roman" w:eastAsia="Times New Roman" w:hAnsi="Times New Roman" w:cs="Times New Roman"/>
+          <w:color w:val="000000"/>
+          <w:sz w:val="24"/>
+          <w:szCs w:val="24"/>
+          <w:lang/>
+        </w:rPr>
+        <w:t> </w:t>
+      </w:r>
+    </w:p>
+    <w:p>
+      <w:pPr>
+        <w:ind w:left="210"/>
+        <w:jc w:val="center"/>
+        <w:rPr>
+          <w:rFonts w:ascii="Times New Roman" w:eastAsia="Times New Roman" w:hAnsi="Times New Roman" w:cs="Times New Roman"/>
+          <w:color w:val="000000"/>
+          <w:sz w:val="24"/>
+          <w:szCs w:val="24"/>
+          <w:lang/>
+        </w:rPr>
+      </w:pPr>
+      <w:r>
+        <w:rPr>
+          <w:rFonts w:ascii="Times New Roman" w:eastAsia="Times New Roman" w:hAnsi="Times New Roman" w:cs="Times New Roman"/>
+          <w:color w:val="000000"/>
+          <w:sz w:val="24"/>
+          <w:szCs w:val="24"/>
+          <w:lang/>
+        </w:rPr>
+        <w:t>Перечень услуг:</w:t>
+      </w:r>
+    </w:p>
+    <w:p>
+      <w:pPr>
+        <w:rPr>
+          <w:rFonts w:ascii="Times New Roman" w:eastAsia="Times New Roman" w:hAnsi="Times New Roman" w:cs="Times New Roman"/>
+          <w:color w:val="000000"/>
+          <w:sz w:val="24"/>
+          <w:szCs w:val="24"/>
+          <w:lang/>
+        </w:rPr>
+      </w:pPr>
+      <w:r>
+        <w:rPr>
+          <w:rFonts w:ascii="Times New Roman" w:eastAsia="Times New Roman" w:hAnsi="Times New Roman" w:cs="Times New Roman"/>
+          <w:color w:val="000000"/>
+          <w:sz w:val="24"/>
+          <w:szCs w:val="24"/>
+          <w:lang/>
+        </w:rPr>
+        <w:fldChar w:fldCharType="begin"/>
+      </w:r>
+      <w:r>
+        <w:rPr>
+          <w:rFonts w:ascii="Times New Roman" w:eastAsia="Times New Roman" w:hAnsi="Times New Roman" w:cs="Times New Roman"/>
+          <w:color w:val="000000"/>
+          <w:sz w:val="24"/>
+          <w:szCs w:val="24"/>
+          <w:lang/>
+        </w:rPr>
+        <w:instrText xml:space="preserve"> INCLUDEPICTURE "C:\\Users\\aigerim\\Library\\Group Containers\\UBF8T346G9.ms\\WebArchiveCopyPasteTempFiles\\com.microsoft.Word\\84E825CD-6FD5-4630-ACAE-1B0D9C7E7573.pdf" \* MERGEFORMAT </w:instrText>
+      </w:r>
+      <w:r>
+        <w:rPr>
+          <w:rFonts w:ascii="Times New Roman" w:eastAsia="Times New Roman" w:hAnsi="Times New Roman" w:cs="Times New Roman"/>
+          <w:color w:val="000000"/>
+          <w:sz w:val="24"/>
+          <w:szCs w:val="24"/>
+          <w:lang/>
+        </w:rPr>
+        <w:fldChar w:fldCharType="separate"/>
+      </w:r>
+      <w:r>
+        <w:rPr>
+          <w:rFonts w:ascii="Times New Roman" w:eastAsia="Times New Roman" w:hAnsi="Times New Roman" w:cs="Times New Roman"/>
+          <w:noProof/>
+          <w:color w:val="000000"/>
+          <w:sz w:val="24"/>
+          <w:szCs w:val="24"/>
+          <w:lang/>
+        </w:rPr>
+        <w:drawing>
+          <wp:inline distT="0" distB="0" distL="0" distR="0" wp14:anchorId="081532F9" wp14:editId="30512F48">
+            <wp:extent cx="5731510" cy="2215515"/>
+            <wp:effectExtent l="0" t="0" r="0" b="0"/>
+            <wp:docPr id="593898610" name="Рисунок 1"/>
+            <wp:cNvGraphicFramePr>
+              <a:graphicFrameLocks xmlns:a="http://schemas.openxmlformats.org/drawingml/2006/main" noChangeAspect="1"/>
+            </wp:cNvGraphicFramePr>
+            <a:graphic xmlns:a="http://schemas.openxmlformats.org/drawingml/2006/main">
+              <a:graphicData uri="http://schemas.openxmlformats.org/drawingml/2006/picture">
+                <pic:pic xmlns:pic="http://schemas.openxmlformats.org/drawingml/2006/picture">
+                  <pic:nvPicPr>
+                    <pic:cNvPr id="0" name="Picture 1"/>
+                    <pic:cNvPicPr>
+                      <a:picLocks noChangeAspect="1" noChangeArrowheads="1"/>
+                    </pic:cNvPicPr>
+                  </pic:nvPicPr>
+                  <pic:blipFill>
+                    <a:blip r:embed="rId5">
+                      <a:extLst>
+                        <a:ext uri="{28A0092B-C50C-407E-A947-70E740481C1C}">
+                          <a14:useLocalDpi xmlns:a14="http://schemas.microsoft.com/office/drawing/2010/main" val="0"/>
+                        </a:ext>
+                      </a:extLst>
+                    </a:blip>
+                    <a:srcRect/>
+                    <a:stretch>
+                      <a:fillRect/>
+                    </a:stretch>
+                  </pic:blipFill>
+                  <pic:spPr bwMode="auto">
+                    <a:xfrm>
+                      <a:off x="0" y="0"/>
+                      <a:ext cx="5731510" cy="2215515"/>
+                    </a:xfrm>
+                    <a:prstGeom prst="rect">
+                      <a:avLst/>
+                    </a:prstGeom>
+                    <a:noFill/>
+                    <a:ln>
+                      <a:noFill/>
+                    </a:ln>
+                  </pic:spPr>
+                </pic:pic>
+              </a:graphicData>
+            </a:graphic>
+          </wp:inline>
+        </w:drawing>
+      </w:r>
+      <w:r>
+        <w:rPr>
+          <w:rFonts w:ascii="Times New Roman" w:eastAsia="Times New Roman" w:hAnsi="Times New Roman" w:cs="Times New Roman"/>
+          <w:color w:val="000000"/>
+          <w:sz w:val="24"/>
+          <w:szCs w:val="24"/>
+          <w:lang/>
+        </w:rPr>
+        <w:fldChar w:fldCharType="end"/>
+      </w:r>
+    </w:p>
+    <w:p>
+      <w:pPr>
+        <w:ind w:left="105"/>
+        <w:rPr>
+          <w:rFonts w:ascii="Times New Roman" w:eastAsia="Times New Roman" w:hAnsi="Times New Roman" w:cs="Times New Roman"/>
+          <w:color w:val="000000"/>
+          <w:lang/>
+        </w:rPr>
+      </w:pPr>
+      <w:r>
+        <w:rPr>
+          <w:rFonts w:ascii="Times New Roman" w:eastAsia="Times New Roman" w:hAnsi="Times New Roman" w:cs="Times New Roman"/>
+          <w:color w:val="000000"/>
+          <w:lang/>
+        </w:rPr>
+        <w:t>Хранение груза   _____________________        Сортировка     _______________________                     </w:t>
+      </w:r>
+    </w:p>
+    <w:p>
+      <w:pPr>
+        <w:ind w:left="105"/>
+        <w:rPr>
+          <w:rFonts w:ascii="Times New Roman" w:eastAsia="Times New Roman" w:hAnsi="Times New Roman" w:cs="Times New Roman"/>
+          <w:color w:val="000000"/>
+          <w:lang/>
+        </w:rPr>
+      </w:pPr>
+      <w:r>
+        <w:rPr>
+          <w:rFonts w:ascii="Times New Roman" w:eastAsia="Times New Roman" w:hAnsi="Times New Roman" w:cs="Times New Roman"/>
+          <w:color w:val="000000"/>
+          <w:lang/>
+        </w:rPr>
+        <w:t> </w:t>
+      </w:r>
+    </w:p>
+    <w:p>
+      <w:pPr>
+        <w:ind w:left="105"/>
+        <w:rPr>
+          <w:rFonts w:ascii="Times New Roman" w:eastAsia="Times New Roman" w:hAnsi="Times New Roman" w:cs="Times New Roman"/>
+          <w:color w:val="000000"/>
+          <w:lang/>
+        </w:rPr>
+      </w:pPr>
+      <w:r>
+        <w:rPr>
+          <w:rFonts w:ascii="Times New Roman" w:eastAsia="Times New Roman" w:hAnsi="Times New Roman" w:cs="Times New Roman"/>
+          <w:color w:val="000000"/>
+          <w:lang/>
+        </w:rPr>
+        <w:t>Упаковка груза    _____________________       Маркировка    _______________________       </w:t>
+      </w:r>
+    </w:p>
+    <w:p>
+      <w:pPr>
+        <w:ind w:left="105"/>
+        <w:rPr>
+          <w:rFonts w:ascii="Times New Roman" w:eastAsia="Times New Roman" w:hAnsi="Times New Roman" w:cs="Times New Roman"/>
+          <w:color w:val="000000"/>
+          <w:lang w:val="kk-KZ"/>
+        </w:rPr>
+      </w:pPr>
+      <w:r>
+        <w:rPr>
+          <w:rFonts w:ascii="Times New Roman" w:eastAsia="Times New Roman" w:hAnsi="Times New Roman" w:cs="Times New Roman"/>
+          <w:color w:val="000000"/>
+          <w:lang/>
+        </w:rPr>
+        <w:t> </w:t>
+      </w:r>
+    </w:p>
+    <w:p>
+      <w:pPr>
+        <w:ind w:left="105"/>
+        <w:rPr>
+          <w:rFonts w:ascii="Times New Roman" w:eastAsia="Times New Roman" w:hAnsi="Times New Roman" w:cs="Times New Roman"/>
+          <w:color w:val="000000"/>
+          <w:lang/>
+        </w:rPr>
+      </w:pPr>
+      <w:r>
+        <w:rPr>
+          <w:rFonts w:ascii="Times New Roman" w:eastAsia="Times New Roman" w:hAnsi="Times New Roman" w:cs="Times New Roman"/>
+          <w:color w:val="000000"/>
+          <w:lang/>
+        </w:rPr>
+        <w:t>Перемещение       _____________________       Фотоотчет        _______________________</w:t>
+      </w:r>
+    </w:p>
+    <w:p>
+      <w:pPr>
+        <w:ind w:left="105"/>
+        <w:rPr>
+          <w:rFonts w:ascii="Times New Roman" w:eastAsia="Times New Roman" w:hAnsi="Times New Roman" w:cs="Times New Roman"/>
+          <w:color w:val="000000"/>
+          <w:lang/>
+        </w:rPr>
+      </w:pPr>
+      <w:r>
+        <w:rPr>
+          <w:rFonts w:ascii="Times New Roman" w:eastAsia="Times New Roman" w:hAnsi="Times New Roman" w:cs="Times New Roman"/>
+          <w:color w:val="000000"/>
+          <w:lang/>
+        </w:rPr>
+        <w:t> </w:t>
+      </w:r>
+    </w:p>
+    <w:p>
+      <w:pPr>
+        <w:ind w:left="105"/>
+        <w:rPr>
+          <w:rFonts w:ascii="Times New Roman" w:eastAsia="Times New Roman" w:hAnsi="Times New Roman" w:cs="Times New Roman"/>
+          <w:color w:val="000000"/>
+          <w:lang/>
+        </w:rPr>
+      </w:pPr>
+      <w:r>
+        <w:rPr>
+          <w:rFonts w:ascii="Times New Roman" w:eastAsia="Times New Roman" w:hAnsi="Times New Roman" w:cs="Times New Roman"/>
+          <w:color w:val="000000"/>
+          <w:lang/>
+        </w:rPr>
+        <w:t>Оформ. пропуска _____________________       Видеоотчет     _______________________</w:t>
+      </w:r>
+    </w:p>
+    <w:p>
+      <w:pPr>
+        <w:ind w:left="105"/>
+        <w:rPr>
+          <w:rFonts w:ascii="Times New Roman" w:eastAsia="Times New Roman" w:hAnsi="Times New Roman" w:cs="Times New Roman"/>
+          <w:color w:val="000000"/>
+          <w:lang/>
+        </w:rPr>
+      </w:pPr>
+      <w:r>
+        <w:rPr>
+          <w:rFonts w:ascii="Times New Roman" w:eastAsia="Times New Roman" w:hAnsi="Times New Roman" w:cs="Times New Roman"/>
+          <w:color w:val="000000"/>
+          <w:lang/>
+        </w:rPr>
+        <w:t> </w:t>
+      </w:r>
+    </w:p>
+    <w:p>
+      <w:pPr>
+        <w:ind w:left="105"/>
+        <w:rPr>
+          <w:rFonts w:ascii="Times New Roman" w:eastAsia="Times New Roman" w:hAnsi="Times New Roman" w:cs="Times New Roman"/>
+          <w:color w:val="000000"/>
+          <w:lang/>
+        </w:rPr>
+      </w:pPr>
+      <w:r>
+        <w:rPr>
+          <w:rFonts w:ascii="Times New Roman" w:eastAsia="Times New Roman" w:hAnsi="Times New Roman" w:cs="Times New Roman"/>
+          <w:color w:val="000000"/>
+          <w:lang/>
+        </w:rPr>
+        <w:t>Р/П                         _____________________        ____________________________________</w:t>
+      </w:r>
+    </w:p>
+    <w:p>
+      <w:pPr>
+        <w:rPr>
+          <w:rFonts w:ascii="Times New Roman" w:eastAsia="Times New Roman" w:hAnsi="Times New Roman" w:cs="Times New Roman"/>
+          <w:color w:val="000000"/>
+          <w:lang/>
+        </w:rPr>
+      </w:pPr>
+      <w:r>
+        <w:rPr>
+          <w:rFonts w:ascii="Times New Roman" w:eastAsia="Times New Roman" w:hAnsi="Times New Roman" w:cs="Times New Roman"/>
+          <w:color w:val="000000"/>
+          <w:lang/>
+        </w:rPr>
+        <w:t>  </w:t>
+      </w:r>
+    </w:p>
+    <w:p>
+      <w:pPr>
+        <w:rPr>
+          <w:rFonts w:ascii="Times New Roman" w:eastAsia="Times New Roman" w:hAnsi="Times New Roman" w:cs="Times New Roman"/>
+          <w:color w:val="000000"/>
+          <w:lang/>
+        </w:rPr>
+      </w:pPr>
+      <w:r>
+        <w:rPr>
+          <w:rFonts w:ascii="Times New Roman" w:eastAsia="Times New Roman" w:hAnsi="Times New Roman" w:cs="Times New Roman"/>
+          <w:color w:val="000000"/>
+          <w:lang/>
+        </w:rPr>
+        <w:t>Дата выдачи                         _________________</w:t>
+      </w:r>
+    </w:p>
+    <w:p>
+      <w:pPr>
+        <w:rPr>
+          <w:rFonts w:ascii="Times New Roman" w:eastAsia="Times New Roman" w:hAnsi="Times New Roman" w:cs="Times New Roman"/>
+          <w:color w:val="000000"/>
+          <w:lang/>
+        </w:rPr>
+      </w:pPr>
+      <w:r>
+        <w:rPr>
+          <w:rFonts w:ascii="Times New Roman" w:eastAsia="Times New Roman" w:hAnsi="Times New Roman" w:cs="Times New Roman"/>
+          <w:color w:val="000000"/>
+          <w:lang/>
+        </w:rPr>
+        <w:t> </w:t>
+      </w:r>
+    </w:p>
+    <w:p>
+      <w:pPr>
+        <w:rPr>
+          <w:rFonts w:ascii="Times New Roman" w:eastAsia="Times New Roman" w:hAnsi="Times New Roman" w:cs="Times New Roman"/>
+          <w:color w:val="000000"/>
+          <w:lang/>
+        </w:rPr>
+      </w:pPr>
+      <w:r>
+        <w:rPr>
+          <w:rFonts w:ascii="Times New Roman" w:eastAsia="Times New Roman" w:hAnsi="Times New Roman" w:cs="Times New Roman"/>
+          <w:color w:val="000000"/>
+          <w:lang/>
+        </w:rPr>
+        <w:t>Наименование получателя _________________</w:t>
+      </w:r>
+    </w:p>
+    <w:p>
+      <w:pPr>
+        <w:rPr>
+          <w:rFonts w:ascii="Times New Roman" w:eastAsia="Times New Roman" w:hAnsi="Times New Roman" w:cs="Times New Roman"/>
+          <w:color w:val="000000"/>
+          <w:lang/>
+        </w:rPr>
+      </w:pPr>
+      <w:r>
+        <w:rPr>
+          <w:rFonts w:ascii="Times New Roman" w:eastAsia="Times New Roman" w:hAnsi="Times New Roman" w:cs="Times New Roman"/>
+          <w:color w:val="000000"/>
+          <w:lang/>
+        </w:rPr>
+        <w:t> </w:t>
+      </w:r>
+    </w:p>
+    <w:p>
+      <w:pPr>
+        <w:rPr>
+          <w:rFonts w:ascii="Times New Roman" w:eastAsia="Times New Roman" w:hAnsi="Times New Roman" w:cs="Times New Roman"/>
+          <w:color w:val="000000"/>
+          <w:lang/>
+        </w:rPr>
+      </w:pPr>
+      <w:r>
+        <w:rPr>
+          <w:rFonts w:ascii="Times New Roman" w:eastAsia="Times New Roman" w:hAnsi="Times New Roman" w:cs="Times New Roman"/>
+          <w:color w:val="000000"/>
+          <w:lang/>
+        </w:rPr>
+        <w:t>Примечание____________________________________________________________________________________________________________________________________________________________________________________________________________________________________________________________________________________________________________________________________________________________ </w:t>
+      </w:r>
+    </w:p>
+    <w:p>
+      <w:pPr>
+        <w:rPr>
+          <w:rFonts w:ascii="Times New Roman" w:eastAsia="Times New Roman" w:hAnsi="Times New Roman" w:cs="Times New Roman"/>
+          <w:color w:val="000000"/>
+          <w:lang/>
+        </w:rPr>
+      </w:pPr>
+      <w:r>
+        <w:rPr>
+          <w:rFonts w:ascii="Times New Roman" w:eastAsia="Times New Roman" w:hAnsi="Times New Roman" w:cs="Times New Roman"/>
+          <w:color w:val="000000"/>
+          <w:lang/>
+        </w:rPr>
+        <w:t> </w:t>
+      </w:r>
+    </w:p>
+    <w:p>
+      <w:pPr>
+        <w:rPr>
+          <w:rFonts w:ascii="Times New Roman" w:eastAsia="Times New Roman" w:hAnsi="Times New Roman" w:cs="Times New Roman"/>
+          <w:color w:val="000000"/>
+          <w:lang/>
+        </w:rPr>
+      </w:pPr>
+      <w:r>
+        <w:rPr>
+          <w:rFonts w:ascii="Times New Roman" w:eastAsia="Times New Roman" w:hAnsi="Times New Roman" w:cs="Times New Roman"/>
+          <w:color w:val="000000"/>
+          <w:lang/>
+        </w:rPr>
+        <w:t> </w:t>
+      </w:r>
+    </w:p>
+    <w:p>
+      <w:pPr>
+        <w:rPr>
+          <w:rFonts w:ascii="Times New Roman" w:eastAsia="Times New Roman" w:hAnsi="Times New Roman" w:cs="Times New Roman"/>
+          <w:i/>
+          <w:iCs/>
+          <w:color w:val="000000"/>
+          <w:lang/>
+        </w:rPr>
+      </w:pPr>
+      <w:r>
+        <w:rPr>
+          <w:rFonts w:ascii="Times New Roman" w:eastAsia="Times New Roman" w:hAnsi="Times New Roman" w:cs="Times New Roman"/>
+          <w:i/>
+          <w:iCs/>
+          <w:color w:val="000000"/>
+          <w:lang/>
+        </w:rPr>
+        <w:t>Выдал (Ф.И.О.): ______________________        Принял(Ф.И.О.):______________________</w:t>
+      </w:r>
+    </w:p>
+    <w:p>
+      <w:pPr>
+        <w:rPr>
+          <w:rFonts w:ascii="Times New Roman" w:hAnsi="Times New Roman" w:cs="Times New Roman"/>
+          <w:sz w:val="24"/>
+          <w:szCs w:val="24"/>
+        </w:rPr>
+      </w:pPr>
+    </w:p>
+    <w:p>
+      <w:pPr>
+        <w:jc w:val="right"/>
+        <w:rPr>
+          <w:rFonts w:ascii="Times New Roman" w:hAnsi="Times New Roman" w:cs="Times New Roman"/>
+          <w:sz w:val="24"/>
+          <w:szCs w:val="24"/>
+        </w:rPr>
+      </w:pPr>
+      <w:r>
+        <w:rPr>
+          <w:rFonts w:ascii="Times New Roman" w:hAnsi="Times New Roman" w:cs="Times New Roman"/>
+          <w:sz w:val="24"/>
+          <w:szCs w:val="24"/>
+        </w:rPr>
+        <w:t>Приложение № 3</w:t>
+      </w:r>
+    </w:p>
+    <w:p>
+      <w:pPr>
+        <w:ind w:firstLine="708"/>
+        <w:jc w:val="right"/>
+        <w:rPr>
+          <w:rFonts w:ascii="Times New Roman" w:hAnsi="Times New Roman" w:cs="Times New Roman"/>
+          <w:b/>
+          <w:lang w:val="en-US"/>
+        </w:rPr>
+      </w:pPr>
+      <w:r>
+        <w:rPr>
+          <w:rFonts w:ascii="Times New Roman" w:hAnsi="Times New Roman" w:cs="Times New Roman"/>
+        </w:rPr>
+        <w:t>К</w:t>
+      </w:r>
+      <w:r>
+        <w:rPr>
+          <w:rFonts w:ascii="Times New Roman" w:hAnsi="Times New Roman" w:cs="Times New Roman"/>
+          <w:lang w:val="en-US"/>
+        </w:rPr>
+        <w:t xml:space="preserve"> </w:t>
+      </w:r>
+      <w:r>
+        <w:rPr>
+          <w:rFonts w:ascii="Times New Roman" w:hAnsi="Times New Roman" w:cs="Times New Roman"/>
+        </w:rPr>
+        <w:t>Договору</w:t>
+      </w:r>
+      <w:r>
+        <w:rPr>
+          <w:rFonts w:ascii="Times New Roman" w:hAnsi="Times New Roman" w:cs="Times New Roman"/>
+          <w:lang w:val="en-US"/>
+        </w:rPr>
+        <w:t xml:space="preserve"> № </w:t>
+      </w:r>
+      <w:r>
+        <w:rPr>
+          <w:rFonts w:ascii="Times New Roman" w:hAnsi="Times New Roman" w:cs="Times New Roman"/>
+          <w:lang w:val="en-US"/>
+        </w:rPr>
+        <w:t>{</w:t>
+      </w:r>
+      <w:r>
+        <w:rPr>
+          <w:rFonts w:ascii="Times New Roman" w:hAnsi="Times New Roman" w:cs="Times New Roman"/>
+          <w:lang w:val="en-US"/>
+        </w:rPr>
+        <w:t>contractNumber</w:t>
+      </w:r>
+      <w:r>
+        <w:rPr>
+          <w:rFonts w:ascii="Times New Roman" w:hAnsi="Times New Roman" w:cs="Times New Roman"/>
+          <w:lang w:val="en-US"/>
+        </w:rPr>
+        <w:t>}</w:t>
+      </w:r>
+      <w:r>
+        <w:rPr>
+          <w:rFonts w:ascii="Times New Roman" w:hAnsi="Times New Roman" w:cs="Times New Roman"/>
+          <w:lang w:val="en-US"/>
+        </w:rPr>
+        <w:t xml:space="preserve"> </w:t>
+      </w:r>
+      <w:r>
+        <w:rPr>
+          <w:rFonts w:ascii="Times New Roman" w:hAnsi="Times New Roman" w:cs="Times New Roman"/>
+        </w:rPr>
+        <w:t>от</w:t>
+      </w:r>
+      <w:r>
+        <w:rPr>
+          <w:rFonts w:ascii="Times New Roman" w:hAnsi="Times New Roman" w:cs="Times New Roman"/>
+          <w:lang w:val="en-US"/>
+        </w:rPr>
+        <w:t>{contractDateLong}</w:t>
+      </w:r>
+    </w:p>
+    <w:p>
+      <w:pPr>
+        <w:jc w:val="right"/>
+        <w:rPr>
+          <w:rFonts w:ascii="Times New Roman" w:hAnsi="Times New Roman" w:cs="Times New Roman"/>
+          <w:sz w:val="24"/>
+          <w:szCs w:val="24"/>
+          <w:lang w:val="en-US"/>
+        </w:rPr>
+      </w:pPr>
+    </w:p>
+    <w:p>
+      <w:pPr>
+        <w:jc w:val="center"/>
+        <w:rPr>
+          <w:rFonts w:ascii="Times New Roman" w:hAnsi="Times New Roman" w:cs="Times New Roman"/>
+          <w:b/>
+          <w:bCs/>
+          <w:sz w:val="24"/>
+          <w:szCs w:val="24"/>
+          <w:lang w:val="en-US"/>
+        </w:rPr>
+      </w:pPr>
+      <w:r>
+        <w:rPr>
+          <w:rFonts w:ascii="Times New Roman" w:hAnsi="Times New Roman" w:cs="Times New Roman"/>
+          <w:b/>
+          <w:bCs/>
+          <w:sz w:val="24"/>
+          <w:szCs w:val="24"/>
+        </w:rPr>
+        <w:t>АКТ</w:t>
+      </w:r>
+      <w:r>
+        <w:rPr>
+          <w:rFonts w:ascii="Times New Roman" w:hAnsi="Times New Roman" w:cs="Times New Roman"/>
+          <w:b/>
+          <w:bCs/>
+          <w:sz w:val="24"/>
+          <w:szCs w:val="24"/>
+        </w:rPr>
+        <w:t xml:space="preserve"> №</w:t>
+      </w:r>
+      <w:r>
+        <w:rPr>
+          <w:rFonts w:ascii="Times New Roman" w:hAnsi="Times New Roman" w:cs="Times New Roman"/>
+          <w:b/>
+          <w:bCs/>
+          <w:sz w:val="24"/>
+          <w:szCs w:val="24"/>
+          <w:lang w:val="en-US"/>
+        </w:rPr>
+        <w:t xml:space="preserve"> </w:t>
+      </w:r>
+      <w:r>
+        <w:rPr>
+          <w:rFonts w:ascii="Times New Roman" w:hAnsi="Times New Roman" w:cs="Times New Roman"/>
+          <w:b/>
+          <w:bCs/>
+          <w:sz w:val="24"/>
+          <w:szCs w:val="24"/>
+          <w:u w:val="single"/>
+          <w:lang w:val="en-US"/>
+        </w:rPr>
+        <w:t>{number}</w:t>
+      </w:r>
+    </w:p>
+    <w:p>
+      <w:pPr>
+        <w:jc w:val="center"/>
+        <w:rPr>
+          <w:rFonts w:ascii="Times New Roman" w:hAnsi="Times New Roman" w:cs="Times New Roman"/>
+          <w:b/>
+          <w:bCs/>
+          <w:sz w:val="24"/>
+          <w:szCs w:val="24"/>
+        </w:rPr>
+      </w:pPr>
+      <w:r>
+        <w:rPr>
+          <w:rFonts w:ascii="Times New Roman" w:hAnsi="Times New Roman" w:cs="Times New Roman"/>
+          <w:b/>
+          <w:bCs/>
+          <w:sz w:val="24"/>
+          <w:szCs w:val="24"/>
+        </w:rPr>
+        <w:t>о возврате товарно-материальных ценностей, сданных на хранение</w:t>
+      </w:r>
+    </w:p>
+    <w:p>
+      <w:pPr>
+        <w:rPr>
+          <w:rFonts w:ascii="Times New Roman" w:hAnsi="Times New Roman" w:cs="Times New Roman"/>
+          <w:sz w:val="24"/>
+          <w:szCs w:val="24"/>
+        </w:rPr>
+      </w:pPr>
+    </w:p>
+    <w:p>
+      <w:pPr>
+        <w:jc w:val="right"/>
+        <w:rPr>
+          <w:rFonts w:ascii="Times New Roman" w:hAnsi="Times New Roman" w:cs="Times New Roman"/>
+          <w:sz w:val="24"/>
+          <w:szCs w:val="24"/>
+          <w:lang w:val="en-US"/>
+        </w:rPr>
+      </w:pPr>
+      <w:r>
+        <w:rPr>
+          <w:rFonts w:ascii="Times New Roman" w:hAnsi="Times New Roman" w:cs="Times New Roman"/>
+          <w:sz w:val="24"/>
+          <w:szCs w:val="24"/>
+          <w:lang w:val="en-US"/>
+        </w:rPr>
+        <w:t>{dateLong}</w:t>
+      </w:r>
+    </w:p>
+    <w:p>
+      <w:pPr>
+        <w:rPr>
+          <w:rFonts w:ascii="Times New Roman" w:hAnsi="Times New Roman" w:cs="Times New Roman"/>
+          <w:sz w:val="24"/>
+          <w:szCs w:val="24"/>
+        </w:rPr>
+      </w:pPr>
+    </w:p>
+    <w:p>
+      <w:pPr>
+        <w:rPr>
+          <w:rFonts w:ascii="Times New Roman" w:hAnsi="Times New Roman" w:cs="Times New Roman"/>
+          <w:sz w:val="24"/>
+          <w:szCs w:val="24"/>
+        </w:rPr>
+      </w:pPr>
+      <w:r>
+        <w:rPr>
+          <w:rFonts w:ascii="Times New Roman" w:hAnsi="Times New Roman" w:cs="Times New Roman"/>
+          <w:sz w:val="24"/>
+          <w:szCs w:val="24"/>
+        </w:rPr>
+        <w:t>Мы, нижеподписавшиеся:</w:t>
+      </w:r>
+    </w:p>
+    <w:p>
+      <w:pPr>
+        <w:rPr>
+          <w:rFonts w:ascii="Times New Roman" w:hAnsi="Times New Roman" w:cs="Times New Roman"/>
+          <w:sz w:val="24"/>
+          <w:szCs w:val="24"/>
+        </w:rPr>
+      </w:pPr>
+    </w:p>
+    <w:p>
+      <w:pPr>
+        <w:rPr>
+          <w:rFonts w:ascii="Times New Roman" w:hAnsi="Times New Roman" w:cs="Times New Roman"/>
+          <w:sz w:val="24"/>
+          <w:szCs w:val="24"/>
+        </w:rPr>
+      </w:pPr>
+      <w:r>
+        <w:rPr>
+          <w:rFonts w:ascii="Times New Roman" w:hAnsi="Times New Roman" w:cs="Times New Roman"/>
+          <w:sz w:val="24"/>
+          <w:szCs w:val="24"/>
+        </w:rPr>
+        <w:t>1.⁠ ⁠______________________, представитель ___________</w:t>
+      </w:r>
+      <w:r>
+        <w:rPr>
+          <w:rFonts w:ascii="Times New Roman" w:hAnsi="Times New Roman" w:cs="Times New Roman"/>
+          <w:sz w:val="24"/>
+          <w:szCs w:val="24"/>
+        </w:rPr>
+        <w:t>____</w:t>
+      </w:r>
+      <w:r>
+        <w:rPr>
+          <w:rFonts w:ascii="Times New Roman" w:hAnsi="Times New Roman" w:cs="Times New Roman"/>
+          <w:sz w:val="24"/>
+          <w:szCs w:val="24"/>
+        </w:rPr>
+        <w:t>______</w:t>
+      </w:r>
+      <w:r>
+        <w:rPr>
+          <w:rFonts w:ascii="Times New Roman" w:hAnsi="Times New Roman" w:cs="Times New Roman"/>
+          <w:sz w:val="24"/>
+          <w:szCs w:val="24"/>
+        </w:rPr>
+        <w:t xml:space="preserve"> </w:t>
+      </w:r>
+      <w:r>
+        <w:rPr>
+          <w:rFonts w:ascii="Times New Roman" w:hAnsi="Times New Roman" w:cs="Times New Roman"/>
+          <w:sz w:val="24"/>
+          <w:szCs w:val="24"/>
+        </w:rPr>
+        <w:t xml:space="preserve">(Поклажедатель),  </w:t>
+      </w:r>
+    </w:p>
+    <w:p>
+      <w:pPr>
+        <w:rPr>
+          <w:rFonts w:ascii="Times New Roman" w:hAnsi="Times New Roman" w:cs="Times New Roman"/>
+          <w:sz w:val="24"/>
+          <w:szCs w:val="24"/>
+        </w:rPr>
+      </w:pPr>
+    </w:p>
+    <w:p>
+      <w:pPr>
+        <w:rPr>
+          <w:rFonts w:ascii="Times New Roman" w:hAnsi="Times New Roman" w:cs="Times New Roman"/>
+          <w:sz w:val="24"/>
+          <w:szCs w:val="24"/>
+        </w:rPr>
+      </w:pPr>
+      <w:r>
+        <w:rPr>
+          <w:rFonts w:ascii="Times New Roman" w:hAnsi="Times New Roman" w:cs="Times New Roman"/>
+          <w:sz w:val="24"/>
+          <w:szCs w:val="24"/>
+        </w:rPr>
+        <w:t>2.⁠ ⁠____________________</w:t>
+      </w:r>
+      <w:r>
+        <w:rPr>
+          <w:rFonts w:ascii="Times New Roman" w:hAnsi="Times New Roman" w:cs="Times New Roman"/>
+          <w:sz w:val="24"/>
+          <w:szCs w:val="24"/>
+        </w:rPr>
+        <w:t>__</w:t>
+      </w:r>
+      <w:r>
+        <w:rPr>
+          <w:rFonts w:ascii="Times New Roman" w:hAnsi="Times New Roman" w:cs="Times New Roman"/>
+          <w:sz w:val="24"/>
+          <w:szCs w:val="24"/>
+        </w:rPr>
+        <w:t>, представитель _________________________ (Хранитель),</w:t>
+      </w:r>
+    </w:p>
+    <w:p>
+      <w:pPr>
+        <w:rPr>
+          <w:rFonts w:ascii="Times New Roman" w:hAnsi="Times New Roman" w:cs="Times New Roman"/>
+          <w:sz w:val="24"/>
+          <w:szCs w:val="24"/>
+        </w:rPr>
+      </w:pPr>
+    </w:p>
+    <w:p>
+      <w:pPr>
+        <w:rPr>
+          <w:rFonts w:ascii="Times New Roman" w:hAnsi="Times New Roman" w:cs="Times New Roman"/>
+          <w:sz w:val="24"/>
+          <w:szCs w:val="24"/>
+        </w:rPr>
+      </w:pPr>
+      <w:r>
+        <w:rPr>
+          <w:rFonts w:ascii="Times New Roman" w:hAnsi="Times New Roman" w:cs="Times New Roman"/>
+          <w:sz w:val="24"/>
+          <w:szCs w:val="24"/>
+        </w:rPr>
+        <w:t xml:space="preserve">составили настоящий акт о том, что в соответствии с договором хранения № </w:t>
+      </w:r>
+      <w:r>
+        <w:rPr>
+          <w:rFonts w:ascii="Times New Roman" w:hAnsi="Times New Roman" w:cs="Times New Roman"/>
+          <w:sz w:val="24"/>
+          <w:szCs w:val="24"/>
+        </w:rPr>
+        <w:t>__</w:t>
+      </w:r>
+      <w:r>
+        <w:rPr>
+          <w:rFonts w:ascii="Times New Roman" w:hAnsi="Times New Roman" w:cs="Times New Roman"/>
+          <w:sz w:val="24"/>
+          <w:szCs w:val="24"/>
+        </w:rPr>
+        <w:t>_ от «</w:t>
+      </w:r>
+      <w:r>
+        <w:rPr>
+          <w:rFonts w:ascii="Times New Roman" w:hAnsi="Times New Roman" w:cs="Times New Roman"/>
+          <w:sz w:val="24"/>
+          <w:szCs w:val="24"/>
+        </w:rPr>
+        <w:t>___</w:t>
+      </w:r>
+      <w:r>
+        <w:rPr>
+          <w:rFonts w:ascii="Times New Roman" w:hAnsi="Times New Roman" w:cs="Times New Roman"/>
+          <w:sz w:val="24"/>
+          <w:szCs w:val="24"/>
+        </w:rPr>
+        <w:t>» _____</w:t>
+      </w:r>
+      <w:r>
+        <w:rPr>
+          <w:rFonts w:ascii="Times New Roman" w:hAnsi="Times New Roman" w:cs="Times New Roman"/>
+          <w:sz w:val="24"/>
+          <w:szCs w:val="24"/>
+        </w:rPr>
+        <w:t>______</w:t>
+      </w:r>
+      <w:r>
+        <w:rPr>
+          <w:rFonts w:ascii="Times New Roman" w:hAnsi="Times New Roman" w:cs="Times New Roman"/>
+          <w:sz w:val="24"/>
+          <w:szCs w:val="24"/>
+        </w:rPr>
+        <w:t>_ 20</w:t>
+      </w:r>
+      <w:r>
+        <w:rPr>
+          <w:rFonts w:ascii="Times New Roman" w:hAnsi="Times New Roman" w:cs="Times New Roman"/>
+          <w:sz w:val="24"/>
+          <w:szCs w:val="24"/>
+        </w:rPr>
+        <w:t>___</w:t>
+      </w:r>
+      <w:r>
+        <w:rPr>
+          <w:rFonts w:ascii="Times New Roman" w:hAnsi="Times New Roman" w:cs="Times New Roman"/>
+          <w:sz w:val="24"/>
+          <w:szCs w:val="24"/>
+        </w:rPr>
+        <w:t>г., Хранитель возвратил, а Поклажедатель принял следующие товарно-материальные ценности:</w:t>
+      </w:r>
+    </w:p>
+    <w:p>
+      <w:pPr>
+        <w:rPr>
+          <w:rFonts w:ascii="Times New Roman" w:hAnsi="Times New Roman" w:cs="Times New Roman"/>
+          <w:sz w:val="24"/>
+          <w:szCs w:val="24"/>
+        </w:rPr>
+      </w:pPr>
+    </w:p>
+    <w:tbl>
+      <w:tblPr>
+        <w:tblStyle w:val="ae"/>
+        <w:tblW w:w="0" w:type="auto"/>
+        <w:tblLook w:val="04A0" w:firstRow="1" w:lastRow="0" w:firstColumn="1" w:lastColumn="0" w:noHBand="0" w:noVBand="1"/>
+      </w:tblPr>
+      <w:tblGrid>
+        <w:gridCol w:w="557"/>
+        <w:gridCol w:w="3198"/>
+        <w:gridCol w:w="1060"/>
+        <w:gridCol w:w="1417"/>
+        <w:gridCol w:w="2784"/>
+      </w:tblGrid>
+      <w:tr>
+        <w:tc>
+          <w:tcPr>
+            <w:tcW w:w="557" w:type="dxa"/>
+          </w:tcPr>
+          <w:p>
+            <w:pPr>
+              <w:rPr>
+                <w:rFonts w:ascii="Times New Roman" w:hAnsi="Times New Roman" w:cs="Times New Roman"/>
+                <w:sz w:val="24"/>
+                <w:szCs w:val="24"/>
+              </w:rPr>
+            </w:pPr>
+            <w:r>
+              <w:rPr>
+                <w:rFonts w:ascii="Times New Roman" w:hAnsi="Times New Roman" w:cs="Times New Roman"/>
+                <w:sz w:val="24"/>
+                <w:szCs w:val="24"/>
+              </w:rPr>
+              <w:t>№</w:t>
+            </w:r>
+          </w:p>
+        </w:tc>
+        <w:tc>
+          <w:tcPr>
+            <w:tcW w:w="3198" w:type="dxa"/>
+          </w:tcPr>
+          <w:p>
+            <w:pPr>
+              <w:rPr>
+                <w:rFonts w:ascii="Times New Roman" w:hAnsi="Times New Roman" w:cs="Times New Roman"/>
+                <w:sz w:val="24"/>
+                <w:szCs w:val="24"/>
+              </w:rPr>
+            </w:pPr>
+            <w:r>
+              <w:rPr>
+                <w:rFonts w:ascii="Times New Roman" w:hAnsi="Times New Roman" w:cs="Times New Roman"/>
+                <w:sz w:val="24"/>
+                <w:szCs w:val="24"/>
+              </w:rPr>
+              <w:t>Наименование ТМЦ</w:t>
+            </w:r>
+          </w:p>
+        </w:tc>
+        <w:tc>
+          <w:tcPr>
+            <w:tcW w:w="1060" w:type="dxa"/>
+          </w:tcPr>
+          <w:p>
+            <w:pPr>
+              <w:rPr>
+                <w:rFonts w:ascii="Times New Roman" w:hAnsi="Times New Roman" w:cs="Times New Roman"/>
+                <w:sz w:val="24"/>
+                <w:szCs w:val="24"/>
+              </w:rPr>
+            </w:pPr>
+            <w:r>
+              <w:rPr>
+                <w:rFonts w:ascii="Times New Roman" w:hAnsi="Times New Roman" w:cs="Times New Roman"/>
+                <w:sz w:val="24"/>
+                <w:szCs w:val="24"/>
+              </w:rPr>
+              <w:t>Ед. изм.</w:t>
+            </w:r>
+          </w:p>
+        </w:tc>
+        <w:tc>
+          <w:tcPr>
+            <w:tcW w:w="1417" w:type="dxa"/>
+          </w:tcPr>
+          <w:p>
+            <w:pPr>
+              <w:rPr>
+                <w:rFonts w:ascii="Times New Roman" w:hAnsi="Times New Roman" w:cs="Times New Roman"/>
+                <w:sz w:val="24"/>
+                <w:szCs w:val="24"/>
+              </w:rPr>
+            </w:pPr>
+            <w:r>
+              <w:rPr>
+                <w:rFonts w:ascii="Times New Roman" w:hAnsi="Times New Roman" w:cs="Times New Roman"/>
+                <w:sz w:val="24"/>
+                <w:szCs w:val="24"/>
+              </w:rPr>
+              <w:t>Количество</w:t>
+            </w:r>
+          </w:p>
+        </w:tc>
+        <w:tc>
+          <w:tcPr>
+            <w:tcW w:w="2784" w:type="dxa"/>
+          </w:tcPr>
+          <w:p>
+            <w:pPr>
+              <w:rPr>
+                <w:rFonts w:ascii="Times New Roman" w:hAnsi="Times New Roman" w:cs="Times New Roman"/>
+                <w:sz w:val="24"/>
+                <w:szCs w:val="24"/>
+              </w:rPr>
+            </w:pPr>
+            <w:r>
+              <w:rPr>
+                <w:rFonts w:ascii="Times New Roman" w:hAnsi="Times New Roman" w:cs="Times New Roman"/>
+                <w:sz w:val="24"/>
+                <w:szCs w:val="24"/>
+              </w:rPr>
+              <w:t>Примечание</w:t>
+            </w:r>
+          </w:p>
+        </w:tc>
+      </w:tr>
+      <w:tr>
+        <w:tc>
+          <w:tcPr>
+            <w:tcW w:w="557" w:type="dxa"/>
+          </w:tcPr>
+          <w:p>
+            <w:pPr>
+              <w:rPr>
+                <w:rFonts w:ascii="Times New Roman" w:hAnsi="Times New Roman" w:cs="Times New Roman"/>
+                <w:sz w:val="24"/>
+                <w:szCs w:val="24"/>
+              </w:rPr>
+            </w:pPr>
+          </w:p>
+        </w:tc>
+        <w:tc>
+          <w:tcPr>
+            <w:tcW w:w="3198" w:type="dxa"/>
+          </w:tcPr>
+          <w:p>
+            <w:pPr>
+              <w:rPr>
+                <w:rFonts w:ascii="Times New Roman" w:hAnsi="Times New Roman" w:cs="Times New Roman"/>
+                <w:sz w:val="24"/>
+                <w:szCs w:val="24"/>
+              </w:rPr>
+            </w:pPr>
+          </w:p>
+        </w:tc>
+        <w:tc>
+          <w:tcPr>
+            <w:tcW w:w="1060" w:type="dxa"/>
+          </w:tcPr>
+          <w:p>
+            <w:pPr>
+              <w:rPr>
+                <w:rFonts w:ascii="Times New Roman" w:hAnsi="Times New Roman" w:cs="Times New Roman"/>
+                <w:sz w:val="24"/>
+                <w:szCs w:val="24"/>
+              </w:rPr>
+            </w:pPr>
+          </w:p>
+        </w:tc>
+        <w:tc>
+          <w:tcPr>
+            <w:tcW w:w="1417" w:type="dxa"/>
+          </w:tcPr>
+          <w:p>
+            <w:pPr>
+              <w:rPr>
+                <w:rFonts w:ascii="Times New Roman" w:hAnsi="Times New Roman" w:cs="Times New Roman"/>
+                <w:sz w:val="24"/>
+                <w:szCs w:val="24"/>
+              </w:rPr>
+            </w:pPr>
+          </w:p>
+        </w:tc>
+        <w:tc>
+          <w:tcPr>
+            <w:tcW w:w="2784" w:type="dxa"/>
+          </w:tcPr>
+          <w:p>
+            <w:pPr>
+              <w:rPr>
+                <w:rFonts w:ascii="Times New Roman" w:hAnsi="Times New Roman" w:cs="Times New Roman"/>
+                <w:sz w:val="24"/>
+                <w:szCs w:val="24"/>
+              </w:rPr>
+            </w:pPr>
+          </w:p>
+        </w:tc>
+      </w:tr>
+      <w:tr>
+        <w:tc>
+          <w:tcPr>
+            <w:tcW w:w="557" w:type="dxa"/>
+          </w:tcPr>
+          <w:p>
+            <w:pPr>
+              <w:rPr>
+                <w:rFonts w:ascii="Times New Roman" w:hAnsi="Times New Roman" w:cs="Times New Roman"/>
+                <w:sz w:val="24"/>
+                <w:szCs w:val="24"/>
+              </w:rPr>
+            </w:pPr>
+          </w:p>
+        </w:tc>
+        <w:tc>
+          <w:tcPr>
+            <w:tcW w:w="3198" w:type="dxa"/>
+          </w:tcPr>
+          <w:p>
+            <w:pPr>
+              <w:rPr>
+                <w:rFonts w:ascii="Times New Roman" w:hAnsi="Times New Roman" w:cs="Times New Roman"/>
+                <w:sz w:val="24"/>
+                <w:szCs w:val="24"/>
+              </w:rPr>
+            </w:pPr>
+          </w:p>
+        </w:tc>
+        <w:tc>
+          <w:tcPr>
+            <w:tcW w:w="1060" w:type="dxa"/>
+          </w:tcPr>
+          <w:p>
+            <w:pPr>
+              <w:rPr>
+                <w:rFonts w:ascii="Times New Roman" w:hAnsi="Times New Roman" w:cs="Times New Roman"/>
+                <w:sz w:val="24"/>
+                <w:szCs w:val="24"/>
+              </w:rPr>
+            </w:pPr>
+          </w:p>
+        </w:tc>
+        <w:tc>
+          <w:tcPr>
+            <w:tcW w:w="1417" w:type="dxa"/>
+          </w:tcPr>
+          <w:p>
+            <w:pPr>
+              <w:rPr>
+                <w:rFonts w:ascii="Times New Roman" w:hAnsi="Times New Roman" w:cs="Times New Roman"/>
+                <w:sz w:val="24"/>
+                <w:szCs w:val="24"/>
+              </w:rPr>
+            </w:pPr>
+          </w:p>
+        </w:tc>
+        <w:tc>
+          <w:tcPr>
+            <w:tcW w:w="2784" w:type="dxa"/>
+          </w:tcPr>
+          <w:p>
+            <w:pPr>
+              <w:rPr>
+                <w:rFonts w:ascii="Times New Roman" w:hAnsi="Times New Roman" w:cs="Times New Roman"/>
+                <w:sz w:val="24"/>
+                <w:szCs w:val="24"/>
+              </w:rPr>
+            </w:pPr>
+          </w:p>
+        </w:tc>
+      </w:tr>
+      <w:tr>
+        <w:tc>
+          <w:tcPr>
+            <w:tcW w:w="557" w:type="dxa"/>
+          </w:tcPr>
+          <w:p>
+            <w:pPr>
+              <w:rPr>
+                <w:rFonts w:ascii="Times New Roman" w:hAnsi="Times New Roman" w:cs="Times New Roman"/>
+                <w:sz w:val="24"/>
+                <w:szCs w:val="24"/>
+              </w:rPr>
+            </w:pPr>
+          </w:p>
+        </w:tc>
+        <w:tc>
+          <w:tcPr>
+            <w:tcW w:w="3198" w:type="dxa"/>
+          </w:tcPr>
+          <w:p>
+            <w:pPr>
+              <w:rPr>
+                <w:rFonts w:ascii="Times New Roman" w:hAnsi="Times New Roman" w:cs="Times New Roman"/>
+                <w:sz w:val="24"/>
+                <w:szCs w:val="24"/>
+              </w:rPr>
+            </w:pPr>
+          </w:p>
+        </w:tc>
+        <w:tc>
+          <w:tcPr>
+            <w:tcW w:w="1060" w:type="dxa"/>
+          </w:tcPr>
+          <w:p>
+            <w:pPr>
+              <w:rPr>
+                <w:rFonts w:ascii="Times New Roman" w:hAnsi="Times New Roman" w:cs="Times New Roman"/>
+                <w:sz w:val="24"/>
+                <w:szCs w:val="24"/>
+              </w:rPr>
+            </w:pPr>
+          </w:p>
+        </w:tc>
+        <w:tc>
+          <w:tcPr>
+            <w:tcW w:w="1417" w:type="dxa"/>
+          </w:tcPr>
+          <w:p>
+            <w:pPr>
+              <w:rPr>
+                <w:rFonts w:ascii="Times New Roman" w:hAnsi="Times New Roman" w:cs="Times New Roman"/>
+                <w:sz w:val="24"/>
+                <w:szCs w:val="24"/>
+              </w:rPr>
+            </w:pPr>
+          </w:p>
+        </w:tc>
+        <w:tc>
+          <w:tcPr>
+            <w:tcW w:w="2784" w:type="dxa"/>
+          </w:tcPr>
+          <w:p>
+            <w:pPr>
+              <w:rPr>
+                <w:rFonts w:ascii="Times New Roman" w:hAnsi="Times New Roman" w:cs="Times New Roman"/>
+                <w:sz w:val="24"/>
+                <w:szCs w:val="24"/>
+              </w:rPr>
+            </w:pPr>
+          </w:p>
+        </w:tc>
+      </w:tr>
+      <w:tr>
+        <w:tc>
+          <w:tcPr>
+            <w:tcW w:w="557" w:type="dxa"/>
+          </w:tcPr>
+          <w:p>
+            <w:pPr>
+              <w:rPr>
+                <w:rFonts w:ascii="Times New Roman" w:hAnsi="Times New Roman" w:cs="Times New Roman"/>
+                <w:sz w:val="24"/>
+                <w:szCs w:val="24"/>
+              </w:rPr>
+            </w:pPr>
+          </w:p>
+        </w:tc>
+        <w:tc>
+          <w:tcPr>
+            <w:tcW w:w="3198" w:type="dxa"/>
+          </w:tcPr>
+          <w:p>
+            <w:pPr>
+              <w:rPr>
+                <w:rFonts w:ascii="Times New Roman" w:hAnsi="Times New Roman" w:cs="Times New Roman"/>
+                <w:sz w:val="24"/>
+                <w:szCs w:val="24"/>
+              </w:rPr>
+            </w:pPr>
+          </w:p>
+        </w:tc>
+        <w:tc>
+          <w:tcPr>
+            <w:tcW w:w="1060" w:type="dxa"/>
+          </w:tcPr>
+          <w:p>
+            <w:pPr>
+              <w:rPr>
+                <w:rFonts w:ascii="Times New Roman" w:hAnsi="Times New Roman" w:cs="Times New Roman"/>
+                <w:sz w:val="24"/>
+                <w:szCs w:val="24"/>
+              </w:rPr>
+            </w:pPr>
+          </w:p>
+        </w:tc>
+        <w:tc>
+          <w:tcPr>
+            <w:tcW w:w="1417" w:type="dxa"/>
+          </w:tcPr>
+          <w:p>
+            <w:pPr>
+              <w:rPr>
+                <w:rFonts w:ascii="Times New Roman" w:hAnsi="Times New Roman" w:cs="Times New Roman"/>
+                <w:sz w:val="24"/>
+                <w:szCs w:val="24"/>
+              </w:rPr>
+            </w:pPr>
+          </w:p>
+        </w:tc>
+        <w:tc>
+          <w:tcPr>
+            <w:tcW w:w="2784" w:type="dxa"/>
+          </w:tcPr>
+          <w:p>
+            <w:pPr>
+              <w:rPr>
+                <w:rFonts w:ascii="Times New Roman" w:hAnsi="Times New Roman" w:cs="Times New Roman"/>
+                <w:sz w:val="24"/>
+                <w:szCs w:val="24"/>
+              </w:rPr>
+            </w:pPr>
+          </w:p>
+        </w:tc>
+      </w:tr>
+    </w:tbl>
+    <w:p>
+      <w:pPr>
+        <w:rPr>
+          <w:rFonts w:ascii="Times New Roman" w:hAnsi="Times New Roman" w:cs="Times New Roman"/>
+          <w:sz w:val="24"/>
+          <w:szCs w:val="24"/>
+        </w:rPr>
+      </w:pPr>
+    </w:p>
+    <w:p>
+      <w:pPr>
+        <w:rPr>
+          <w:rFonts w:ascii="Times New Roman" w:hAnsi="Times New Roman" w:cs="Times New Roman"/>
+          <w:sz w:val="24"/>
+          <w:szCs w:val="24"/>
+        </w:rPr>
+      </w:pPr>
+      <w:r>
+        <w:rPr>
+          <w:rFonts w:ascii="Times New Roman" w:hAnsi="Times New Roman" w:cs="Times New Roman"/>
+          <w:sz w:val="24"/>
+          <w:szCs w:val="24"/>
+        </w:rPr>
+        <w:t xml:space="preserve">Товарно-материальные ценности возвращены в полном объеме / частично (нужное указать).  </w:t>
+      </w:r>
+    </w:p>
+    <w:p>
+      <w:pPr>
+        <w:rPr>
+          <w:rFonts w:ascii="Times New Roman" w:hAnsi="Times New Roman" w:cs="Times New Roman"/>
+          <w:sz w:val="24"/>
+          <w:szCs w:val="24"/>
+        </w:rPr>
+      </w:pPr>
+      <w:r>
+        <w:rPr>
+          <w:rFonts w:ascii="Times New Roman" w:hAnsi="Times New Roman" w:cs="Times New Roman"/>
+          <w:sz w:val="24"/>
+          <w:szCs w:val="24"/>
+        </w:rPr>
+        <w:t>Претензий по количеству и качеству возвращенных ТМЦ стороны друг к другу не имеют.</w:t>
+      </w:r>
+    </w:p>
+    <w:p>
+      <w:pPr>
+        <w:rPr>
+          <w:rFonts w:ascii="Times New Roman" w:hAnsi="Times New Roman" w:cs="Times New Roman"/>
+          <w:sz w:val="24"/>
+          <w:szCs w:val="24"/>
+        </w:rPr>
+      </w:pPr>
+    </w:p>
+    <w:p>
+      <w:pPr>
+        <w:rPr>
+          <w:rFonts w:ascii="Times New Roman" w:hAnsi="Times New Roman" w:cs="Times New Roman"/>
+          <w:sz w:val="24"/>
+          <w:szCs w:val="24"/>
+        </w:rPr>
+      </w:pPr>
+      <w:r>
+        <w:rPr>
+          <w:rFonts w:ascii="Times New Roman" w:hAnsi="Times New Roman" w:cs="Times New Roman"/>
+          <w:sz w:val="24"/>
+          <w:szCs w:val="24"/>
+        </w:rPr>
+        <w:t>Настоящий акт составлен в двух экземплярах, имеющих одинаковую юридическую силу, по одному для каждой из сторон.</w:t>
+      </w:r>
+    </w:p>
+    <w:p>
+      <w:pPr>
+        <w:rPr>
+          <w:rFonts w:ascii="Times New Roman" w:hAnsi="Times New Roman" w:cs="Times New Roman"/>
+          <w:sz w:val="24"/>
+          <w:szCs w:val="24"/>
+        </w:rPr>
+      </w:pPr>
+    </w:p>
+    <w:p>
+      <w:pPr>
+        <w:rPr>
+          <w:rFonts w:ascii="Times New Roman" w:hAnsi="Times New Roman" w:cs="Times New Roman"/>
+          <w:sz w:val="24"/>
+          <w:szCs w:val="24"/>
+        </w:rPr>
+      </w:pPr>
+    </w:p>
+    <w:p>
+      <w:pPr>
+        <w:rPr>
+          <w:rFonts w:ascii="Times New Roman" w:hAnsi="Times New Roman" w:cs="Times New Roman"/>
+          <w:sz w:val="24"/>
+          <w:szCs w:val="24"/>
+        </w:rPr>
+      </w:pPr>
+    </w:p>
+    <w:p>
+      <w:pPr>
+        <w:rPr>
+          <w:rFonts w:ascii="Times New Roman" w:hAnsi="Times New Roman" w:cs="Times New Roman"/>
+          <w:sz w:val="24"/>
+          <w:szCs w:val="24"/>
+        </w:rPr>
+      </w:pPr>
+    </w:p>
+    <w:p>
+      <w:pPr>
+        <w:rPr>
+          <w:rFonts w:ascii="Times New Roman" w:hAnsi="Times New Roman" w:cs="Times New Roman"/>
+          <w:sz w:val="24"/>
+          <w:szCs w:val="24"/>
+        </w:rPr>
+      </w:pPr>
+    </w:p>
+    <w:p>
+      <w:pPr>
+        <w:rPr>
+          <w:rFonts w:ascii="Times New Roman" w:hAnsi="Times New Roman" w:cs="Times New Roman"/>
+          <w:sz w:val="24"/>
+          <w:szCs w:val="24"/>
+        </w:rPr>
+      </w:pPr>
+    </w:p>
+    <w:p>
+      <w:pPr>
+        <w:rPr>
+          <w:rFonts w:ascii="Times New Roman" w:hAnsi="Times New Roman" w:cs="Times New Roman"/>
+          <w:sz w:val="24"/>
+          <w:szCs w:val="24"/>
+        </w:rPr>
+      </w:pPr>
+    </w:p>
+    <w:p>
+      <w:pPr>
+        <w:rPr>
+          <w:rFonts w:ascii="Times New Roman" w:hAnsi="Times New Roman" w:cs="Times New Roman"/>
+          <w:sz w:val="24"/>
+          <w:szCs w:val="24"/>
+        </w:rPr>
+      </w:pPr>
+    </w:p>
+    <w:p>
+      <w:pPr>
+        <w:rPr>
+          <w:rFonts w:ascii="Times New Roman" w:hAnsi="Times New Roman" w:cs="Times New Roman"/>
+          <w:sz w:val="24"/>
+          <w:szCs w:val="24"/>
+        </w:rPr>
+      </w:pPr>
+      <w:r>
+        <w:rPr>
+          <w:rFonts w:ascii="Times New Roman" w:hAnsi="Times New Roman" w:cs="Times New Roman"/>
+          <w:sz w:val="24"/>
+          <w:szCs w:val="24"/>
+        </w:rPr>
+        <w:t xml:space="preserve">Поклажедатель:  </w:t>
+      </w:r>
+      <w:r>
+        <w:rPr>
+          <w:rFonts w:ascii="Times New Roman" w:hAnsi="Times New Roman" w:cs="Times New Roman"/>
+          <w:sz w:val="24"/>
+          <w:szCs w:val="24"/>
+        </w:rPr>
+        <w:t xml:space="preserve">                                                           </w:t>
+      </w:r>
+      <w:r>
+        <w:rPr>
+          <w:rFonts w:ascii="Times New Roman" w:hAnsi="Times New Roman" w:cs="Times New Roman"/>
+          <w:sz w:val="24"/>
+          <w:szCs w:val="24"/>
+        </w:rPr>
+        <w:t xml:space="preserve">Хранитель:  </w:t>
+      </w:r>
+    </w:p>
+    <w:p>
+      <w:pPr>
+        <w:rPr>
+          <w:rFonts w:ascii="Times New Roman" w:hAnsi="Times New Roman" w:cs="Times New Roman"/>
+          <w:sz w:val="24"/>
+          <w:szCs w:val="24"/>
+        </w:rPr>
+      </w:pPr>
+    </w:p>
+    <w:p>
+      <w:pPr>
+        <w:rPr>
+          <w:rFonts w:ascii="Times New Roman" w:hAnsi="Times New Roman" w:cs="Times New Roman"/>
+          <w:sz w:val="24"/>
+          <w:szCs w:val="24"/>
+        </w:rPr>
+      </w:pPr>
+    </w:p>
+    <w:p>
+      <w:pPr>
+        <w:rPr>
+          <w:rFonts w:ascii="Times New Roman" w:hAnsi="Times New Roman" w:cs="Times New Roman"/>
+          <w:sz w:val="24"/>
+          <w:szCs w:val="24"/>
+        </w:rPr>
+      </w:pPr>
+    </w:p>
+    <w:p>
+      <w:pPr>
+        <w:rPr>
+          <w:rFonts w:ascii="Times New Roman" w:hAnsi="Times New Roman" w:cs="Times New Roman"/>
+          <w:sz w:val="24"/>
+          <w:szCs w:val="24"/>
+        </w:rPr>
+      </w:pPr>
+      <w:r>
+        <w:rPr>
+          <w:rFonts w:ascii="Times New Roman" w:hAnsi="Times New Roman" w:cs="Times New Roman"/>
+          <w:sz w:val="24"/>
+          <w:szCs w:val="24"/>
+        </w:rPr>
+        <w:t xml:space="preserve">___________________ /ФИО/  </w:t>
+      </w:r>
+      <w:r>
+        <w:rPr>
+          <w:rFonts w:ascii="Times New Roman" w:hAnsi="Times New Roman" w:cs="Times New Roman"/>
+          <w:sz w:val="24"/>
+          <w:szCs w:val="24"/>
+        </w:rPr>
+        <w:t xml:space="preserve">                                    </w:t>
+      </w:r>
+      <w:r>
+        <w:rPr>
+          <w:rFonts w:ascii="Times New Roman" w:hAnsi="Times New Roman" w:cs="Times New Roman"/>
+          <w:sz w:val="24"/>
+          <w:szCs w:val="24"/>
+        </w:rPr>
+        <w:t xml:space="preserve">___________________ /ФИО/  </w:t>
+      </w:r>
+    </w:p>
+    <w:p>
+      <w:pPr>
+        <w:rPr>
+          <w:rFonts w:ascii="Times New Roman" w:hAnsi="Times New Roman" w:cs="Times New Roman"/>
+          <w:sz w:val="24"/>
+          <w:szCs w:val="24"/>
+        </w:rPr>
+      </w:pPr>
+    </w:p>
+    <w:p>
+      <w:pPr>
+        <w:rPr>
+          <w:rFonts w:ascii="Times New Roman" w:hAnsi="Times New Roman" w:cs="Times New Roman"/>
+          <w:sz w:val="24"/>
+          <w:szCs w:val="24"/>
+          <w:lang w:val="en-US"/>
+        </w:rPr>
+      </w:pPr>
+      <w:r>
+        <w:rPr>
+          <w:rFonts w:ascii="Times New Roman" w:hAnsi="Times New Roman" w:cs="Times New Roman"/>
+          <w:sz w:val="24"/>
+          <w:szCs w:val="24"/>
+        </w:rPr>
+        <w:t>М.П.</w:t>
+      </w:r>
+      <w:r>
+        <w:rPr>
+          <w:rFonts w:ascii="Times New Roman" w:hAnsi="Times New Roman" w:cs="Times New Roman"/>
+          <w:sz w:val="24"/>
+          <w:szCs w:val="24"/>
+        </w:rPr>
+        <w:t xml:space="preserve">                                                                               </w:t>
+      </w:r>
+      <w:r>
+        <w:rPr>
+          <w:rFonts w:ascii="Times New Roman" w:hAnsi="Times New Roman" w:cs="Times New Roman"/>
+          <w:sz w:val="24"/>
+          <w:szCs w:val="24"/>
+          <w:lang w:val="en-US"/>
+        </w:rPr>
+        <w:t>М.П.</w:t>
+      </w:r>
+    </w:p>
+    <w:p>
+      <w:pPr>
+        <w:rPr>
+          <w:rFonts w:ascii="Times New Roman" w:hAnsi="Times New Roman" w:cs="Times New Roman"/>
+          <w:sz w:val="24"/>
+          <w:szCs w:val="24"/>
+        </w:rPr>
+      </w:pPr>
+    </w:p>
+    <w:p>
+      <w:pPr>
+        <w:rPr>
+          <w:rFonts w:ascii="Times New Roman" w:hAnsi="Times New Roman" w:cs="Times New Roman"/>
+          <w:sz w:val="24"/>
+          <w:szCs w:val="24"/>
         </w:rPr>
       </w:pPr>
     </w:p>
@@ -5106,7 +6759,7 @@
         <w:kern w:val="2"/>
         <w:sz w:val="24"/>
         <w:szCs w:val="24"/>
-        <w:lang w:val="ru-RU" w:eastAsia="en-US" w:bidi="ar-SA"/>
+        <w:lang w:eastAsia="en-US" w:bidi="ar-SA"/>
         <w14:ligatures w14:val="standardContextual"/>
       </w:rPr>
     </w:rPrDefault>
@@ -5496,7 +7149,7 @@
   </w:latentStyles>
   <w:style w:type="paragraph" w:default="1" w:styleId="a">
     <w:name w:val="Normal"/>
-    <w:rsid w:val="00155B7B"/>
+    <w:rsid w:val="00841D22"/>
     <w:pPr>
       <w:spacing w:after="0" w:line="240" w:lineRule="auto"/>
     </w:pPr>
@@ -5505,7 +7158,7 @@
       <w:kern w:val="0"/>
       <w:sz w:val="20"/>
       <w:szCs w:val="20"/>
-      <w:lang w:eastAsia="ru-RU"/>
+      <w:lang w:val="ru-RU" w:eastAsia="ru-RU"/>
       <w14:ligatures w14:val="none"/>
     </w:rPr>
   </w:style>
@@ -5516,7 +7169,7 @@
     <w:link w:val="10"/>
     <w:uiPriority w:val="9"/>
     <w:qFormat/>
-    <w:rsid w:val="00155B7B"/>
+    <w:rsid w:val="00841D22"/>
     <w:pPr>
       <w:keepNext/>
       <w:keepLines/>
@@ -5539,7 +7192,7 @@
     <w:semiHidden/>
     <w:unhideWhenUsed/>
     <w:qFormat/>
-    <w:rsid w:val="00155B7B"/>
+    <w:rsid w:val="00841D22"/>
     <w:pPr>
       <w:keepNext/>
       <w:keepLines/>
@@ -5562,7 +7215,7 @@
     <w:semiHidden/>
     <w:unhideWhenUsed/>
     <w:qFormat/>
-    <w:rsid w:val="00155B7B"/>
+    <w:rsid w:val="00841D22"/>
     <w:pPr>
       <w:keepNext/>
       <w:keepLines/>
@@ -5585,7 +7238,7 @@
     <w:semiHidden/>
     <w:unhideWhenUsed/>
     <w:qFormat/>
-    <w:rsid w:val="00155B7B"/>
+    <w:rsid w:val="00841D22"/>
     <w:pPr>
       <w:keepNext/>
       <w:keepLines/>
@@ -5608,7 +7261,7 @@
     <w:semiHidden/>
     <w:unhideWhenUsed/>
     <w:qFormat/>
-    <w:rsid w:val="00155B7B"/>
+    <w:rsid w:val="00841D22"/>
     <w:pPr>
       <w:keepNext/>
       <w:keepLines/>
@@ -5629,7 +7282,7 @@
     <w:semiHidden/>
     <w:unhideWhenUsed/>
     <w:qFormat/>
-    <w:rsid w:val="00155B7B"/>
+    <w:rsid w:val="00841D22"/>
     <w:pPr>
       <w:keepNext/>
       <w:keepLines/>
@@ -5652,7 +7305,7 @@
     <w:semiHidden/>
     <w:unhideWhenUsed/>
     <w:qFormat/>
-    <w:rsid w:val="00155B7B"/>
+    <w:rsid w:val="00841D22"/>
     <w:pPr>
       <w:keepNext/>
       <w:keepLines/>
@@ -5673,7 +7326,7 @@
     <w:semiHidden/>
     <w:unhideWhenUsed/>
     <w:qFormat/>
-    <w:rsid w:val="00155B7B"/>
+    <w:rsid w:val="00841D22"/>
     <w:pPr>
       <w:keepNext/>
       <w:keepLines/>
@@ -5695,7 +7348,7 @@
     <w:semiHidden/>
     <w:unhideWhenUsed/>
     <w:qFormat/>
-    <w:rsid w:val="00155B7B"/>
+    <w:rsid w:val="00841D22"/>
     <w:pPr>
       <w:keepNext/>
       <w:keepLines/>
@@ -5738,7 +7391,7 @@
     <w:basedOn w:val="a0"/>
     <w:link w:val="1"/>
     <w:uiPriority w:val="9"/>
-    <w:rsid w:val="00155B7B"/>
+    <w:rsid w:val="00841D22"/>
     <w:rPr>
       <w:rFonts w:asciiTheme="majorHAnsi" w:eastAsiaTheme="majorEastAsia" w:hAnsiTheme="majorHAnsi" w:cstheme="majorBidi"/>
       <w:color w:val="0F4761" w:themeColor="accent1" w:themeShade="BF"/>
@@ -5752,7 +7405,7 @@
     <w:link w:val="2"/>
     <w:uiPriority w:val="9"/>
     <w:semiHidden/>
-    <w:rsid w:val="00155B7B"/>
+    <w:rsid w:val="00841D22"/>
     <w:rPr>
       <w:rFonts w:asciiTheme="majorHAnsi" w:eastAsiaTheme="majorEastAsia" w:hAnsiTheme="majorHAnsi" w:cstheme="majorBidi"/>
       <w:color w:val="0F4761" w:themeColor="accent1" w:themeShade="BF"/>
@@ -5766,7 +7419,7 @@
     <w:link w:val="3"/>
     <w:uiPriority w:val="9"/>
     <w:semiHidden/>
-    <w:rsid w:val="00155B7B"/>
+    <w:rsid w:val="00841D22"/>
     <w:rPr>
       <w:rFonts w:eastAsiaTheme="majorEastAsia" w:cstheme="majorBidi"/>
       <w:color w:val="0F4761" w:themeColor="accent1" w:themeShade="BF"/>
@@ -5780,7 +7433,7 @@
     <w:link w:val="4"/>
     <w:uiPriority w:val="9"/>
     <w:semiHidden/>
-    <w:rsid w:val="00155B7B"/>
+    <w:rsid w:val="00841D22"/>
     <w:rPr>
       <w:rFonts w:eastAsiaTheme="majorEastAsia" w:cstheme="majorBidi"/>
       <w:i/>
@@ -5794,7 +7447,7 @@
     <w:link w:val="5"/>
     <w:uiPriority w:val="9"/>
     <w:semiHidden/>
-    <w:rsid w:val="00155B7B"/>
+    <w:rsid w:val="00841D22"/>
     <w:rPr>
       <w:rFonts w:eastAsiaTheme="majorEastAsia" w:cstheme="majorBidi"/>
       <w:color w:val="0F4761" w:themeColor="accent1" w:themeShade="BF"/>
@@ -5806,7 +7459,7 @@
     <w:link w:val="6"/>
     <w:uiPriority w:val="9"/>
     <w:semiHidden/>
-    <w:rsid w:val="00155B7B"/>
+    <w:rsid w:val="00841D22"/>
     <w:rPr>
       <w:rFonts w:eastAsiaTheme="majorEastAsia" w:cstheme="majorBidi"/>
       <w:i/>
@@ -5820,7 +7473,7 @@
     <w:link w:val="7"/>
     <w:uiPriority w:val="9"/>
     <w:semiHidden/>
-    <w:rsid w:val="00155B7B"/>
+    <w:rsid w:val="00841D22"/>
     <w:rPr>
       <w:rFonts w:eastAsiaTheme="majorEastAsia" w:cstheme="majorBidi"/>
       <w:color w:val="595959" w:themeColor="text1" w:themeTint="A6"/>
@@ -5832,7 +7485,7 @@
     <w:link w:val="8"/>
     <w:uiPriority w:val="9"/>
     <w:semiHidden/>
-    <w:rsid w:val="00155B7B"/>
+    <w:rsid w:val="00841D22"/>
     <w:rPr>
       <w:rFonts w:eastAsiaTheme="majorEastAsia" w:cstheme="majorBidi"/>
       <w:i/>
@@ -5846,7 +7499,7 @@
     <w:link w:val="9"/>
     <w:uiPriority w:val="9"/>
     <w:semiHidden/>
-    <w:rsid w:val="00155B7B"/>
+    <w:rsid w:val="00841D22"/>
     <w:rPr>
       <w:rFonts w:eastAsiaTheme="majorEastAsia" w:cstheme="majorBidi"/>
       <w:color w:val="272727" w:themeColor="text1" w:themeTint="D8"/>
@@ -5859,7 +7512,7 @@
     <w:link w:val="a4"/>
     <w:uiPriority w:val="10"/>
     <w:qFormat/>
-    <w:rsid w:val="00155B7B"/>
+    <w:rsid w:val="00841D22"/>
     <w:pPr>
       <w:spacing w:after="80"/>
       <w:contextualSpacing/>
@@ -5877,7 +7530,7 @@
     <w:basedOn w:val="a0"/>
     <w:link w:val="a3"/>
     <w:uiPriority w:val="10"/>
-    <w:rsid w:val="00155B7B"/>
+    <w:rsid w:val="00841D22"/>
     <w:rPr>
       <w:rFonts w:asciiTheme="majorHAnsi" w:eastAsiaTheme="majorEastAsia" w:hAnsiTheme="majorHAnsi" w:cstheme="majorBidi"/>
       <w:spacing w:val="-10"/>
@@ -5893,7 +7546,7 @@
     <w:link w:val="a6"/>
     <w:uiPriority w:val="11"/>
     <w:qFormat/>
-    <w:rsid w:val="00155B7B"/>
+    <w:rsid w:val="00841D22"/>
     <w:pPr>
       <w:numPr>
         <w:ilvl w:val="1"/>
@@ -5912,7 +7565,7 @@
     <w:basedOn w:val="a0"/>
     <w:link w:val="a5"/>
     <w:uiPriority w:val="11"/>
-    <w:rsid w:val="00155B7B"/>
+    <w:rsid w:val="00841D22"/>
     <w:rPr>
       <w:rFonts w:eastAsiaTheme="majorEastAsia" w:cstheme="majorBidi"/>
       <w:color w:val="595959" w:themeColor="text1" w:themeTint="A6"/>
@@ -5928,7 +7581,7 @@
     <w:link w:val="22"/>
     <w:uiPriority w:val="29"/>
     <w:qFormat/>
-    <w:rsid w:val="00155B7B"/>
+    <w:rsid w:val="00841D22"/>
     <w:pPr>
       <w:spacing w:before="160"/>
       <w:jc w:val="center"/>
@@ -5944,7 +7597,7 @@
     <w:basedOn w:val="a0"/>
     <w:link w:val="21"/>
     <w:uiPriority w:val="29"/>
-    <w:rsid w:val="00155B7B"/>
+    <w:rsid w:val="00841D22"/>
     <w:rPr>
       <w:i/>
       <w:iCs/>
@@ -5956,7 +7609,7 @@
     <w:basedOn w:val="a"/>
     <w:uiPriority w:val="34"/>
     <w:qFormat/>
-    <w:rsid w:val="00155B7B"/>
+    <w:rsid w:val="00841D22"/>
     <w:pPr>
       <w:ind w:left="720"/>
       <w:contextualSpacing/>
@@ -5967,7 +7620,7 @@
     <w:basedOn w:val="a0"/>
     <w:uiPriority w:val="21"/>
     <w:qFormat/>
-    <w:rsid w:val="00155B7B"/>
+    <w:rsid w:val="00841D22"/>
     <w:rPr>
       <w:i/>
       <w:iCs/>
@@ -5981,7 +7634,7 @@
     <w:link w:val="aa"/>
     <w:uiPriority w:val="30"/>
     <w:qFormat/>
-    <w:rsid w:val="00155B7B"/>
+    <w:rsid w:val="00841D22"/>
     <w:pPr>
       <w:pBdr>
         <w:top w:val="single" w:sz="4" w:space="10" w:color="0F4761" w:themeColor="accent1" w:themeShade="BF"/>
@@ -6002,7 +7655,7 @@
     <w:basedOn w:val="a0"/>
     <w:link w:val="a9"/>
     <w:uiPriority w:val="30"/>
-    <w:rsid w:val="00155B7B"/>
+    <w:rsid w:val="00841D22"/>
     <w:rPr>
       <w:i/>
       <w:iCs/>
@@ -6014,7 +7667,7 @@
     <w:basedOn w:val="a0"/>
     <w:uiPriority w:val="32"/>
     <w:qFormat/>
-    <w:rsid w:val="00155B7B"/>
+    <w:rsid w:val="00841D22"/>
     <w:rPr>
       <w:b/>
       <w:bCs/>
@@ -6027,7 +7680,7 @@
     <w:name w:val="No Spacing"/>
     <w:uiPriority w:val="1"/>
     <w:qFormat/>
-    <w:rsid w:val="00155B7B"/>
+    <w:rsid w:val="00841D22"/>
     <w:pPr>
       <w:spacing w:after="0" w:line="240" w:lineRule="auto"/>
     </w:pPr>
@@ -6035,6 +7688,7 @@
       <w:kern w:val="0"/>
       <w:sz w:val="22"/>
       <w:szCs w:val="22"/>
+      <w:lang w:val="ru-RU"/>
       <w14:ligatures w14:val="none"/>
     </w:rPr>
   </w:style>
@@ -6042,7 +7696,7 @@
     <w:name w:val="Обычный + полужирный"/>
     <w:basedOn w:val="a"/>
     <w:qFormat/>
-    <w:rsid w:val="00155B7B"/>
+    <w:rsid w:val="00841D22"/>
     <w:pPr>
       <w:ind w:right="57"/>
     </w:pPr>
@@ -6053,6 +7707,25 @@
       <w:szCs w:val="24"/>
       <w:lang w:eastAsia="en-US"/>
     </w:rPr>
+  </w:style>
+  <w:style w:type="table" w:styleId="ae">
+    <w:name w:val="Table Grid"/>
+    <w:basedOn w:val="a1"/>
+    <w:uiPriority w:val="39"/>
+    <w:rsid w:val="00841D22"/>
+    <w:pPr>
+      <w:spacing w:after="0" w:line="240" w:lineRule="auto"/>
+    </w:pPr>
+    <w:tblPr>
+      <w:tblBorders>
+        <w:top w:val="single" w:sz="4" w:space="0" w:color="auto"/>
+        <w:left w:val="single" w:sz="4" w:space="0" w:color="auto"/>
+        <w:bottom w:val="single" w:sz="4" w:space="0" w:color="auto"/>
+        <w:right w:val="single" w:sz="4" w:space="0" w:color="auto"/>
+        <w:insideH w:val="single" w:sz="4" w:space="0" w:color="auto"/>
+        <w:insideV w:val="single" w:sz="4" w:space="0" w:color="auto"/>
+      </w:tblBorders>
+    </w:tblPr>
   </w:style>
 </w:styles>
 </file>
@@ -6350,16 +8023,4 @@
     </a:ext>
   </a:extLst>
 </a:theme>
-</file>
-
-<file path=customXml/item1.xml><?xml version="1.0" encoding="utf-8"?>
-<b:Sources xmlns:b="http://schemas.openxmlformats.org/officeDocument/2006/bibliography" xmlns="http://schemas.openxmlformats.org/officeDocument/2006/bibliography" SelectedStyle="\APASixthEditionOfficeOnline.xsl" StyleName="APA" Version="6"/>
-</file>
-
-<file path=customXml/itemProps1.xml><?xml version="1.0" encoding="utf-8"?>
-<ds:datastoreItem xmlns:ds="http://schemas.openxmlformats.org/officeDocument/2006/customXml" ds:itemID="{50212101-3831-4145-B5A1-6ACA27E67616}">
-  <ds:schemaRefs>
-    <ds:schemaRef ds:uri="http://schemas.openxmlformats.org/officeDocument/2006/bibliography"/>
-  </ds:schemaRefs>
-</ds:datastoreItem>
 </file>
--- a/public/templates/warehouse_contract.docx
+++ b/public/templates/warehouse_contract.docx
@@ -218,7 +218,7 @@
           <w:sz w:val="24"/>
           <w:szCs w:val="24"/>
         </w:rPr>
-        <w:t xml:space="preserve">              </w:t>
+        <w:t xml:space="preserve">              {</w:t>
       </w:r>
       <w:r>
         <w:rPr>
@@ -227,8 +227,9 @@
           <w:bCs/>
           <w:sz w:val="24"/>
           <w:szCs w:val="24"/>
-        </w:rPr>
-        <w:t>{</w:t>
+          <w:lang w:val="en-US"/>
+        </w:rPr>
+        <w:t>expeditor</w:t>
       </w:r>
       <w:r>
         <w:rPr>
@@ -237,9 +238,8 @@
           <w:bCs/>
           <w:sz w:val="24"/>
           <w:szCs w:val="24"/>
-          <w:lang w:val="en-US"/>
-        </w:rPr>
-        <w:t>expeditor</w:t>
+        </w:rPr>
+        <w:t>_</w:t>
       </w:r>
       <w:r>
         <w:rPr>
@@ -248,8 +248,9 @@
           <w:bCs/>
           <w:sz w:val="24"/>
           <w:szCs w:val="24"/>
-        </w:rPr>
-        <w:t>_</w:t>
+          <w:lang w:val="en-US"/>
+        </w:rPr>
+        <w:t>name</w:t>
       </w:r>
       <w:r>
         <w:rPr>
@@ -258,9 +259,82 @@
           <w:bCs/>
           <w:sz w:val="24"/>
           <w:szCs w:val="24"/>
+        </w:rPr>
+        <w:t xml:space="preserve">} </w:t>
+      </w:r>
+      <w:r>
+        <w:rPr>
+          <w:rFonts w:ascii="Times New Roman" w:hAnsi="Times New Roman" w:cs="Times New Roman"/>
+          <w:bCs/>
+          <w:sz w:val="24"/>
+          <w:szCs w:val="24"/>
+        </w:rPr>
+        <w:t>в лице директора {</w:t>
+      </w:r>
+      <w:r>
+        <w:rPr>
+          <w:rFonts w:ascii="Times New Roman" w:hAnsi="Times New Roman" w:cs="Times New Roman"/>
+          <w:bCs/>
+          <w:sz w:val="24"/>
+          <w:szCs w:val="24"/>
           <w:lang w:val="en-US"/>
         </w:rPr>
+        <w:t>expeditor</w:t>
+      </w:r>
+      <w:r>
+        <w:rPr>
+          <w:rFonts w:ascii="Times New Roman" w:hAnsi="Times New Roman" w:cs="Times New Roman"/>
+          <w:bCs/>
+          <w:sz w:val="24"/>
+          <w:szCs w:val="24"/>
+        </w:rPr>
+        <w:t>_</w:t>
+      </w:r>
+      <w:r>
+        <w:rPr>
+          <w:rFonts w:ascii="Times New Roman" w:hAnsi="Times New Roman" w:cs="Times New Roman"/>
+          <w:bCs/>
+          <w:sz w:val="24"/>
+          <w:szCs w:val="24"/>
+          <w:lang w:val="en-US"/>
+        </w:rPr>
+        <w:t>director</w:t>
+      </w:r>
+      <w:r>
+        <w:rPr>
+          <w:rFonts w:ascii="Times New Roman" w:hAnsi="Times New Roman" w:cs="Times New Roman"/>
+          <w:bCs/>
+          <w:sz w:val="24"/>
+          <w:szCs w:val="24"/>
+        </w:rPr>
+        <w:t>_</w:t>
+      </w:r>
+      <w:r>
+        <w:rPr>
+          <w:rFonts w:ascii="Times New Roman" w:hAnsi="Times New Roman" w:cs="Times New Roman"/>
+          <w:bCs/>
+          <w:sz w:val="24"/>
+          <w:szCs w:val="24"/>
+          <w:lang w:val="en-US"/>
+        </w:rPr>
         <w:t>name</w:t>
+      </w:r>
+      <w:r>
+        <w:rPr>
+          <w:rFonts w:ascii="Times New Roman" w:hAnsi="Times New Roman" w:cs="Times New Roman"/>
+          <w:bCs/>
+          <w:sz w:val="24"/>
+          <w:szCs w:val="24"/>
+        </w:rPr>
+        <w:t>}, с одной стороны,</w:t>
+      </w:r>
+      <w:r>
+        <w:rPr>
+          <w:rFonts w:ascii="Times New Roman" w:hAnsi="Times New Roman" w:cs="Times New Roman"/>
+          <w:sz w:val="24"/>
+          <w:szCs w:val="24"/>
+        </w:rPr>
+        <w:t xml:space="preserve"> именуемый в дальнейшем «Исполнитель» и </w:t>
       </w:r>
       <w:r>
         <w:rPr>
@@ -270,7 +344,7 @@
           <w:sz w:val="24"/>
           <w:szCs w:val="24"/>
         </w:rPr>
-        <w:t>}</w:t>
+        <w:t>{</w:t>
       </w:r>
       <w:r>
         <w:rPr>
@@ -279,143 +353,9 @@
           <w:bCs/>
           <w:sz w:val="24"/>
           <w:szCs w:val="24"/>
-        </w:rPr>
-        <w:t xml:space="preserve"> </w:t>
-      </w:r>
-      <w:r>
-        <w:rPr>
-          <w:rFonts w:ascii="Times New Roman" w:hAnsi="Times New Roman" w:cs="Times New Roman"/>
-          <w:bCs/>
-          <w:sz w:val="24"/>
-          <w:szCs w:val="24"/>
-        </w:rPr>
-        <w:t>в лице</w:t>
-      </w:r>
-      <w:r>
-        <w:rPr>
-          <w:rFonts w:ascii="Times New Roman" w:hAnsi="Times New Roman" w:cs="Times New Roman"/>
-          <w:bCs/>
-          <w:sz w:val="24"/>
-          <w:szCs w:val="24"/>
-        </w:rPr>
-        <w:t xml:space="preserve"> директора</w:t>
-      </w:r>
-      <w:r>
-        <w:rPr>
-          <w:rFonts w:ascii="Times New Roman" w:hAnsi="Times New Roman" w:cs="Times New Roman"/>
-          <w:bCs/>
-          <w:sz w:val="24"/>
-          <w:szCs w:val="24"/>
-        </w:rPr>
-        <w:t xml:space="preserve"> </w:t>
-      </w:r>
-      <w:r>
-        <w:rPr>
-          <w:rFonts w:ascii="Times New Roman" w:hAnsi="Times New Roman" w:cs="Times New Roman"/>
-          <w:bCs/>
-          <w:sz w:val="24"/>
-          <w:szCs w:val="24"/>
-        </w:rPr>
-        <w:t>{</w:t>
-      </w:r>
-      <w:r>
-        <w:rPr>
-          <w:rFonts w:ascii="Times New Roman" w:hAnsi="Times New Roman" w:cs="Times New Roman"/>
-          <w:bCs/>
-          <w:sz w:val="24"/>
-          <w:szCs w:val="24"/>
           <w:lang w:val="en-US"/>
         </w:rPr>
-        <w:t>expeditor</w:t>
-      </w:r>
-      <w:r>
-        <w:rPr>
-          <w:rFonts w:ascii="Times New Roman" w:hAnsi="Times New Roman" w:cs="Times New Roman"/>
-          <w:bCs/>
-          <w:sz w:val="24"/>
-          <w:szCs w:val="24"/>
-        </w:rPr>
-        <w:t>_</w:t>
-      </w:r>
-      <w:r>
-        <w:rPr>
-          <w:rFonts w:ascii="Times New Roman" w:hAnsi="Times New Roman" w:cs="Times New Roman"/>
-          <w:bCs/>
-          <w:sz w:val="24"/>
-          <w:szCs w:val="24"/>
-          <w:lang w:val="en-US"/>
-        </w:rPr>
-        <w:t>director</w:t>
-      </w:r>
-      <w:r>
-        <w:rPr>
-          <w:rFonts w:ascii="Times New Roman" w:hAnsi="Times New Roman" w:cs="Times New Roman"/>
-          <w:bCs/>
-          <w:sz w:val="24"/>
-          <w:szCs w:val="24"/>
-        </w:rPr>
-        <w:t>_</w:t>
-      </w:r>
-      <w:r>
-        <w:rPr>
-          <w:rFonts w:ascii="Times New Roman" w:hAnsi="Times New Roman" w:cs="Times New Roman"/>
-          <w:bCs/>
-          <w:sz w:val="24"/>
-          <w:szCs w:val="24"/>
-          <w:lang w:val="en-US"/>
-        </w:rPr>
-        <w:t>name</w:t>
-      </w:r>
-      <w:r>
-        <w:rPr>
-          <w:rFonts w:ascii="Times New Roman" w:hAnsi="Times New Roman" w:cs="Times New Roman"/>
-          <w:bCs/>
-          <w:sz w:val="24"/>
-          <w:szCs w:val="24"/>
-        </w:rPr>
-        <w:t>},</w:t>
-      </w:r>
-      <w:r>
-        <w:rPr>
-          <w:rFonts w:ascii="Times New Roman" w:hAnsi="Times New Roman" w:cs="Times New Roman"/>
-          <w:bCs/>
-          <w:sz w:val="24"/>
-          <w:szCs w:val="24"/>
-        </w:rPr>
-        <w:t xml:space="preserve"> с одной стороны</w:t>
-      </w:r>
-      <w:r>
-        <w:rPr>
-          <w:rFonts w:ascii="Times New Roman" w:hAnsi="Times New Roman" w:cs="Times New Roman"/>
-          <w:bCs/>
-          <w:sz w:val="24"/>
-          <w:szCs w:val="24"/>
-        </w:rPr>
-        <w:t>,</w:t>
-      </w:r>
-      <w:r>
-        <w:rPr>
-          <w:rFonts w:ascii="Times New Roman" w:hAnsi="Times New Roman" w:cs="Times New Roman"/>
-          <w:sz w:val="24"/>
-          <w:szCs w:val="24"/>
-        </w:rPr>
-        <w:t xml:space="preserve"> именуем</w:t>
-      </w:r>
-      <w:r>
-        <w:rPr>
-          <w:rFonts w:ascii="Times New Roman" w:hAnsi="Times New Roman" w:cs="Times New Roman"/>
-          <w:sz w:val="24"/>
-          <w:szCs w:val="24"/>
-        </w:rPr>
-        <w:t>ый в дальнейшем «Исполнитель»</w:t>
-      </w:r>
-      <w:r>
-        <w:rPr>
-          <w:rFonts w:ascii="Times New Roman" w:hAnsi="Times New Roman" w:cs="Times New Roman"/>
-          <w:sz w:val="24"/>
-          <w:szCs w:val="24"/>
-        </w:rPr>
-        <w:t xml:space="preserve"> и </w:t>
+        <w:t>customer</w:t>
       </w:r>
       <w:r>
         <w:rPr>
@@ -425,7 +365,7 @@
           <w:sz w:val="24"/>
           <w:szCs w:val="24"/>
         </w:rPr>
-        <w:t>{</w:t>
+        <w:t>_</w:t>
       </w:r>
       <w:r>
         <w:rPr>
@@ -436,7 +376,7 @@
           <w:szCs w:val="24"/>
           <w:lang w:val="en-US"/>
         </w:rPr>
-        <w:t>customer</w:t>
+        <w:t>name</w:t>
       </w:r>
       <w:r>
         <w:rPr>
@@ -446,7 +386,105 @@
           <w:sz w:val="24"/>
           <w:szCs w:val="24"/>
         </w:rPr>
+        <w:t>}</w:t>
+      </w:r>
+      <w:r>
+        <w:rPr>
+          <w:rFonts w:ascii="Times New Roman" w:hAnsi="Times New Roman" w:cs="Times New Roman"/>
+        </w:rPr>
+        <w:t xml:space="preserve">, </w:t>
+      </w:r>
+      <w:r>
+        <w:rPr>
+          <w:rFonts w:ascii="Times New Roman" w:hAnsi="Times New Roman" w:cs="Times New Roman"/>
+          <w:color w:val="000000"/>
+          <w:sz w:val="24"/>
+          <w:szCs w:val="24"/>
+        </w:rPr>
+        <w:t>в лице</w:t>
+      </w:r>
+      <w:r>
+        <w:rPr>
+          <w:rFonts w:ascii="Times New Roman" w:hAnsi="Times New Roman" w:cs="Times New Roman"/>
+          <w:color w:val="000000"/>
+          <w:sz w:val="24"/>
+          <w:szCs w:val="24"/>
+          <w:lang w:val="kk-KZ"/>
+        </w:rPr>
+        <w:t xml:space="preserve"> директора </w:t>
+      </w:r>
+      <w:r>
+        <w:rPr>
+          <w:rFonts w:ascii="Times New Roman" w:hAnsi="Times New Roman" w:cs="Times New Roman"/>
+          <w:sz w:val="24"/>
+          <w:szCs w:val="24"/>
+        </w:rPr>
+        <w:t>{</w:t>
+      </w:r>
+      <w:r>
+        <w:rPr>
+          <w:rFonts w:ascii="Times New Roman" w:hAnsi="Times New Roman" w:cs="Times New Roman"/>
+          <w:sz w:val="24"/>
+          <w:szCs w:val="24"/>
+          <w:lang w:val="en-US"/>
+        </w:rPr>
+        <w:t>customer</w:t>
+      </w:r>
+      <w:r>
+        <w:rPr>
+          <w:rFonts w:ascii="Times New Roman" w:hAnsi="Times New Roman" w:cs="Times New Roman"/>
+          <w:sz w:val="24"/>
+          <w:szCs w:val="24"/>
+        </w:rPr>
         <w:t>_</w:t>
+      </w:r>
+      <w:r>
+        <w:rPr>
+          <w:rFonts w:ascii="Times New Roman" w:hAnsi="Times New Roman" w:cs="Times New Roman"/>
+          <w:sz w:val="24"/>
+          <w:szCs w:val="24"/>
+          <w:lang w:val="en-US"/>
+        </w:rPr>
+        <w:t>director</w:t>
+      </w:r>
+      <w:r>
+        <w:rPr>
+          <w:rFonts w:ascii="Times New Roman" w:hAnsi="Times New Roman" w:cs="Times New Roman"/>
+          <w:sz w:val="24"/>
+          <w:szCs w:val="24"/>
+        </w:rPr>
+        <w:t>_</w:t>
+      </w:r>
+      <w:r>
+        <w:rPr>
+          <w:rFonts w:ascii="Times New Roman" w:hAnsi="Times New Roman" w:cs="Times New Roman"/>
+          <w:sz w:val="24"/>
+          <w:szCs w:val="24"/>
+          <w:lang w:val="en-US"/>
+        </w:rPr>
+        <w:t>name</w:t>
+      </w:r>
+      <w:r>
+        <w:rPr>
+          <w:rFonts w:ascii="Times New Roman" w:hAnsi="Times New Roman" w:cs="Times New Roman"/>
+          <w:sz w:val="24"/>
+          <w:szCs w:val="24"/>
+        </w:rPr>
+        <w:t>}</w:t>
+      </w:r>
+      <w:r>
+        <w:rPr>
+          <w:color w:val="000000"/>
+        </w:rPr>
+        <w:t xml:space="preserve">, </w:t>
+      </w:r>
+      <w:r>
+        <w:rPr>
+          <w:rFonts w:ascii="Times New Roman" w:hAnsi="Times New Roman" w:cs="Times New Roman"/>
+          <w:sz w:val="24"/>
+          <w:szCs w:val="24"/>
+        </w:rPr>
+        <w:t>действующего на основании Устава, именуемое в дальнейшем "Заказчик", с другой стороны, совместно именуемы «Стороны», заключили настоящий Договор</w:t>
       </w:r>
       <w:r>
         <w:rPr>
@@ -455,155 +493,16 @@
           <w:bCs/>
           <w:sz w:val="24"/>
           <w:szCs w:val="24"/>
-          <w:lang w:val="en-US"/>
-        </w:rPr>
-        <w:t>name</w:t>
-      </w:r>
-      <w:r>
-        <w:rPr>
-          <w:rFonts w:ascii="Times New Roman" w:hAnsi="Times New Roman" w:cs="Times New Roman"/>
-          <w:b/>
-          <w:bCs/>
-          <w:sz w:val="24"/>
-          <w:szCs w:val="24"/>
-        </w:rPr>
-        <w:t>}</w:t>
-      </w:r>
-      <w:r>
-        <w:rPr>
-          <w:rFonts w:ascii="Times New Roman" w:hAnsi="Times New Roman" w:cs="Times New Roman"/>
-        </w:rPr>
-        <w:t>,</w:t>
-      </w:r>
-      <w:r>
-        <w:rPr>
-          <w:rFonts w:ascii="Times New Roman" w:hAnsi="Times New Roman" w:cs="Times New Roman"/>
         </w:rPr>
         <w:t xml:space="preserve"> </w:t>
       </w:r>
       <w:r>
         <w:rPr>
           <w:rFonts w:ascii="Times New Roman" w:hAnsi="Times New Roman" w:cs="Times New Roman"/>
-          <w:color w:val="000000"/>
-          <w:sz w:val="24"/>
-          <w:szCs w:val="24"/>
-        </w:rPr>
-        <w:t>в лице</w:t>
-      </w:r>
-      <w:r>
-        <w:rPr>
-          <w:rFonts w:ascii="Times New Roman" w:hAnsi="Times New Roman" w:cs="Times New Roman"/>
-          <w:color w:val="000000"/>
-          <w:sz w:val="24"/>
-          <w:szCs w:val="24"/>
-          <w:lang w:val="kk-KZ"/>
-        </w:rPr>
-        <w:t xml:space="preserve"> директора </w:t>
-      </w:r>
-      <w:r>
-        <w:rPr>
-          <w:rFonts w:ascii="Times New Roman" w:hAnsi="Times New Roman" w:cs="Times New Roman"/>
-          <w:sz w:val="24"/>
-          <w:szCs w:val="24"/>
-        </w:rPr>
-        <w:t>{</w:t>
-      </w:r>
-      <w:r>
-        <w:rPr>
-          <w:rFonts w:ascii="Times New Roman" w:hAnsi="Times New Roman" w:cs="Times New Roman"/>
-          <w:sz w:val="24"/>
-          <w:szCs w:val="24"/>
-          <w:lang w:val="en-US"/>
-        </w:rPr>
-        <w:t>customer</w:t>
-      </w:r>
-      <w:r>
-        <w:rPr>
-          <w:rFonts w:ascii="Times New Roman" w:hAnsi="Times New Roman" w:cs="Times New Roman"/>
-          <w:sz w:val="24"/>
-          <w:szCs w:val="24"/>
-        </w:rPr>
-        <w:t>_</w:t>
-      </w:r>
-      <w:r>
-        <w:rPr>
-          <w:rFonts w:ascii="Times New Roman" w:hAnsi="Times New Roman" w:cs="Times New Roman"/>
-          <w:sz w:val="24"/>
-          <w:szCs w:val="24"/>
-          <w:lang w:val="en-US"/>
-        </w:rPr>
-        <w:t>director</w:t>
-      </w:r>
-      <w:r>
-        <w:rPr>
-          <w:rFonts w:ascii="Times New Roman" w:hAnsi="Times New Roman" w:cs="Times New Roman"/>
-          <w:sz w:val="24"/>
-          <w:szCs w:val="24"/>
-        </w:rPr>
-        <w:t>_</w:t>
-      </w:r>
-      <w:r>
-        <w:rPr>
-          <w:rFonts w:ascii="Times New Roman" w:hAnsi="Times New Roman" w:cs="Times New Roman"/>
-          <w:sz w:val="24"/>
-          <w:szCs w:val="24"/>
-          <w:lang w:val="en-US"/>
-        </w:rPr>
-        <w:t>name</w:t>
-      </w:r>
-      <w:r>
-        <w:rPr>
-          <w:rFonts w:ascii="Times New Roman" w:hAnsi="Times New Roman" w:cs="Times New Roman"/>
-          <w:sz w:val="24"/>
-          <w:szCs w:val="24"/>
-        </w:rPr>
-        <w:t>}</w:t>
-      </w:r>
-      <w:r>
-        <w:rPr>
-          <w:color w:val="000000"/>
-        </w:rPr>
-        <w:t>,</w:t>
-      </w:r>
-      <w:r>
-        <w:rPr>
-          <w:color w:val="000000"/>
-        </w:rPr>
-        <w:t xml:space="preserve"> </w:t>
-      </w:r>
-      <w:r>
-        <w:rPr>
-          <w:rFonts w:ascii="Times New Roman" w:hAnsi="Times New Roman" w:cs="Times New Roman"/>
-          <w:sz w:val="24"/>
-          <w:szCs w:val="24"/>
-        </w:rPr>
-        <w:t>действующего на основании Устава, именуемое в дальнейшем "Заказчик", с другой стороны, совместно именуемы «Стороны», заключили настоящий Договор</w:t>
-      </w:r>
-      <w:r>
-        <w:rPr>
-          <w:rFonts w:ascii="Times New Roman" w:hAnsi="Times New Roman" w:cs="Times New Roman"/>
-          <w:b/>
-          <w:bCs/>
-          <w:sz w:val="24"/>
-          <w:szCs w:val="24"/>
-        </w:rPr>
-        <w:t xml:space="preserve"> </w:t>
-      </w:r>
-      <w:r>
-        <w:rPr>
-          <w:rFonts w:ascii="Times New Roman" w:hAnsi="Times New Roman" w:cs="Times New Roman"/>
-          <w:sz w:val="24"/>
-          <w:szCs w:val="24"/>
-        </w:rPr>
-        <w:t>(далее - «Договор») о нижеследующем</w:t>
-      </w:r>
-      <w:r>
-        <w:rPr>
-          <w:rFonts w:ascii="Times New Roman" w:hAnsi="Times New Roman" w:cs="Times New Roman"/>
-          <w:sz w:val="24"/>
-          <w:szCs w:val="24"/>
-        </w:rPr>
-        <w:t>:</w:t>
+          <w:sz w:val="24"/>
+          <w:szCs w:val="24"/>
+        </w:rPr>
+        <w:t>(далее - «Договор») о нижеследующем:</w:t>
       </w:r>
     </w:p>
     <w:p>
@@ -728,42 +627,7 @@
           <w:rFonts w:ascii="Times New Roman" w:hAnsi="Times New Roman" w:cs="Times New Roman"/>
           <w:sz w:val="24"/>
         </w:rPr>
-        <w:t>Опись предметов и их ценность указываются в акте приема-перед</w:t>
-      </w:r>
-      <w:r>
-        <w:rPr>
-          <w:rFonts w:ascii="Times New Roman" w:hAnsi="Times New Roman" w:cs="Times New Roman"/>
-          <w:sz w:val="24"/>
-        </w:rPr>
-        <w:t>ачи, по форме согласно Приложения №2, настоящего Договора, заключаемом между Исполнителем и Клиентом. При этом Исполнитель</w:t>
-      </w:r>
-      <w:r>
-        <w:rPr>
-          <w:rFonts w:ascii="Times New Roman" w:hAnsi="Times New Roman" w:cs="Times New Roman"/>
-          <w:sz w:val="24"/>
-        </w:rPr>
-        <w:t xml:space="preserve"> несет полную материальную ответственность за реальный ущерб, причиненный </w:t>
-      </w:r>
-      <w:r>
-        <w:rPr>
-          <w:rFonts w:ascii="Times New Roman" w:hAnsi="Times New Roman" w:cs="Times New Roman"/>
-          <w:sz w:val="24"/>
-        </w:rPr>
-        <w:t>Клиенту</w:t>
-      </w:r>
-      <w:r>
-        <w:rPr>
-          <w:rFonts w:ascii="Times New Roman" w:hAnsi="Times New Roman" w:cs="Times New Roman"/>
-          <w:sz w:val="24"/>
-        </w:rPr>
-        <w:t>, в результате хищения, кражи, утери</w:t>
-      </w:r>
-      <w:r>
-        <w:rPr>
-          <w:rFonts w:ascii="Times New Roman" w:hAnsi="Times New Roman" w:cs="Times New Roman"/>
-          <w:sz w:val="24"/>
-        </w:rPr>
-        <w:t xml:space="preserve"> </w:t>
+        <w:t xml:space="preserve">Опись предметов и их ценность указываются в акте приема-передачи, по форме согласно Приложения №2, настоящего Договора, заключаемом между Исполнителем и Клиентом. При этом Исполнитель несет полную материальную ответственность за реальный ущерб, причиненный Клиенту, в результате хищения, кражи, утери </w:t>
       </w:r>
       <w:r>
         <w:rPr>
@@ -778,56 +642,7 @@
           <w:rFonts w:ascii="Times New Roman" w:hAnsi="Times New Roman" w:cs="Times New Roman"/>
           <w:sz w:val="24"/>
         </w:rPr>
-        <w:t>имущества, переданного Клиентом</w:t>
-      </w:r>
-      <w:r>
-        <w:rPr>
-          <w:rFonts w:ascii="Times New Roman" w:hAnsi="Times New Roman" w:cs="Times New Roman"/>
-          <w:sz w:val="24"/>
-        </w:rPr>
-        <w:t xml:space="preserve"> на хранение в размере стоимости имущества, указанного в акте приема-передачи. Основание</w:t>
-      </w:r>
-      <w:r>
-        <w:rPr>
-          <w:rFonts w:ascii="Times New Roman" w:hAnsi="Times New Roman" w:cs="Times New Roman"/>
-          <w:sz w:val="24"/>
-        </w:rPr>
-        <w:t>м для возмещения вреда Исполнителем</w:t>
-      </w:r>
-      <w:r>
-        <w:rPr>
-          <w:rFonts w:ascii="Times New Roman" w:hAnsi="Times New Roman" w:cs="Times New Roman"/>
-          <w:sz w:val="24"/>
-        </w:rPr>
-        <w:t xml:space="preserve"> также является причинение ущерба имуществу, переданного</w:t>
-      </w:r>
-      <w:r>
-        <w:rPr>
-          <w:rFonts w:ascii="Times New Roman" w:hAnsi="Times New Roman" w:cs="Times New Roman"/>
-          <w:sz w:val="24"/>
-        </w:rPr>
-        <w:t xml:space="preserve"> Клиентом</w:t>
-      </w:r>
-      <w:r>
-        <w:rPr>
-          <w:rFonts w:ascii="Times New Roman" w:hAnsi="Times New Roman" w:cs="Times New Roman"/>
-          <w:sz w:val="24"/>
-        </w:rPr>
-        <w:t xml:space="preserve"> на хранени</w:t>
-      </w:r>
-      <w:r>
-        <w:rPr>
-          <w:rFonts w:ascii="Times New Roman" w:hAnsi="Times New Roman" w:cs="Times New Roman"/>
-          <w:sz w:val="24"/>
-        </w:rPr>
-        <w:t>е, путем необеспечения Исполнителем</w:t>
-      </w:r>
-      <w:r>
-        <w:rPr>
-          <w:rFonts w:ascii="Times New Roman" w:hAnsi="Times New Roman" w:cs="Times New Roman"/>
-          <w:sz w:val="24"/>
-        </w:rPr>
-        <w:t xml:space="preserve"> должного технического обеспечения безопасности здания / сооружения, что повлекло гибель здания / сооружения, пожар, протекание воды и т.п.</w:t>
+        <w:t>имущества, переданного Клиентом на хранение в размере стоимости имущества, указанного в акте приема-передачи. Основанием для возмещения вреда Исполнителем также является причинение ущерба имуществу, переданного Клиентом на хранение, путем необеспечения Исполнителем должного технического обеспечения безопасности здания / сооружения, что повлекло гибель здания / сооружения, пожар, протекание воды и т.п.</w:t>
       </w:r>
     </w:p>
     <w:p>
@@ -998,34 +813,8 @@
           <w:szCs w:val="24"/>
         </w:rPr>
         <w:t xml:space="preserve">2.1.2 </w:t>
-      </w:r>
-      <w:r>
-        <w:rPr>
-          <w:rFonts w:ascii="Times New Roman" w:eastAsia="Times New Roman" w:hAnsi="Times New Roman" w:cs="Times New Roman"/>
-          <w:color w:val="000000"/>
-          <w:sz w:val="24"/>
-          <w:szCs w:val="24"/>
-        </w:rPr>
         <w:tab/>
-        <w:t xml:space="preserve">Хранение Имущества Клиента осуществляется на </w:t>
-      </w:r>
-      <w:r>
-        <w:rPr>
-          <w:rFonts w:ascii="Times New Roman" w:eastAsia="Times New Roman" w:hAnsi="Times New Roman" w:cs="Times New Roman"/>
-          <w:color w:val="000000"/>
-          <w:sz w:val="24"/>
-          <w:szCs w:val="24"/>
-        </w:rPr>
-        <w:t>складах, указанных Исполнителем,</w:t>
-      </w:r>
-      <w:r>
-        <w:rPr>
-          <w:rFonts w:ascii="Times New Roman" w:eastAsia="Times New Roman" w:hAnsi="Times New Roman" w:cs="Times New Roman"/>
-          <w:color w:val="000000"/>
-          <w:sz w:val="24"/>
-          <w:szCs w:val="24"/>
-        </w:rPr>
-        <w:t xml:space="preserve"> если иное не оговорено настоящим Договором или дополнительным соглашением Сторон.</w:t>
+        <w:t>Хранение Имущества Клиента осуществляется на складах, указанных Исполнителем, если иное не оговорено настоящим Договором или дополнительным соглашением Сторон.</w:t>
       </w:r>
     </w:p>
     <w:p>
@@ -1127,16 +916,7 @@
           <w:sz w:val="24"/>
           <w:szCs w:val="24"/>
         </w:rPr>
-        <w:t>Распоряжение Исполнителю направляется Клиентом не позднее 17:00 часов дня, предшествующего дню выдачи или принятия Имущества, посредством технических средств связи, в виде заявки</w:t>
-      </w:r>
-      <w:r>
-        <w:rPr>
-          <w:rFonts w:ascii="Times New Roman" w:eastAsia="Times New Roman" w:hAnsi="Times New Roman" w:cs="Times New Roman"/>
-          <w:color w:val="000000"/>
-          <w:sz w:val="24"/>
-          <w:szCs w:val="24"/>
-        </w:rPr>
-        <w:t xml:space="preserve">, </w:t>
+        <w:t xml:space="preserve">Распоряжение Исполнителю направляется Клиентом не позднее 17:00 часов дня, предшествующего дню выдачи или принятия Имущества, посредством технических средств связи, в виде заявки, </w:t>
       </w:r>
       <w:r>
         <w:rPr>
@@ -1152,16 +932,7 @@
           <w:sz w:val="24"/>
           <w:szCs w:val="24"/>
         </w:rPr>
-        <w:t xml:space="preserve"> высланной на электронную почту</w:t>
-      </w:r>
-      <w:r>
-        <w:rPr>
-          <w:rFonts w:ascii="Times New Roman" w:eastAsia="Times New Roman" w:hAnsi="Times New Roman" w:cs="Times New Roman"/>
-          <w:color w:val="000000"/>
-          <w:sz w:val="24"/>
-          <w:szCs w:val="24"/>
-        </w:rPr>
-        <w:t>. В ответ Исполнитель направляет Клиенту адрес склада и стоимость хранения груза.</w:t>
+        <w:t xml:space="preserve"> высланной на электронную почту. В ответ Исполнитель направляет Клиенту адрес склада и стоимость хранения груза.</w:t>
       </w:r>
     </w:p>
     <w:p>
@@ -1269,14 +1040,7 @@
           <w:rFonts w:ascii="Times New Roman" w:hAnsi="Times New Roman" w:cs="Times New Roman"/>
           <w:sz w:val="24"/>
         </w:rPr>
-        <w:t xml:space="preserve"> </w:t>
-      </w:r>
-      <w:r>
-        <w:rPr>
-          <w:rFonts w:ascii="Times New Roman" w:hAnsi="Times New Roman" w:cs="Times New Roman"/>
-          <w:sz w:val="24"/>
-        </w:rPr>
-        <w:t>по форме согласно Приложения №3, настоящего Договора</w:t>
+        <w:t xml:space="preserve"> по форме согласно Приложения №3, настоящего Договора</w:t>
       </w:r>
       <w:r>
         <w:rPr>
@@ -1314,14 +1078,6 @@
           <w:szCs w:val="24"/>
         </w:rPr>
         <w:t xml:space="preserve">2.1.9. </w:t>
-      </w:r>
-      <w:r>
-        <w:rPr>
-          <w:rFonts w:ascii="Times New Roman" w:eastAsia="Times New Roman" w:hAnsi="Times New Roman" w:cs="Times New Roman"/>
-          <w:color w:val="000000"/>
-          <w:sz w:val="24"/>
-          <w:szCs w:val="24"/>
-        </w:rPr>
         <w:tab/>
         <w:t>Возврат Имущества третьим лицам, производится Исполнителем по распоряжению Клиента, которое оформляется в согласованной Сторонами форме, позволяющей Исполнителю идентифицировать Имущество в соответствии с номенклатурой Клиента и сопровождается подписанием «Акта о выдаче ТМЦ на сторону, по распоряжению Клиента»</w:t>
       </w:r>
@@ -1563,25 +1319,7 @@
           <w:sz w:val="24"/>
           <w:szCs w:val="24"/>
         </w:rPr>
-        <w:t>Исполнитель принимает груз у Клиента или третьих лиц на склад Исполнителя, при приеме груза оформляется приемный акт (заявка), по письменному указанию Клиента груз может быть забран силами Исполнителя при условии оформления заявки на забор груза. Груз принимается как по количеству мест (коробов) в соответствии с маркировкой на таре, так и поштучно. При п</w:t>
-      </w:r>
-      <w:r>
-        <w:rPr>
-          <w:rFonts w:ascii="Times New Roman" w:eastAsia="Times New Roman" w:hAnsi="Times New Roman" w:cs="Times New Roman"/>
-          <w:color w:val="000000"/>
-          <w:sz w:val="24"/>
-          <w:szCs w:val="24"/>
-        </w:rPr>
-        <w:t>рием</w:t>
-      </w:r>
-      <w:r>
-        <w:rPr>
-          <w:rFonts w:ascii="Times New Roman" w:eastAsia="Times New Roman" w:hAnsi="Times New Roman" w:cs="Times New Roman"/>
-          <w:color w:val="000000"/>
-          <w:sz w:val="24"/>
-          <w:szCs w:val="24"/>
-        </w:rPr>
-        <w:t>е по количеству коробов, исполнитель не несет ответственности за качество и номенклатурное количество товара, при условии целостности упаковки.</w:t>
+        <w:t>Исполнитель принимает груз у Клиента или третьих лиц на склад Исполнителя, при приеме груза оформляется приемный акт (заявка), по письменному указанию Клиента груз может быть забран силами Исполнителя при условии оформления заявки на забор груза. Груз принимается как по количеству мест (коробов) в соответствии с маркировкой на таре, так и поштучно. При приеме по количеству коробов, исполнитель не несет ответственности за качество и номенклатурное количество товара, при условии целостности упаковки.</w:t>
       </w:r>
     </w:p>
     <w:p>
@@ -1842,43 +1580,7 @@
           <w:sz w:val="24"/>
           <w:szCs w:val="24"/>
         </w:rPr>
-        <w:t xml:space="preserve">5.2. За несвоевременную оплату услуг Исполнителя Клиент уплачивает пени в </w:t>
-      </w:r>
-      <w:r>
-        <w:rPr>
-          <w:rFonts w:ascii="Times New Roman" w:eastAsia="Times New Roman" w:hAnsi="Times New Roman" w:cs="Times New Roman"/>
-          <w:color w:val="000000"/>
-          <w:sz w:val="24"/>
-          <w:szCs w:val="24"/>
-        </w:rPr>
-        <w:t>размере 0,</w:t>
-      </w:r>
-      <w:r>
-        <w:rPr>
-          <w:rFonts w:ascii="Times New Roman" w:eastAsia="Times New Roman" w:hAnsi="Times New Roman" w:cs="Times New Roman"/>
-          <w:color w:val="000000"/>
-          <w:sz w:val="24"/>
-          <w:szCs w:val="24"/>
-        </w:rPr>
-        <w:t>01</w:t>
-      </w:r>
-      <w:r>
-        <w:rPr>
-          <w:rFonts w:ascii="Times New Roman" w:eastAsia="Times New Roman" w:hAnsi="Times New Roman" w:cs="Times New Roman"/>
-          <w:color w:val="000000"/>
-          <w:sz w:val="24"/>
-          <w:szCs w:val="24"/>
-        </w:rPr>
-        <w:t>%</w:t>
-      </w:r>
-      <w:r>
-        <w:rPr>
-          <w:rFonts w:ascii="Times New Roman" w:eastAsia="Times New Roman" w:hAnsi="Times New Roman" w:cs="Times New Roman"/>
-          <w:color w:val="000000"/>
-          <w:sz w:val="24"/>
-          <w:szCs w:val="24"/>
-        </w:rPr>
-        <w:t xml:space="preserve"> от суммы, подлежащей оплате, за каждый день просрочки.</w:t>
+        <w:t>5.2. За несвоевременную оплату услуг Исполнителя Клиент уплачивает пени в размере 0,01% от суммы, подлежащей оплате, за каждый день просрочки.</w:t>
       </w:r>
     </w:p>
     <w:p>
@@ -1962,25 +1664,7 @@
           <w:sz w:val="24"/>
           <w:szCs w:val="24"/>
         </w:rPr>
-        <w:t>5.</w:t>
-      </w:r>
-      <w:r>
-        <w:rPr>
-          <w:rFonts w:ascii="Times New Roman" w:eastAsia="Times New Roman" w:hAnsi="Times New Roman" w:cs="Times New Roman"/>
-          <w:color w:val="000000"/>
-          <w:sz w:val="24"/>
-          <w:szCs w:val="24"/>
-        </w:rPr>
-        <w:t>5</w:t>
-      </w:r>
-      <w:r>
-        <w:rPr>
-          <w:rFonts w:ascii="Times New Roman" w:eastAsia="Times New Roman" w:hAnsi="Times New Roman" w:cs="Times New Roman"/>
-          <w:color w:val="000000"/>
-          <w:sz w:val="24"/>
-          <w:szCs w:val="24"/>
-        </w:rPr>
-        <w:t>. Исполнитель не несет ответственности за состояние внутренних вложений мест (коробов), в случае приема Исполнителем груза от Клиента или третьих лиц в транспортной таре по количеству принятых мест (коробов), и переданных получателям при отсутствии внешних повреждений транспортной тары.</w:t>
+        <w:t>5.5. Исполнитель не несет ответственности за состояние внутренних вложений мест (коробов), в случае приема Исполнителем груза от Клиента или третьих лиц в транспортной таре по количеству принятых мест (коробов), и переданных получателям при отсутствии внешних повреждений транспортной тары.</w:t>
       </w:r>
     </w:p>
     <w:p>
@@ -2056,25 +1740,7 @@
           <w:sz w:val="24"/>
           <w:szCs w:val="24"/>
         </w:rPr>
-        <w:t>6.1. Договор вступает в силу с момента подписания и продолжает действовать до 31.12.20</w:t>
-      </w:r>
-      <w:r>
-        <w:rPr>
-          <w:rFonts w:ascii="Times New Roman" w:eastAsia="Times New Roman" w:hAnsi="Times New Roman" w:cs="Times New Roman"/>
-          <w:color w:val="000000"/>
-          <w:sz w:val="24"/>
-          <w:szCs w:val="24"/>
-        </w:rPr>
-        <w:t>___</w:t>
-      </w:r>
-      <w:r>
-        <w:rPr>
-          <w:rFonts w:ascii="Times New Roman" w:eastAsia="Times New Roman" w:hAnsi="Times New Roman" w:cs="Times New Roman"/>
-          <w:color w:val="000000"/>
-          <w:sz w:val="24"/>
-          <w:szCs w:val="24"/>
-        </w:rPr>
-        <w:t xml:space="preserve"> года, с возможностью пролонгации.</w:t>
+        <w:t>6.1. Договор вступает в силу с момента подписания и продолжает действовать до 31.12.20___ года, с возможностью пролонгации.</w:t>
       </w:r>
     </w:p>
     <w:p>
@@ -2548,18 +2214,7 @@
                 <w:szCs w:val="22"/>
                 <w:u w:val="single"/>
               </w:rPr>
-              <w:t>ИСПОЛНИТЕЛЬ</w:t>
-            </w:r>
-            <w:r>
-              <w:rPr>
-                <w:rFonts w:ascii="Times New Roman" w:eastAsia="Times New Roman" w:hAnsi="Times New Roman" w:cs="Times New Roman"/>
-                <w:b/>
-                <w:color w:val="000000"/>
-                <w:sz w:val="22"/>
-                <w:szCs w:val="22"/>
-                <w:u w:val="single"/>
-              </w:rPr>
-              <w:t>:</w:t>
+              <w:t>ИСПОЛНИТЕЛЬ:</w:t>
             </w:r>
           </w:p>
           <w:p>
@@ -2606,27 +2261,7 @@
                 <w:szCs w:val="28"/>
                 <w:lang w:val="kk-KZ"/>
               </w:rPr>
-              <w:t xml:space="preserve">Адрес  </w:t>
-            </w:r>
-            <w:r>
-              <w:rPr>
-                <w:rFonts w:ascii="Times New Roman" w:hAnsi="Times New Roman" w:cs="Times New Roman"/>
-                <w:b/>
-                <w:sz w:val="24"/>
-                <w:szCs w:val="28"/>
-                <w:lang w:val="kk-KZ"/>
-              </w:rPr>
-              <w:t>:</w:t>
-            </w:r>
-            <w:r>
-              <w:rPr>
-                <w:rFonts w:ascii="Times New Roman" w:hAnsi="Times New Roman" w:cs="Times New Roman"/>
-                <w:b/>
-                <w:sz w:val="24"/>
-                <w:szCs w:val="28"/>
-                <w:lang w:val="kk-KZ"/>
-              </w:rPr>
-              <w:t xml:space="preserve"> </w:t>
+              <w:t xml:space="preserve">Адрес  : </w:t>
             </w:r>
             <w:r>
               <w:rPr>
@@ -2666,16 +2301,7 @@
                 <w:szCs w:val="24"/>
                 <w:lang w:val="en-US"/>
               </w:rPr>
-              <w:t xml:space="preserve"> </w:t>
-            </w:r>
-            <w:r>
-              <w:rPr>
-                <w:rFonts w:ascii="Times New Roman" w:hAnsi="Times New Roman" w:cs="Times New Roman"/>
-                <w:sz w:val="24"/>
-                <w:szCs w:val="24"/>
-                <w:lang w:val="en-US"/>
-              </w:rPr>
-              <w:t xml:space="preserve">: </w:t>
+              <w:t xml:space="preserve"> : </w:t>
             </w:r>
             <w:r>
               <w:rPr>
@@ -2718,18 +2344,7 @@
                 <w:szCs w:val="24"/>
                 <w:lang w:val="en-US"/>
               </w:rPr>
-              <w:t>:</w:t>
-            </w:r>
-            <w:r>
-              <w:rPr>
-                <w:rFonts w:ascii="Times New Roman" w:hAnsi="Times New Roman" w:cs="Times New Roman"/>
-                <w:b/>
-                <w:bCs/>
-                <w:sz w:val="24"/>
-                <w:szCs w:val="24"/>
-                <w:lang w:val="en-US"/>
-              </w:rPr>
-              <w:t xml:space="preserve"> </w:t>
+              <w:t xml:space="preserve">: </w:t>
             </w:r>
             <w:r>
               <w:rPr>
@@ -3246,6 +2861,7 @@
                 <w:szCs w:val="24"/>
               </w:rPr>
               <w:t>_________________/</w:t>
+              <w:br/>
             </w:r>
             <w:r>
               <w:rPr>
@@ -3254,41 +2870,14 @@
                 <w:color w:val="000000"/>
                 <w:sz w:val="24"/>
                 <w:szCs w:val="24"/>
-              </w:rPr>
-              <w:br/>
+                <w:lang w:val="en-US"/>
+              </w:rPr>
+              <w:t>{expeditor_director_name}</w:t>
             </w:r>
+          </w:p>
+          <w:p>
             <w:r>
-              <w:rPr>
-                <w:rFonts w:ascii="Times New Roman" w:eastAsia="Times New Roman" w:hAnsi="Times New Roman" w:cs="Times New Roman"/>
-                <w:bCs/>
-                <w:color w:val="000000"/>
-                <w:sz w:val="24"/>
-                <w:szCs w:val="24"/>
-                <w:lang w:val="en-US"/>
-              </w:rPr>
-              <w:t>{expeditor_</w:t>
-            </w:r>
-            <w:r>
-              <w:rPr>
-                <w:rFonts w:ascii="Times New Roman" w:eastAsia="Times New Roman" w:hAnsi="Times New Roman" w:cs="Times New Roman"/>
-                <w:bCs/>
-                <w:color w:val="000000"/>
-                <w:sz w:val="24"/>
-                <w:szCs w:val="24"/>
-                <w:lang w:val="en-US"/>
-              </w:rPr>
-              <w:t>director_name</w:t>
-            </w:r>
-            <w:r>
-              <w:rPr>
-                <w:rFonts w:ascii="Times New Roman" w:eastAsia="Times New Roman" w:hAnsi="Times New Roman" w:cs="Times New Roman"/>
-                <w:bCs/>
-                <w:color w:val="000000"/>
-                <w:sz w:val="24"/>
-                <w:szCs w:val="24"/>
-                <w:lang w:val="en-US"/>
-              </w:rPr>
-              <w:t>}</w:t>
+              <w:t>{%stamp}</w:t>
             </w:r>
           </w:p>
         </w:tc>
@@ -3333,14 +2922,6 @@
                 <w:lang w:val="en-US" w:eastAsia="ar-SA"/>
               </w:rPr>
               <w:t>_______________/</w:t>
-            </w:r>
-            <w:r>
-              <w:rPr>
-                <w:rFonts w:ascii="Times New Roman" w:eastAsia="Times New Roman" w:hAnsi="Times New Roman" w:cs="Times New Roman"/>
-                <w:sz w:val="24"/>
-                <w:szCs w:val="24"/>
-                <w:lang w:val="en-US" w:eastAsia="ar-SA"/>
-              </w:rPr>
               <w:br/>
               <w:t>{</w:t>
             </w:r>
@@ -3414,39 +2995,7 @@
           <w:sz w:val="24"/>
           <w:szCs w:val="24"/>
         </w:rPr>
-        <w:t>К</w:t>
-      </w:r>
-      <w:r>
-        <w:rPr>
-          <w:rFonts w:ascii="Times New Roman" w:hAnsi="Times New Roman" w:cs="Times New Roman"/>
-          <w:sz w:val="24"/>
-          <w:szCs w:val="24"/>
-        </w:rPr>
-        <w:t xml:space="preserve"> </w:t>
-      </w:r>
-      <w:r>
-        <w:rPr>
-          <w:rFonts w:ascii="Times New Roman" w:hAnsi="Times New Roman" w:cs="Times New Roman"/>
-          <w:sz w:val="24"/>
-          <w:szCs w:val="24"/>
-        </w:rPr>
-        <w:t>Договору</w:t>
-      </w:r>
-      <w:r>
-        <w:rPr>
-          <w:rFonts w:ascii="Times New Roman" w:hAnsi="Times New Roman" w:cs="Times New Roman"/>
-          <w:sz w:val="24"/>
-          <w:szCs w:val="24"/>
-        </w:rPr>
-        <w:t xml:space="preserve"> </w:t>
-      </w:r>
-      <w:r>
-        <w:rPr>
-          <w:rFonts w:ascii="Times New Roman" w:hAnsi="Times New Roman" w:cs="Times New Roman"/>
-          <w:sz w:val="24"/>
-          <w:szCs w:val="24"/>
-        </w:rPr>
-        <w:t>{</w:t>
+        <w:t>К Договору {</w:t>
       </w:r>
       <w:r>
         <w:rPr>
@@ -3463,23 +3012,7 @@
           <w:sz w:val="24"/>
           <w:szCs w:val="24"/>
         </w:rPr>
-        <w:t xml:space="preserve">} </w:t>
-      </w:r>
-      <w:r>
-        <w:rPr>
-          <w:rFonts w:ascii="Times New Roman" w:hAnsi="Times New Roman" w:cs="Times New Roman"/>
-          <w:sz w:val="24"/>
-          <w:szCs w:val="24"/>
-        </w:rPr>
-        <w:t xml:space="preserve">от </w:t>
-      </w:r>
-      <w:r>
-        <w:rPr>
-          <w:rFonts w:ascii="Times New Roman" w:hAnsi="Times New Roman" w:cs="Times New Roman"/>
-          <w:sz w:val="24"/>
-          <w:szCs w:val="24"/>
-        </w:rPr>
-        <w:t>{</w:t>
+        <w:t>} от {</w:t>
       </w:r>
       <w:r>
         <w:rPr>
@@ -3725,23 +3258,7 @@
                 <w:sz w:val="24"/>
                 <w:szCs w:val="24"/>
               </w:rPr>
-              <w:t>2000</w:t>
-            </w:r>
-            <w:r>
-              <w:rPr>
-                <w:rFonts w:ascii="Times New Roman" w:hAnsi="Times New Roman" w:cs="Times New Roman"/>
-                <w:sz w:val="24"/>
-                <w:szCs w:val="24"/>
-              </w:rPr>
-              <w:t xml:space="preserve"> </w:t>
-            </w:r>
-            <w:r>
-              <w:rPr>
-                <w:rFonts w:ascii="Times New Roman" w:hAnsi="Times New Roman" w:cs="Times New Roman"/>
-                <w:sz w:val="24"/>
-                <w:szCs w:val="24"/>
-              </w:rPr>
-              <w:t>тг.</w:t>
+              <w:t>2000 тг.</w:t>
             </w:r>
           </w:p>
           <w:p>
@@ -3993,16 +3510,7 @@
                 <w:sz w:val="24"/>
                 <w:szCs w:val="24"/>
               </w:rPr>
-              <w:t>_____________</w:t>
-            </w:r>
-            <w:r>
-              <w:rPr>
-                <w:rFonts w:ascii="Times New Roman" w:hAnsi="Times New Roman" w:cs="Times New Roman"/>
-                <w:bCs/>
-                <w:sz w:val="24"/>
-                <w:szCs w:val="24"/>
-              </w:rPr>
-              <w:t>_  _______________</w:t>
+              <w:t>______________  _______________</w:t>
             </w:r>
           </w:p>
         </w:tc>
@@ -4029,16 +3537,7 @@
                 <w:sz w:val="24"/>
                 <w:szCs w:val="24"/>
               </w:rPr>
-              <w:t>Заказчик</w:t>
-            </w:r>
-            <w:r>
-              <w:rPr>
-                <w:rFonts w:ascii="Times New Roman" w:hAnsi="Times New Roman" w:cs="Times New Roman"/>
-                <w:b/>
-                <w:sz w:val="24"/>
-                <w:szCs w:val="24"/>
-              </w:rPr>
-              <w:t xml:space="preserve"> </w:t>
+              <w:t xml:space="preserve">Заказчик </w:t>
             </w:r>
           </w:p>
           <w:p>
@@ -4280,55 +3779,20 @@
           <w:rFonts w:ascii="Times New Roman" w:hAnsi="Times New Roman" w:cs="Times New Roman"/>
           <w:lang w:val="en-US"/>
         </w:rPr>
-        <w:t xml:space="preserve"> №</w:t>
+        <w:t xml:space="preserve"> №{contractNumber} </w:t>
+      </w:r>
+      <w:r>
+        <w:rPr>
+          <w:rFonts w:ascii="Times New Roman" w:hAnsi="Times New Roman" w:cs="Times New Roman"/>
+        </w:rPr>
+        <w:t>от</w:t>
       </w:r>
       <w:r>
         <w:rPr>
           <w:rFonts w:ascii="Times New Roman" w:hAnsi="Times New Roman" w:cs="Times New Roman"/>
           <w:lang w:val="en-US"/>
         </w:rPr>
-        <w:t>{</w:t>
-      </w:r>
-      <w:r>
-        <w:rPr>
-          <w:rFonts w:ascii="Times New Roman" w:hAnsi="Times New Roman" w:cs="Times New Roman"/>
-          <w:lang w:val="en-US"/>
-        </w:rPr>
-        <w:t>contractNumber</w:t>
-      </w:r>
-      <w:r>
-        <w:rPr>
-          <w:rFonts w:ascii="Times New Roman" w:hAnsi="Times New Roman" w:cs="Times New Roman"/>
-          <w:lang w:val="en-US"/>
-        </w:rPr>
-        <w:t>}</w:t>
-      </w:r>
-      <w:r>
-        <w:rPr>
-          <w:rFonts w:ascii="Times New Roman" w:hAnsi="Times New Roman" w:cs="Times New Roman"/>
-          <w:lang w:val="en-US"/>
-        </w:rPr>
-        <w:t xml:space="preserve"> </w:t>
-      </w:r>
-      <w:r>
-        <w:rPr>
-          <w:rFonts w:ascii="Times New Roman" w:hAnsi="Times New Roman" w:cs="Times New Roman"/>
-        </w:rPr>
-        <w:t>от</w:t>
-      </w:r>
-      <w:r>
-        <w:rPr>
-          <w:rFonts w:ascii="Times New Roman" w:hAnsi="Times New Roman" w:cs="Times New Roman"/>
-          <w:lang w:val="en-US"/>
-        </w:rPr>
-        <w:t xml:space="preserve"> </w:t>
-      </w:r>
-      <w:r>
-        <w:rPr>
-          <w:rFonts w:ascii="Times New Roman" w:hAnsi="Times New Roman" w:cs="Times New Roman"/>
-          <w:lang w:val="en-US"/>
-        </w:rPr>
-        <w:t>{contractDateLong}</w:t>
+        <w:t xml:space="preserve"> {contractDateLong}</w:t>
       </w:r>
     </w:p>
     <w:p>
@@ -4929,25 +4393,7 @@
           <w:lang/>
         </w:rPr>
         <w:fldChar w:fldCharType="begin"/>
-      </w:r>
-      <w:r>
-        <w:rPr>
-          <w:rFonts w:ascii="Times New Roman" w:eastAsia="Times New Roman" w:hAnsi="Times New Roman" w:cs="Times New Roman"/>
-          <w:color w:val="000000"/>
-          <w:sz w:val="24"/>
-          <w:szCs w:val="24"/>
-          <w:lang/>
-        </w:rPr>
         <w:instrText xml:space="preserve"> INCLUDEPICTURE "C:\\Users\\aigerim\\Library\\Group Containers\\UBF8T346G9.ms\\WebArchiveCopyPasteTempFiles\\com.microsoft.Word\\84E825CD-6FD5-4630-ACAE-1B0D9C7E7573.pdf" \* MERGEFORMAT </w:instrText>
-      </w:r>
-      <w:r>
-        <w:rPr>
-          <w:rFonts w:ascii="Times New Roman" w:eastAsia="Times New Roman" w:hAnsi="Times New Roman" w:cs="Times New Roman"/>
-          <w:color w:val="000000"/>
-          <w:sz w:val="24"/>
-          <w:szCs w:val="24"/>
-          <w:lang/>
-        </w:rPr>
         <w:fldChar w:fldCharType="separate"/>
       </w:r>
       <w:r>
@@ -5399,35 +4845,7 @@
           <w:rFonts w:ascii="Times New Roman" w:hAnsi="Times New Roman" w:cs="Times New Roman"/>
           <w:lang w:val="en-US"/>
         </w:rPr>
-        <w:t xml:space="preserve"> № </w:t>
-      </w:r>
-      <w:r>
-        <w:rPr>
-          <w:rFonts w:ascii="Times New Roman" w:hAnsi="Times New Roman" w:cs="Times New Roman"/>
-          <w:lang w:val="en-US"/>
-        </w:rPr>
-        <w:t>{</w:t>
-      </w:r>
-      <w:r>
-        <w:rPr>
-          <w:rFonts w:ascii="Times New Roman" w:hAnsi="Times New Roman" w:cs="Times New Roman"/>
-          <w:lang w:val="en-US"/>
-        </w:rPr>
-        <w:t>contractNumber</w:t>
-      </w:r>
-      <w:r>
-        <w:rPr>
-          <w:rFonts w:ascii="Times New Roman" w:hAnsi="Times New Roman" w:cs="Times New Roman"/>
-          <w:lang w:val="en-US"/>
-        </w:rPr>
-        <w:t>}</w:t>
-      </w:r>
-      <w:r>
-        <w:rPr>
-          <w:rFonts w:ascii="Times New Roman" w:hAnsi="Times New Roman" w:cs="Times New Roman"/>
-          <w:lang w:val="en-US"/>
-        </w:rPr>
-        <w:t xml:space="preserve"> </w:t>
+        <w:t xml:space="preserve"> № {contractNumber} </w:t>
       </w:r>
       <w:r>
         <w:rPr>
@@ -5474,7 +4892,7 @@
           <w:sz w:val="24"/>
           <w:szCs w:val="24"/>
         </w:rPr>
-        <w:t>АКТ</w:t>
+        <w:t>АКТ №</w:t>
       </w:r>
       <w:r>
         <w:rPr>
@@ -5483,8 +4901,9 @@
           <w:bCs/>
           <w:sz w:val="24"/>
           <w:szCs w:val="24"/>
-        </w:rPr>
-        <w:t xml:space="preserve"> №</w:t>
+          <w:lang w:val="en-US"/>
+        </w:rPr>
+        <w:t xml:space="preserve"> </w:t>
       </w:r>
       <w:r>
         <w:rPr>
@@ -5493,26 +4912,24 @@
           <w:bCs/>
           <w:sz w:val="24"/>
           <w:szCs w:val="24"/>
+          <w:u w:val="single"/>
           <w:lang w:val="en-US"/>
         </w:rPr>
-        <w:t xml:space="preserve"> </w:t>
-      </w:r>
-      <w:r>
+        <w:t>{number}</w:t>
+      </w:r>
+    </w:p>
+    <w:p>
+      <w:pPr>
+        <w:jc w:val="center"/>
         <w:rPr>
           <w:rFonts w:ascii="Times New Roman" w:hAnsi="Times New Roman" w:cs="Times New Roman"/>
           <w:b/>
           <w:bCs/>
           <w:sz w:val="24"/>
           <w:szCs w:val="24"/>
-          <w:u w:val="single"/>
-          <w:lang w:val="en-US"/>
-        </w:rPr>
-        <w:t>{number}</w:t>
-      </w:r>
-    </w:p>
-    <w:p>
-      <w:pPr>
-        <w:jc w:val="center"/>
+        </w:rPr>
+      </w:pPr>
+      <w:r>
         <w:rPr>
           <w:rFonts w:ascii="Times New Roman" w:hAnsi="Times New Roman" w:cs="Times New Roman"/>
           <w:b/>
@@ -5520,15 +4937,6 @@
           <w:sz w:val="24"/>
           <w:szCs w:val="24"/>
         </w:rPr>
-      </w:pPr>
-      <w:r>
-        <w:rPr>
-          <w:rFonts w:ascii="Times New Roman" w:hAnsi="Times New Roman" w:cs="Times New Roman"/>
-          <w:b/>
-          <w:bCs/>
-          <w:sz w:val="24"/>
-          <w:szCs w:val="24"/>
-        </w:rPr>
         <w:t>о возврате товарно-материальных ценностей, сданных на хранение</w:t>
       </w:r>
     </w:p>
@@ -5610,171 +5018,59 @@
           <w:sz w:val="24"/>
           <w:szCs w:val="24"/>
         </w:rPr>
-        <w:t>1.⁠ ⁠______________________, представитель ___________</w:t>
-      </w:r>
-      <w:r>
-        <w:rPr>
-          <w:rFonts w:ascii="Times New Roman" w:hAnsi="Times New Roman" w:cs="Times New Roman"/>
-          <w:sz w:val="24"/>
-          <w:szCs w:val="24"/>
-        </w:rPr>
-        <w:t>____</w:t>
-      </w:r>
-      <w:r>
-        <w:rPr>
-          <w:rFonts w:ascii="Times New Roman" w:hAnsi="Times New Roman" w:cs="Times New Roman"/>
-          <w:sz w:val="24"/>
-          <w:szCs w:val="24"/>
-        </w:rPr>
-        <w:t>______</w:t>
-      </w:r>
-      <w:r>
-        <w:rPr>
-          <w:rFonts w:ascii="Times New Roman" w:hAnsi="Times New Roman" w:cs="Times New Roman"/>
-          <w:sz w:val="24"/>
-          <w:szCs w:val="24"/>
-        </w:rPr>
-        <w:t xml:space="preserve"> </w:t>
-      </w:r>
-      <w:r>
-        <w:rPr>
-          <w:rFonts w:ascii="Times New Roman" w:hAnsi="Times New Roman" w:cs="Times New Roman"/>
-          <w:sz w:val="24"/>
-          <w:szCs w:val="24"/>
-        </w:rPr>
-        <w:t xml:space="preserve">(Поклажедатель),  </w:t>
-      </w:r>
-    </w:p>
-    <w:p>
-      <w:pPr>
-        <w:rPr>
-          <w:rFonts w:ascii="Times New Roman" w:hAnsi="Times New Roman" w:cs="Times New Roman"/>
-          <w:sz w:val="24"/>
-          <w:szCs w:val="24"/>
-        </w:rPr>
-      </w:pPr>
-    </w:p>
-    <w:p>
-      <w:pPr>
-        <w:rPr>
-          <w:rFonts w:ascii="Times New Roman" w:hAnsi="Times New Roman" w:cs="Times New Roman"/>
-          <w:sz w:val="24"/>
-          <w:szCs w:val="24"/>
-        </w:rPr>
-      </w:pPr>
-      <w:r>
-        <w:rPr>
-          <w:rFonts w:ascii="Times New Roman" w:hAnsi="Times New Roman" w:cs="Times New Roman"/>
-          <w:sz w:val="24"/>
-          <w:szCs w:val="24"/>
-        </w:rPr>
-        <w:t>2.⁠ ⁠____________________</w:t>
-      </w:r>
-      <w:r>
-        <w:rPr>
-          <w:rFonts w:ascii="Times New Roman" w:hAnsi="Times New Roman" w:cs="Times New Roman"/>
-          <w:sz w:val="24"/>
-          <w:szCs w:val="24"/>
-        </w:rPr>
-        <w:t>__</w:t>
-      </w:r>
-      <w:r>
-        <w:rPr>
-          <w:rFonts w:ascii="Times New Roman" w:hAnsi="Times New Roman" w:cs="Times New Roman"/>
-          <w:sz w:val="24"/>
-          <w:szCs w:val="24"/>
-        </w:rPr>
-        <w:t>, представитель _________________________ (Хранитель),</w:t>
-      </w:r>
-    </w:p>
-    <w:p>
-      <w:pPr>
-        <w:rPr>
-          <w:rFonts w:ascii="Times New Roman" w:hAnsi="Times New Roman" w:cs="Times New Roman"/>
-          <w:sz w:val="24"/>
-          <w:szCs w:val="24"/>
-        </w:rPr>
-      </w:pPr>
-    </w:p>
-    <w:p>
-      <w:pPr>
-        <w:rPr>
-          <w:rFonts w:ascii="Times New Roman" w:hAnsi="Times New Roman" w:cs="Times New Roman"/>
-          <w:sz w:val="24"/>
-          <w:szCs w:val="24"/>
-        </w:rPr>
-      </w:pPr>
-      <w:r>
-        <w:rPr>
-          <w:rFonts w:ascii="Times New Roman" w:hAnsi="Times New Roman" w:cs="Times New Roman"/>
-          <w:sz w:val="24"/>
-          <w:szCs w:val="24"/>
-        </w:rPr>
-        <w:t xml:space="preserve">составили настоящий акт о том, что в соответствии с договором хранения № </w:t>
-      </w:r>
-      <w:r>
-        <w:rPr>
-          <w:rFonts w:ascii="Times New Roman" w:hAnsi="Times New Roman" w:cs="Times New Roman"/>
-          <w:sz w:val="24"/>
-          <w:szCs w:val="24"/>
-        </w:rPr>
-        <w:t>__</w:t>
-      </w:r>
-      <w:r>
-        <w:rPr>
-          <w:rFonts w:ascii="Times New Roman" w:hAnsi="Times New Roman" w:cs="Times New Roman"/>
-          <w:sz w:val="24"/>
-          <w:szCs w:val="24"/>
-        </w:rPr>
-        <w:t>_ от «</w:t>
-      </w:r>
-      <w:r>
-        <w:rPr>
-          <w:rFonts w:ascii="Times New Roman" w:hAnsi="Times New Roman" w:cs="Times New Roman"/>
-          <w:sz w:val="24"/>
-          <w:szCs w:val="24"/>
-        </w:rPr>
-        <w:t>___</w:t>
-      </w:r>
-      <w:r>
-        <w:rPr>
-          <w:rFonts w:ascii="Times New Roman" w:hAnsi="Times New Roman" w:cs="Times New Roman"/>
-          <w:sz w:val="24"/>
-          <w:szCs w:val="24"/>
-        </w:rPr>
-        <w:t>» _____</w:t>
-      </w:r>
-      <w:r>
-        <w:rPr>
-          <w:rFonts w:ascii="Times New Roman" w:hAnsi="Times New Roman" w:cs="Times New Roman"/>
-          <w:sz w:val="24"/>
-          <w:szCs w:val="24"/>
-        </w:rPr>
-        <w:t>______</w:t>
-      </w:r>
-      <w:r>
-        <w:rPr>
-          <w:rFonts w:ascii="Times New Roman" w:hAnsi="Times New Roman" w:cs="Times New Roman"/>
-          <w:sz w:val="24"/>
-          <w:szCs w:val="24"/>
-        </w:rPr>
-        <w:t>_ 20</w:t>
-      </w:r>
-      <w:r>
-        <w:rPr>
-          <w:rFonts w:ascii="Times New Roman" w:hAnsi="Times New Roman" w:cs="Times New Roman"/>
-          <w:sz w:val="24"/>
-          <w:szCs w:val="24"/>
-        </w:rPr>
-        <w:t>___</w:t>
-      </w:r>
-      <w:r>
-        <w:rPr>
-          <w:rFonts w:ascii="Times New Roman" w:hAnsi="Times New Roman" w:cs="Times New Roman"/>
-          <w:sz w:val="24"/>
-          <w:szCs w:val="24"/>
-        </w:rPr>
-        <w:t>г., Хранитель возвратил, а Поклажедатель принял следующие товарно-материальные ценности:</w:t>
+        <w:t xml:space="preserve">1.⁠ ⁠______________________, представитель _____________________ (Поклажедатель),  </w:t>
+      </w:r>
+    </w:p>
+    <w:p>
+      <w:pPr>
+        <w:rPr>
+          <w:rFonts w:ascii="Times New Roman" w:hAnsi="Times New Roman" w:cs="Times New Roman"/>
+          <w:sz w:val="24"/>
+          <w:szCs w:val="24"/>
+        </w:rPr>
+      </w:pPr>
+    </w:p>
+    <w:p>
+      <w:pPr>
+        <w:rPr>
+          <w:rFonts w:ascii="Times New Roman" w:hAnsi="Times New Roman" w:cs="Times New Roman"/>
+          <w:sz w:val="24"/>
+          <w:szCs w:val="24"/>
+        </w:rPr>
+      </w:pPr>
+      <w:r>
+        <w:rPr>
+          <w:rFonts w:ascii="Times New Roman" w:hAnsi="Times New Roman" w:cs="Times New Roman"/>
+          <w:sz w:val="24"/>
+          <w:szCs w:val="24"/>
+        </w:rPr>
+        <w:t>2.⁠ ⁠______________________, представитель _________________________ (Хранитель),</w:t>
+      </w:r>
+    </w:p>
+    <w:p>
+      <w:pPr>
+        <w:rPr>
+          <w:rFonts w:ascii="Times New Roman" w:hAnsi="Times New Roman" w:cs="Times New Roman"/>
+          <w:sz w:val="24"/>
+          <w:szCs w:val="24"/>
+        </w:rPr>
+      </w:pPr>
+    </w:p>
+    <w:p>
+      <w:pPr>
+        <w:rPr>
+          <w:rFonts w:ascii="Times New Roman" w:hAnsi="Times New Roman" w:cs="Times New Roman"/>
+          <w:sz w:val="24"/>
+          <w:szCs w:val="24"/>
+        </w:rPr>
+      </w:pPr>
+      <w:r>
+        <w:rPr>
+          <w:rFonts w:ascii="Times New Roman" w:hAnsi="Times New Roman" w:cs="Times New Roman"/>
+          <w:sz w:val="24"/>
+          <w:szCs w:val="24"/>
+        </w:rPr>
+        <w:t>составили настоящий акт о том, что в соответствии с договором хранения № ___ от «___» ____________ 20___г., Хранитель возвратил, а Поклажедатель принял следующие товарно-материальные ценности:</w:t>
       </w:r>
     </w:p>
     <w:p>
@@ -6355,83 +5651,51 @@
           <w:sz w:val="24"/>
           <w:szCs w:val="24"/>
         </w:rPr>
-        <w:t xml:space="preserve">Поклажедатель:  </w:t>
-      </w:r>
-      <w:r>
-        <w:rPr>
-          <w:rFonts w:ascii="Times New Roman" w:hAnsi="Times New Roman" w:cs="Times New Roman"/>
-          <w:sz w:val="24"/>
-          <w:szCs w:val="24"/>
-        </w:rPr>
-        <w:t xml:space="preserve">                                                           </w:t>
-      </w:r>
-      <w:r>
-        <w:rPr>
-          <w:rFonts w:ascii="Times New Roman" w:hAnsi="Times New Roman" w:cs="Times New Roman"/>
-          <w:sz w:val="24"/>
-          <w:szCs w:val="24"/>
-        </w:rPr>
-        <w:t xml:space="preserve">Хранитель:  </w:t>
-      </w:r>
-    </w:p>
-    <w:p>
-      <w:pPr>
-        <w:rPr>
-          <w:rFonts w:ascii="Times New Roman" w:hAnsi="Times New Roman" w:cs="Times New Roman"/>
-          <w:sz w:val="24"/>
-          <w:szCs w:val="24"/>
-        </w:rPr>
-      </w:pPr>
-    </w:p>
-    <w:p>
-      <w:pPr>
-        <w:rPr>
-          <w:rFonts w:ascii="Times New Roman" w:hAnsi="Times New Roman" w:cs="Times New Roman"/>
-          <w:sz w:val="24"/>
-          <w:szCs w:val="24"/>
-        </w:rPr>
-      </w:pPr>
-    </w:p>
-    <w:p>
-      <w:pPr>
-        <w:rPr>
-          <w:rFonts w:ascii="Times New Roman" w:hAnsi="Times New Roman" w:cs="Times New Roman"/>
-          <w:sz w:val="24"/>
-          <w:szCs w:val="24"/>
-        </w:rPr>
-      </w:pPr>
-    </w:p>
-    <w:p>
-      <w:pPr>
-        <w:rPr>
-          <w:rFonts w:ascii="Times New Roman" w:hAnsi="Times New Roman" w:cs="Times New Roman"/>
-          <w:sz w:val="24"/>
-          <w:szCs w:val="24"/>
-        </w:rPr>
-      </w:pPr>
-      <w:r>
-        <w:rPr>
-          <w:rFonts w:ascii="Times New Roman" w:hAnsi="Times New Roman" w:cs="Times New Roman"/>
-          <w:sz w:val="24"/>
-          <w:szCs w:val="24"/>
-        </w:rPr>
-        <w:t xml:space="preserve">___________________ /ФИО/  </w:t>
-      </w:r>
-      <w:r>
-        <w:rPr>
-          <w:rFonts w:ascii="Times New Roman" w:hAnsi="Times New Roman" w:cs="Times New Roman"/>
-          <w:sz w:val="24"/>
-          <w:szCs w:val="24"/>
-        </w:rPr>
-        <w:t xml:space="preserve">                                    </w:t>
-      </w:r>
-      <w:r>
-        <w:rPr>
-          <w:rFonts w:ascii="Times New Roman" w:hAnsi="Times New Roman" w:cs="Times New Roman"/>
-          <w:sz w:val="24"/>
-          <w:szCs w:val="24"/>
-        </w:rPr>
-        <w:t xml:space="preserve">___________________ /ФИО/  </w:t>
+        <w:t xml:space="preserve">Поклажедатель:                                                             Хранитель:  </w:t>
+      </w:r>
+    </w:p>
+    <w:p>
+      <w:pPr>
+        <w:rPr>
+          <w:rFonts w:ascii="Times New Roman" w:hAnsi="Times New Roman" w:cs="Times New Roman"/>
+          <w:sz w:val="24"/>
+          <w:szCs w:val="24"/>
+        </w:rPr>
+      </w:pPr>
+    </w:p>
+    <w:p>
+      <w:pPr>
+        <w:rPr>
+          <w:rFonts w:ascii="Times New Roman" w:hAnsi="Times New Roman" w:cs="Times New Roman"/>
+          <w:sz w:val="24"/>
+          <w:szCs w:val="24"/>
+        </w:rPr>
+      </w:pPr>
+    </w:p>
+    <w:p>
+      <w:pPr>
+        <w:rPr>
+          <w:rFonts w:ascii="Times New Roman" w:hAnsi="Times New Roman" w:cs="Times New Roman"/>
+          <w:sz w:val="24"/>
+          <w:szCs w:val="24"/>
+        </w:rPr>
+      </w:pPr>
+    </w:p>
+    <w:p>
+      <w:pPr>
+        <w:rPr>
+          <w:rFonts w:ascii="Times New Roman" w:hAnsi="Times New Roman" w:cs="Times New Roman"/>
+          <w:sz w:val="24"/>
+          <w:szCs w:val="24"/>
+        </w:rPr>
+      </w:pPr>
+      <w:r>
+        <w:rPr>
+          <w:rFonts w:ascii="Times New Roman" w:hAnsi="Times New Roman" w:cs="Times New Roman"/>
+          <w:sz w:val="24"/>
+          <w:szCs w:val="24"/>
+        </w:rPr>
+        <w:t xml:space="preserve">___________________ /ФИО/                                      ___________________ /ФИО/  </w:t>
       </w:r>
     </w:p>
     <w:p>
@@ -6458,15 +5722,7 @@
           <w:sz w:val="24"/>
           <w:szCs w:val="24"/>
         </w:rPr>
-        <w:t>М.П.</w:t>
-      </w:r>
-      <w:r>
-        <w:rPr>
-          <w:rFonts w:ascii="Times New Roman" w:hAnsi="Times New Roman" w:cs="Times New Roman"/>
-          <w:sz w:val="24"/>
-          <w:szCs w:val="24"/>
-        </w:rPr>
-        <w:t xml:space="preserve">                                                                               </w:t>
+        <w:t xml:space="preserve">М.П.                                                                               </w:t>
       </w:r>
       <w:r>
         <w:rPr>
